--- a/Notes/NotesOnPhilosophy.docx
+++ b/Notes/NotesOnPhilosophy.docx
@@ -1023,11 +1023,17 @@
       </w:r>
       <w:r>
         <w:rPr/>
-        <w:t>; De Interpretation; Prior Analytics; Posterior Analytics; Topics; Sophistical Refutations</w:t>
-      </w:r>
-      <w:r>
-        <w:rPr/>
-        <w:t>; Physics; Metaphysics</w:t>
+        <w:t xml:space="preserve">; </w:t>
+      </w:r>
+      <w:r>
+        <w:rPr>
+          <w:strike/>
+        </w:rPr>
+        <w:t>De Interpretation</w:t>
+      </w:r>
+      <w:r>
+        <w:rPr/>
+        <w:t>; Prior Analytics; Posterior Analytics; Topics; Sophistical Refutations; Physics; Metaphysics</w:t>
       </w:r>
     </w:p>
     <w:p>
@@ -1154,14 +1160,33 @@
         <w:pStyle w:val="Normal"/>
         <w:rPr>
           <w:highlight w:val="none"/>
-          <w:shd w:fill="729FCF" w:val="clear"/>
-        </w:rPr>
-      </w:pPr>
-      <w:r>
-        <w:rPr>
-          <w:shd w:fill="729FCF" w:val="clear"/>
-        </w:rPr>
-        <w:t>*Descartes (1596 - 1650)</w:t>
+          <w:shd w:fill="auto" w:val="clear"/>
+        </w:rPr>
+      </w:pPr>
+      <w:r>
+        <w:rPr>
+          <w:shd w:fill="auto" w:val="clear"/>
+        </w:rPr>
+        <w:t>Descartes (1596 - 1650)</w:t>
+      </w:r>
+    </w:p>
+    <w:p>
+      <w:pPr>
+        <w:pStyle w:val="Normal"/>
+        <w:numPr>
+          <w:ilvl w:val="0"/>
+          <w:numId w:val="57"/>
+        </w:numPr>
+        <w:rPr>
+          <w:highlight w:val="none"/>
+          <w:shd w:fill="auto" w:val="clear"/>
+        </w:rPr>
+      </w:pPr>
+      <w:r>
+        <w:rPr>
+          <w:shd w:fill="auto" w:val="clear"/>
+        </w:rPr>
+        <w:t>Meditations on First Philosophy</w:t>
       </w:r>
     </w:p>
     <w:p>
@@ -1176,7 +1201,7 @@
         <w:rPr>
           <w:shd w:fill="729FCF" w:val="clear"/>
         </w:rPr>
-        <w:t>*Hobbes (1588 - 1679)</w:t>
+        <w:t xml:space="preserve">*Hobbes (1588 - 1679) </w:t>
       </w:r>
     </w:p>
     <w:p>
@@ -1191,7 +1216,7 @@
         <w:rPr>
           <w:shd w:fill="729FCF" w:val="clear"/>
         </w:rPr>
-        <w:t>*Spinoza (1632 - 1677)</w:t>
+        <w:t>*Spinoza (1632 - 1677) - Ethics</w:t>
       </w:r>
     </w:p>
     <w:p>
@@ -1231,6 +1256,25 @@
     <w:p>
       <w:pPr>
         <w:pStyle w:val="Normal"/>
+        <w:numPr>
+          <w:ilvl w:val="0"/>
+          <w:numId w:val="59"/>
+        </w:numPr>
+        <w:rPr>
+          <w:highlight w:val="none"/>
+          <w:shd w:fill="auto" w:val="clear"/>
+        </w:rPr>
+      </w:pPr>
+      <w:r>
+        <w:rPr>
+          <w:shd w:fill="auto" w:val="clear"/>
+        </w:rPr>
+        <w:t>Discourse on Metaphysics</w:t>
+      </w:r>
+    </w:p>
+    <w:p>
+      <w:pPr>
+        <w:pStyle w:val="Normal"/>
         <w:rPr>
           <w:highlight w:val="none"/>
           <w:shd w:fill="729FCF" w:val="clear"/>
@@ -1246,6 +1290,25 @@
     <w:p>
       <w:pPr>
         <w:pStyle w:val="Normal"/>
+        <w:numPr>
+          <w:ilvl w:val="0"/>
+          <w:numId w:val="58"/>
+        </w:numPr>
+        <w:rPr>
+          <w:highlight w:val="none"/>
+          <w:shd w:fill="auto" w:val="clear"/>
+        </w:rPr>
+      </w:pPr>
+      <w:r>
+        <w:rPr>
+          <w:shd w:fill="auto" w:val="clear"/>
+        </w:rPr>
+        <w:t>Enquiry Concerning Human Understanding</w:t>
+      </w:r>
+    </w:p>
+    <w:p>
+      <w:pPr>
+        <w:pStyle w:val="Normal"/>
         <w:rPr>
           <w:highlight w:val="none"/>
           <w:shd w:fill="729FCF" w:val="clear"/>
@@ -1351,6 +1414,22 @@
           <w:ilvl w:val="0"/>
           <w:numId w:val="47"/>
         </w:numPr>
+        <w:rPr/>
+      </w:pPr>
+      <w:r>
+        <w:rPr>
+          <w:shd w:fill="729FCF" w:val="clear"/>
+        </w:rPr>
+        <w:t>https://plato.stanford.edu/entries/substance/</w:t>
+      </w:r>
+    </w:p>
+    <w:p>
+      <w:pPr>
+        <w:pStyle w:val="Normal"/>
+        <w:numPr>
+          <w:ilvl w:val="0"/>
+          <w:numId w:val="47"/>
+        </w:numPr>
         <w:rPr>
           <w:highlight w:val="none"/>
           <w:shd w:fill="729FCF" w:val="clear"/>
@@ -1360,7 +1439,7 @@
         <w:rPr>
           <w:shd w:fill="729FCF" w:val="clear"/>
         </w:rPr>
-        <w:t>https://plato.stanford.edu/entries/substance/</w:t>
+        <w:t>https://plato.stanford.edu/entries/logic-ancient/</w:t>
       </w:r>
     </w:p>
     <w:p>
@@ -1371,15 +1450,34 @@
           <w:numId w:val="47"/>
         </w:numPr>
         <w:rPr>
-          <w:highlight w:val="none"/>
+          <w:strike/>
+        </w:rPr>
+      </w:pPr>
+      <w:r>
+        <w:rPr>
+          <w:strike/>
           <w:shd w:fill="729FCF" w:val="clear"/>
         </w:rPr>
-      </w:pPr>
-      <w:r>
-        <w:rPr>
+        <w:t>https://plato.stanford.edu/entries/aristotle-logic/</w:t>
+      </w:r>
+    </w:p>
+    <w:p>
+      <w:pPr>
+        <w:pStyle w:val="Normal"/>
+        <w:numPr>
+          <w:ilvl w:val="0"/>
+          <w:numId w:val="47"/>
+        </w:numPr>
+        <w:rPr>
+          <w:strike/>
+        </w:rPr>
+      </w:pPr>
+      <w:r>
+        <w:rPr>
+          <w:strike/>
           <w:shd w:fill="729FCF" w:val="clear"/>
         </w:rPr>
-        <w:t>https://plato.stanford.edu/entries/logic-ancient/</w:t>
+        <w:t>https://plato.stanford.edu/entries/aristotle-categories/</w:t>
       </w:r>
     </w:p>
     <w:p>
@@ -1390,31 +1488,12 @@
           <w:numId w:val="47"/>
         </w:numPr>
         <w:rPr>
-          <w:highlight w:val="none"/>
-          <w:shd w:fill="729FCF" w:val="clear"/>
-        </w:rPr>
-      </w:pPr>
-      <w:r>
-        <w:rPr>
-          <w:shd w:fill="729FCF" w:val="clear"/>
-        </w:rPr>
-        <w:t>https://plato.stanford.edu/entries/aristotle-categories/</w:t>
-      </w:r>
-    </w:p>
-    <w:p>
-      <w:pPr>
-        <w:pStyle w:val="Normal"/>
-        <w:numPr>
-          <w:ilvl w:val="0"/>
-          <w:numId w:val="47"/>
-        </w:numPr>
-        <w:rPr>
-          <w:highlight w:val="none"/>
-          <w:shd w:fill="729FCF" w:val="clear"/>
-        </w:rPr>
-      </w:pPr>
-      <w:r>
-        <w:rPr>
+          <w:strike/>
+        </w:rPr>
+      </w:pPr>
+      <w:r>
+        <w:rPr>
+          <w:strike/>
           <w:shd w:fill="729FCF" w:val="clear"/>
         </w:rPr>
         <w:t>https://plato.stanford.edu/entries/aristotle-metaphysics/</w:t>
@@ -12371,7 +12450,7 @@
     </w:r>
     <w:r>
       <w:rPr/>
-      <w:t>2</w:t>
+      <w:t>40</w:t>
     </w:r>
     <w:r>
       <w:rPr/>
@@ -12405,7 +12484,7 @@
     </w:r>
     <w:r>
       <w:rPr/>
-      <w:t>3</w:t>
+      <w:t>39</w:t>
     </w:r>
     <w:r>
       <w:rPr/>
@@ -20082,6 +20161,417 @@
     </w:lvl>
   </w:abstractNum>
   <w:abstractNum w:abstractNumId="57">
+    <w:lvl w:ilvl="0">
+      <w:start w:val="1"/>
+      <w:numFmt w:val="bullet"/>
+      <w:lvlText w:val=""/>
+      <w:lvlJc w:val="start"/>
+      <w:pPr>
+        <w:tabs>
+          <w:tab w:val="num" w:pos="720"/>
+        </w:tabs>
+        <w:ind w:start="720" w:hanging="360"/>
+      </w:pPr>
+      <w:rPr>
+        <w:rFonts w:ascii="Symbol" w:hAnsi="Symbol" w:cs="Symbol" w:hint="default"/>
+      </w:rPr>
+    </w:lvl>
+    <w:lvl w:ilvl="1">
+      <w:start w:val="1"/>
+      <w:numFmt w:val="bullet"/>
+      <w:lvlText w:val="◦"/>
+      <w:lvlJc w:val="start"/>
+      <w:pPr>
+        <w:tabs>
+          <w:tab w:val="num" w:pos="1080"/>
+        </w:tabs>
+        <w:ind w:start="1080" w:hanging="360"/>
+      </w:pPr>
+      <w:rPr>
+        <w:rFonts w:ascii="OpenSymbol" w:hAnsi="OpenSymbol" w:cs="OpenSymbol" w:hint="default"/>
+      </w:rPr>
+    </w:lvl>
+    <w:lvl w:ilvl="2">
+      <w:start w:val="1"/>
+      <w:numFmt w:val="bullet"/>
+      <w:lvlText w:val="▪"/>
+      <w:lvlJc w:val="start"/>
+      <w:pPr>
+        <w:tabs>
+          <w:tab w:val="num" w:pos="1440"/>
+        </w:tabs>
+        <w:ind w:start="1440" w:hanging="360"/>
+      </w:pPr>
+      <w:rPr>
+        <w:rFonts w:ascii="OpenSymbol" w:hAnsi="OpenSymbol" w:cs="OpenSymbol" w:hint="default"/>
+      </w:rPr>
+    </w:lvl>
+    <w:lvl w:ilvl="3">
+      <w:start w:val="1"/>
+      <w:numFmt w:val="bullet"/>
+      <w:lvlText w:val=""/>
+      <w:lvlJc w:val="start"/>
+      <w:pPr>
+        <w:tabs>
+          <w:tab w:val="num" w:pos="1800"/>
+        </w:tabs>
+        <w:ind w:start="1800" w:hanging="360"/>
+      </w:pPr>
+      <w:rPr>
+        <w:rFonts w:ascii="Symbol" w:hAnsi="Symbol" w:cs="Symbol" w:hint="default"/>
+      </w:rPr>
+    </w:lvl>
+    <w:lvl w:ilvl="4">
+      <w:start w:val="1"/>
+      <w:numFmt w:val="bullet"/>
+      <w:lvlText w:val="◦"/>
+      <w:lvlJc w:val="start"/>
+      <w:pPr>
+        <w:tabs>
+          <w:tab w:val="num" w:pos="2160"/>
+        </w:tabs>
+        <w:ind w:start="2160" w:hanging="360"/>
+      </w:pPr>
+      <w:rPr>
+        <w:rFonts w:ascii="OpenSymbol" w:hAnsi="OpenSymbol" w:cs="OpenSymbol" w:hint="default"/>
+      </w:rPr>
+    </w:lvl>
+    <w:lvl w:ilvl="5">
+      <w:start w:val="1"/>
+      <w:numFmt w:val="bullet"/>
+      <w:lvlText w:val="▪"/>
+      <w:lvlJc w:val="start"/>
+      <w:pPr>
+        <w:tabs>
+          <w:tab w:val="num" w:pos="2520"/>
+        </w:tabs>
+        <w:ind w:start="2520" w:hanging="360"/>
+      </w:pPr>
+      <w:rPr>
+        <w:rFonts w:ascii="OpenSymbol" w:hAnsi="OpenSymbol" w:cs="OpenSymbol" w:hint="default"/>
+      </w:rPr>
+    </w:lvl>
+    <w:lvl w:ilvl="6">
+      <w:start w:val="1"/>
+      <w:numFmt w:val="bullet"/>
+      <w:lvlText w:val=""/>
+      <w:lvlJc w:val="start"/>
+      <w:pPr>
+        <w:tabs>
+          <w:tab w:val="num" w:pos="2880"/>
+        </w:tabs>
+        <w:ind w:start="2880" w:hanging="360"/>
+      </w:pPr>
+      <w:rPr>
+        <w:rFonts w:ascii="Symbol" w:hAnsi="Symbol" w:cs="Symbol" w:hint="default"/>
+      </w:rPr>
+    </w:lvl>
+    <w:lvl w:ilvl="7">
+      <w:start w:val="1"/>
+      <w:numFmt w:val="bullet"/>
+      <w:lvlText w:val="◦"/>
+      <w:lvlJc w:val="start"/>
+      <w:pPr>
+        <w:tabs>
+          <w:tab w:val="num" w:pos="3240"/>
+        </w:tabs>
+        <w:ind w:start="3240" w:hanging="360"/>
+      </w:pPr>
+      <w:rPr>
+        <w:rFonts w:ascii="OpenSymbol" w:hAnsi="OpenSymbol" w:cs="OpenSymbol" w:hint="default"/>
+      </w:rPr>
+    </w:lvl>
+    <w:lvl w:ilvl="8">
+      <w:start w:val="1"/>
+      <w:numFmt w:val="bullet"/>
+      <w:lvlText w:val="▪"/>
+      <w:lvlJc w:val="start"/>
+      <w:pPr>
+        <w:tabs>
+          <w:tab w:val="num" w:pos="3600"/>
+        </w:tabs>
+        <w:ind w:start="3600" w:hanging="360"/>
+      </w:pPr>
+      <w:rPr>
+        <w:rFonts w:ascii="OpenSymbol" w:hAnsi="OpenSymbol" w:cs="OpenSymbol" w:hint="default"/>
+      </w:rPr>
+    </w:lvl>
+  </w:abstractNum>
+  <w:abstractNum w:abstractNumId="58">
+    <w:lvl w:ilvl="0">
+      <w:start w:val="1"/>
+      <w:numFmt w:val="bullet"/>
+      <w:lvlText w:val=""/>
+      <w:lvlJc w:val="start"/>
+      <w:pPr>
+        <w:tabs>
+          <w:tab w:val="num" w:pos="720"/>
+        </w:tabs>
+        <w:ind w:start="720" w:hanging="360"/>
+      </w:pPr>
+      <w:rPr>
+        <w:rFonts w:ascii="Symbol" w:hAnsi="Symbol" w:cs="Symbol" w:hint="default"/>
+      </w:rPr>
+    </w:lvl>
+    <w:lvl w:ilvl="1">
+      <w:start w:val="1"/>
+      <w:numFmt w:val="bullet"/>
+      <w:lvlText w:val="◦"/>
+      <w:lvlJc w:val="start"/>
+      <w:pPr>
+        <w:tabs>
+          <w:tab w:val="num" w:pos="1080"/>
+        </w:tabs>
+        <w:ind w:start="1080" w:hanging="360"/>
+      </w:pPr>
+      <w:rPr>
+        <w:rFonts w:ascii="OpenSymbol" w:hAnsi="OpenSymbol" w:cs="OpenSymbol" w:hint="default"/>
+      </w:rPr>
+    </w:lvl>
+    <w:lvl w:ilvl="2">
+      <w:start w:val="1"/>
+      <w:numFmt w:val="bullet"/>
+      <w:lvlText w:val="▪"/>
+      <w:lvlJc w:val="start"/>
+      <w:pPr>
+        <w:tabs>
+          <w:tab w:val="num" w:pos="1440"/>
+        </w:tabs>
+        <w:ind w:start="1440" w:hanging="360"/>
+      </w:pPr>
+      <w:rPr>
+        <w:rFonts w:ascii="OpenSymbol" w:hAnsi="OpenSymbol" w:cs="OpenSymbol" w:hint="default"/>
+      </w:rPr>
+    </w:lvl>
+    <w:lvl w:ilvl="3">
+      <w:start w:val="1"/>
+      <w:numFmt w:val="bullet"/>
+      <w:lvlText w:val=""/>
+      <w:lvlJc w:val="start"/>
+      <w:pPr>
+        <w:tabs>
+          <w:tab w:val="num" w:pos="1800"/>
+        </w:tabs>
+        <w:ind w:start="1800" w:hanging="360"/>
+      </w:pPr>
+      <w:rPr>
+        <w:rFonts w:ascii="Symbol" w:hAnsi="Symbol" w:cs="Symbol" w:hint="default"/>
+      </w:rPr>
+    </w:lvl>
+    <w:lvl w:ilvl="4">
+      <w:start w:val="1"/>
+      <w:numFmt w:val="bullet"/>
+      <w:lvlText w:val="◦"/>
+      <w:lvlJc w:val="start"/>
+      <w:pPr>
+        <w:tabs>
+          <w:tab w:val="num" w:pos="2160"/>
+        </w:tabs>
+        <w:ind w:start="2160" w:hanging="360"/>
+      </w:pPr>
+      <w:rPr>
+        <w:rFonts w:ascii="OpenSymbol" w:hAnsi="OpenSymbol" w:cs="OpenSymbol" w:hint="default"/>
+      </w:rPr>
+    </w:lvl>
+    <w:lvl w:ilvl="5">
+      <w:start w:val="1"/>
+      <w:numFmt w:val="bullet"/>
+      <w:lvlText w:val="▪"/>
+      <w:lvlJc w:val="start"/>
+      <w:pPr>
+        <w:tabs>
+          <w:tab w:val="num" w:pos="2520"/>
+        </w:tabs>
+        <w:ind w:start="2520" w:hanging="360"/>
+      </w:pPr>
+      <w:rPr>
+        <w:rFonts w:ascii="OpenSymbol" w:hAnsi="OpenSymbol" w:cs="OpenSymbol" w:hint="default"/>
+      </w:rPr>
+    </w:lvl>
+    <w:lvl w:ilvl="6">
+      <w:start w:val="1"/>
+      <w:numFmt w:val="bullet"/>
+      <w:lvlText w:val=""/>
+      <w:lvlJc w:val="start"/>
+      <w:pPr>
+        <w:tabs>
+          <w:tab w:val="num" w:pos="2880"/>
+        </w:tabs>
+        <w:ind w:start="2880" w:hanging="360"/>
+      </w:pPr>
+      <w:rPr>
+        <w:rFonts w:ascii="Symbol" w:hAnsi="Symbol" w:cs="Symbol" w:hint="default"/>
+      </w:rPr>
+    </w:lvl>
+    <w:lvl w:ilvl="7">
+      <w:start w:val="1"/>
+      <w:numFmt w:val="bullet"/>
+      <w:lvlText w:val="◦"/>
+      <w:lvlJc w:val="start"/>
+      <w:pPr>
+        <w:tabs>
+          <w:tab w:val="num" w:pos="3240"/>
+        </w:tabs>
+        <w:ind w:start="3240" w:hanging="360"/>
+      </w:pPr>
+      <w:rPr>
+        <w:rFonts w:ascii="OpenSymbol" w:hAnsi="OpenSymbol" w:cs="OpenSymbol" w:hint="default"/>
+      </w:rPr>
+    </w:lvl>
+    <w:lvl w:ilvl="8">
+      <w:start w:val="1"/>
+      <w:numFmt w:val="bullet"/>
+      <w:lvlText w:val="▪"/>
+      <w:lvlJc w:val="start"/>
+      <w:pPr>
+        <w:tabs>
+          <w:tab w:val="num" w:pos="3600"/>
+        </w:tabs>
+        <w:ind w:start="3600" w:hanging="360"/>
+      </w:pPr>
+      <w:rPr>
+        <w:rFonts w:ascii="OpenSymbol" w:hAnsi="OpenSymbol" w:cs="OpenSymbol" w:hint="default"/>
+      </w:rPr>
+    </w:lvl>
+  </w:abstractNum>
+  <w:abstractNum w:abstractNumId="59">
+    <w:lvl w:ilvl="0">
+      <w:start w:val="1"/>
+      <w:numFmt w:val="bullet"/>
+      <w:lvlText w:val=""/>
+      <w:lvlJc w:val="start"/>
+      <w:pPr>
+        <w:tabs>
+          <w:tab w:val="num" w:pos="720"/>
+        </w:tabs>
+        <w:ind w:start="720" w:hanging="360"/>
+      </w:pPr>
+      <w:rPr>
+        <w:rFonts w:ascii="Symbol" w:hAnsi="Symbol" w:cs="Symbol" w:hint="default"/>
+      </w:rPr>
+    </w:lvl>
+    <w:lvl w:ilvl="1">
+      <w:start w:val="1"/>
+      <w:numFmt w:val="bullet"/>
+      <w:lvlText w:val="◦"/>
+      <w:lvlJc w:val="start"/>
+      <w:pPr>
+        <w:tabs>
+          <w:tab w:val="num" w:pos="1080"/>
+        </w:tabs>
+        <w:ind w:start="1080" w:hanging="360"/>
+      </w:pPr>
+      <w:rPr>
+        <w:rFonts w:ascii="OpenSymbol" w:hAnsi="OpenSymbol" w:cs="OpenSymbol" w:hint="default"/>
+      </w:rPr>
+    </w:lvl>
+    <w:lvl w:ilvl="2">
+      <w:start w:val="1"/>
+      <w:numFmt w:val="bullet"/>
+      <w:lvlText w:val="▪"/>
+      <w:lvlJc w:val="start"/>
+      <w:pPr>
+        <w:tabs>
+          <w:tab w:val="num" w:pos="1440"/>
+        </w:tabs>
+        <w:ind w:start="1440" w:hanging="360"/>
+      </w:pPr>
+      <w:rPr>
+        <w:rFonts w:ascii="OpenSymbol" w:hAnsi="OpenSymbol" w:cs="OpenSymbol" w:hint="default"/>
+      </w:rPr>
+    </w:lvl>
+    <w:lvl w:ilvl="3">
+      <w:start w:val="1"/>
+      <w:numFmt w:val="bullet"/>
+      <w:lvlText w:val=""/>
+      <w:lvlJc w:val="start"/>
+      <w:pPr>
+        <w:tabs>
+          <w:tab w:val="num" w:pos="1800"/>
+        </w:tabs>
+        <w:ind w:start="1800" w:hanging="360"/>
+      </w:pPr>
+      <w:rPr>
+        <w:rFonts w:ascii="Symbol" w:hAnsi="Symbol" w:cs="Symbol" w:hint="default"/>
+      </w:rPr>
+    </w:lvl>
+    <w:lvl w:ilvl="4">
+      <w:start w:val="1"/>
+      <w:numFmt w:val="bullet"/>
+      <w:lvlText w:val="◦"/>
+      <w:lvlJc w:val="start"/>
+      <w:pPr>
+        <w:tabs>
+          <w:tab w:val="num" w:pos="2160"/>
+        </w:tabs>
+        <w:ind w:start="2160" w:hanging="360"/>
+      </w:pPr>
+      <w:rPr>
+        <w:rFonts w:ascii="OpenSymbol" w:hAnsi="OpenSymbol" w:cs="OpenSymbol" w:hint="default"/>
+      </w:rPr>
+    </w:lvl>
+    <w:lvl w:ilvl="5">
+      <w:start w:val="1"/>
+      <w:numFmt w:val="bullet"/>
+      <w:lvlText w:val="▪"/>
+      <w:lvlJc w:val="start"/>
+      <w:pPr>
+        <w:tabs>
+          <w:tab w:val="num" w:pos="2520"/>
+        </w:tabs>
+        <w:ind w:start="2520" w:hanging="360"/>
+      </w:pPr>
+      <w:rPr>
+        <w:rFonts w:ascii="OpenSymbol" w:hAnsi="OpenSymbol" w:cs="OpenSymbol" w:hint="default"/>
+      </w:rPr>
+    </w:lvl>
+    <w:lvl w:ilvl="6">
+      <w:start w:val="1"/>
+      <w:numFmt w:val="bullet"/>
+      <w:lvlText w:val=""/>
+      <w:lvlJc w:val="start"/>
+      <w:pPr>
+        <w:tabs>
+          <w:tab w:val="num" w:pos="2880"/>
+        </w:tabs>
+        <w:ind w:start="2880" w:hanging="360"/>
+      </w:pPr>
+      <w:rPr>
+        <w:rFonts w:ascii="Symbol" w:hAnsi="Symbol" w:cs="Symbol" w:hint="default"/>
+      </w:rPr>
+    </w:lvl>
+    <w:lvl w:ilvl="7">
+      <w:start w:val="1"/>
+      <w:numFmt w:val="bullet"/>
+      <w:lvlText w:val="◦"/>
+      <w:lvlJc w:val="start"/>
+      <w:pPr>
+        <w:tabs>
+          <w:tab w:val="num" w:pos="3240"/>
+        </w:tabs>
+        <w:ind w:start="3240" w:hanging="360"/>
+      </w:pPr>
+      <w:rPr>
+        <w:rFonts w:ascii="OpenSymbol" w:hAnsi="OpenSymbol" w:cs="OpenSymbol" w:hint="default"/>
+      </w:rPr>
+    </w:lvl>
+    <w:lvl w:ilvl="8">
+      <w:start w:val="1"/>
+      <w:numFmt w:val="bullet"/>
+      <w:lvlText w:val="▪"/>
+      <w:lvlJc w:val="start"/>
+      <w:pPr>
+        <w:tabs>
+          <w:tab w:val="num" w:pos="3600"/>
+        </w:tabs>
+        <w:ind w:start="3600" w:hanging="360"/>
+      </w:pPr>
+      <w:rPr>
+        <w:rFonts w:ascii="OpenSymbol" w:hAnsi="OpenSymbol" w:cs="OpenSymbol" w:hint="default"/>
+      </w:rPr>
+    </w:lvl>
+  </w:abstractNum>
+  <w:abstractNum w:abstractNumId="60">
     <w:lvl w:ilvl="0">
       <w:start w:val="1"/>
       <w:numFmt w:val="none"/>
@@ -20370,6 +20860,15 @@
   </w:num>
   <w:num w:numId="57">
     <w:abstractNumId w:val="57"/>
+  </w:num>
+  <w:num w:numId="58">
+    <w:abstractNumId w:val="58"/>
+  </w:num>
+  <w:num w:numId="59">
+    <w:abstractNumId w:val="59"/>
+  </w:num>
+  <w:num w:numId="60">
+    <w:abstractNumId w:val="60"/>
   </w:num>
 </w:numbering>
 </file>

--- a/Notes/NotesOnPhilosophy.docx
+++ b/Notes/NotesOnPhilosophy.docx
@@ -12411,6 +12411,166 @@
       <w:r>
         <w:rPr/>
       </w:r>
+      <w:r>
+        <w:br w:type="page"/>
+      </w:r>
+    </w:p>
+    <w:p>
+      <w:pPr>
+        <w:pStyle w:val="Heading1"/>
+        <w:numPr>
+          <w:ilvl w:val="0"/>
+          <w:numId w:val="1"/>
+        </w:numPr>
+        <w:ind w:hanging="0" w:start="0"/>
+        <w:rPr/>
+      </w:pPr>
+      <w:r>
+        <w:rPr/>
+        <w:t>Raymond Williams, Marxism and Literature</w:t>
+      </w:r>
+    </w:p>
+    <w:p>
+      <w:pPr>
+        <w:pStyle w:val="Heading2"/>
+        <w:numPr>
+          <w:ilvl w:val="1"/>
+          <w:numId w:val="1"/>
+        </w:numPr>
+        <w:ind w:hanging="0" w:start="0"/>
+        <w:rPr/>
+      </w:pPr>
+      <w:r>
+        <w:rPr/>
+        <w:t>Base and Superstructure</w:t>
+      </w:r>
+    </w:p>
+    <w:p>
+      <w:pPr>
+        <w:pStyle w:val="BodyText"/>
+        <w:rPr>
+          <w:i/>
+          <w:i/>
+          <w:iCs/>
+        </w:rPr>
+      </w:pPr>
+      <w:r>
+        <w:rPr>
+          <w:i/>
+          <w:iCs/>
+        </w:rPr>
+        <w:t xml:space="preserve">Williams is writing against the tendency to reduce base and superstructure to categories, </w:t>
+      </w:r>
+      <w:r>
+        <w:rPr>
+          <w:i/>
+          <w:iCs/>
+        </w:rPr>
+        <w:t xml:space="preserve">or more </w:t>
+      </w:r>
+      <w:r>
+        <w:rPr>
+          <w:i/>
+          <w:iCs/>
+        </w:rPr>
+        <w:t>specifically to distinct elements. The reduction happened in the 'transition from Marx to Marxism'</w:t>
+      </w:r>
+    </w:p>
+    <w:p>
+      <w:pPr>
+        <w:pStyle w:val="Normal"/>
+        <w:numPr>
+          <w:ilvl w:val="0"/>
+          <w:numId w:val="60"/>
+        </w:numPr>
+        <w:rPr/>
+      </w:pPr>
+      <w:r>
+        <w:rPr/>
+        <w:t>Engels' letter to Bloch, 1890: "According to the materialist conception of history, the ultimately determining element in history is the production and reproduction of real life."</w:t>
+      </w:r>
+    </w:p>
+    <w:p>
+      <w:pPr>
+        <w:pStyle w:val="Normal"/>
+        <w:numPr>
+          <w:ilvl w:val="0"/>
+          <w:numId w:val="60"/>
+        </w:numPr>
+        <w:rPr/>
+      </w:pPr>
+      <w:r>
+        <w:rPr/>
+        <w:t>(80) "What is fundamentally lacking, in the theoretical formulations of this important period, is any adequate recognition of the indissoluble connections between material production, political and cultural institutions and activity, and consciousness."</w:t>
+      </w:r>
+    </w:p>
+    <w:p>
+      <w:pPr>
+        <w:pStyle w:val="Normal"/>
+        <w:numPr>
+          <w:ilvl w:val="0"/>
+          <w:numId w:val="60"/>
+        </w:numPr>
+        <w:rPr/>
+      </w:pPr>
+      <w:r>
+        <w:rPr/>
+        <w:t>(80) "But what is wrong with it is its description of these 'elements' as 'sequential', when they are in practice indisoluble: not in the sense that they cannot be distinguished for purposes of analysis, but in the decisive sense that they are not separate 'areas' or 'elements' but the whole, specific activities and products of real men."</w:t>
+      </w:r>
+    </w:p>
+    <w:p>
+      <w:pPr>
+        <w:pStyle w:val="Normal"/>
+        <w:numPr>
+          <w:ilvl w:val="0"/>
+          <w:numId w:val="60"/>
+        </w:numPr>
+        <w:rPr/>
+      </w:pPr>
+      <w:r>
+        <w:rPr/>
+        <w:t>(81) "Orthodox analysts began to think of 'the base' and the 'superstructure' as if they were separable concrete entities. In do so they lost sight of the very processes - not abstract relations but constitutive processes - which it should have been the special function of historical materialism to emphasize."</w:t>
+      </w:r>
+    </w:p>
+    <w:p>
+      <w:pPr>
+        <w:pStyle w:val="Normal"/>
+        <w:numPr>
+          <w:ilvl w:val="0"/>
+          <w:numId w:val="60"/>
+        </w:numPr>
+        <w:rPr/>
+      </w:pPr>
+      <w:r>
+        <w:rPr/>
+        <w:t>(81) From Marx, in theories of surplus value: "In order to study the connexion between intellectual and material production it is above all essential to conceive the latter in its determined historical form and not as a general category</w:t>
+      </w:r>
+      <w:r>
+        <w:rPr/>
+        <w:t>. For example, there corresponds to the capitalist mode of production a type of intellectual production quite different from that which corresponded to the medieval mode of production. Unless material production itself is understood in its specific historical form, it is impossible to grasp the characteristics of the intellectual production which corresponds to it or the reciprocal action between the two.</w:t>
+      </w:r>
+      <w:r>
+        <w:rPr/>
+        <w:t>"</w:t>
+      </w:r>
+    </w:p>
+    <w:p>
+      <w:pPr>
+        <w:pStyle w:val="Normal"/>
+        <w:rPr/>
+      </w:pPr>
+      <w:r>
+        <w:rPr/>
+      </w:r>
+    </w:p>
+    <w:p>
+      <w:pPr>
+        <w:pStyle w:val="Normal"/>
+        <w:rPr/>
+      </w:pPr>
+      <w:r>
+        <w:rPr/>
+      </w:r>
     </w:p>
     <w:sectPr>
       <w:headerReference w:type="even" r:id="rId2"/>
@@ -12450,7 +12610,7 @@
     </w:r>
     <w:r>
       <w:rPr/>
-      <w:t>40</w:t>
+      <w:t>38</w:t>
     </w:r>
     <w:r>
       <w:rPr/>
@@ -12484,7 +12644,7 @@
     </w:r>
     <w:r>
       <w:rPr/>
-      <w:t>39</w:t>
+      <w:t>1</w:t>
     </w:r>
     <w:r>
       <w:rPr/>
@@ -20572,6 +20732,143 @@
     </w:lvl>
   </w:abstractNum>
   <w:abstractNum w:abstractNumId="60">
+    <w:lvl w:ilvl="0">
+      <w:start w:val="1"/>
+      <w:numFmt w:val="bullet"/>
+      <w:lvlText w:val=""/>
+      <w:lvlJc w:val="start"/>
+      <w:pPr>
+        <w:tabs>
+          <w:tab w:val="num" w:pos="720"/>
+        </w:tabs>
+        <w:ind w:start="720" w:hanging="360"/>
+      </w:pPr>
+      <w:rPr>
+        <w:rFonts w:ascii="Symbol" w:hAnsi="Symbol" w:cs="Symbol" w:hint="default"/>
+      </w:rPr>
+    </w:lvl>
+    <w:lvl w:ilvl="1">
+      <w:start w:val="1"/>
+      <w:numFmt w:val="bullet"/>
+      <w:lvlText w:val="◦"/>
+      <w:lvlJc w:val="start"/>
+      <w:pPr>
+        <w:tabs>
+          <w:tab w:val="num" w:pos="1080"/>
+        </w:tabs>
+        <w:ind w:start="1080" w:hanging="360"/>
+      </w:pPr>
+      <w:rPr>
+        <w:rFonts w:ascii="OpenSymbol" w:hAnsi="OpenSymbol" w:cs="OpenSymbol" w:hint="default"/>
+      </w:rPr>
+    </w:lvl>
+    <w:lvl w:ilvl="2">
+      <w:start w:val="1"/>
+      <w:numFmt w:val="bullet"/>
+      <w:lvlText w:val="▪"/>
+      <w:lvlJc w:val="start"/>
+      <w:pPr>
+        <w:tabs>
+          <w:tab w:val="num" w:pos="1440"/>
+        </w:tabs>
+        <w:ind w:start="1440" w:hanging="360"/>
+      </w:pPr>
+      <w:rPr>
+        <w:rFonts w:ascii="OpenSymbol" w:hAnsi="OpenSymbol" w:cs="OpenSymbol" w:hint="default"/>
+      </w:rPr>
+    </w:lvl>
+    <w:lvl w:ilvl="3">
+      <w:start w:val="1"/>
+      <w:numFmt w:val="bullet"/>
+      <w:lvlText w:val=""/>
+      <w:lvlJc w:val="start"/>
+      <w:pPr>
+        <w:tabs>
+          <w:tab w:val="num" w:pos="1800"/>
+        </w:tabs>
+        <w:ind w:start="1800" w:hanging="360"/>
+      </w:pPr>
+      <w:rPr>
+        <w:rFonts w:ascii="Symbol" w:hAnsi="Symbol" w:cs="Symbol" w:hint="default"/>
+      </w:rPr>
+    </w:lvl>
+    <w:lvl w:ilvl="4">
+      <w:start w:val="1"/>
+      <w:numFmt w:val="bullet"/>
+      <w:lvlText w:val="◦"/>
+      <w:lvlJc w:val="start"/>
+      <w:pPr>
+        <w:tabs>
+          <w:tab w:val="num" w:pos="2160"/>
+        </w:tabs>
+        <w:ind w:start="2160" w:hanging="360"/>
+      </w:pPr>
+      <w:rPr>
+        <w:rFonts w:ascii="OpenSymbol" w:hAnsi="OpenSymbol" w:cs="OpenSymbol" w:hint="default"/>
+      </w:rPr>
+    </w:lvl>
+    <w:lvl w:ilvl="5">
+      <w:start w:val="1"/>
+      <w:numFmt w:val="bullet"/>
+      <w:lvlText w:val="▪"/>
+      <w:lvlJc w:val="start"/>
+      <w:pPr>
+        <w:tabs>
+          <w:tab w:val="num" w:pos="2520"/>
+        </w:tabs>
+        <w:ind w:start="2520" w:hanging="360"/>
+      </w:pPr>
+      <w:rPr>
+        <w:rFonts w:ascii="OpenSymbol" w:hAnsi="OpenSymbol" w:cs="OpenSymbol" w:hint="default"/>
+      </w:rPr>
+    </w:lvl>
+    <w:lvl w:ilvl="6">
+      <w:start w:val="1"/>
+      <w:numFmt w:val="bullet"/>
+      <w:lvlText w:val=""/>
+      <w:lvlJc w:val="start"/>
+      <w:pPr>
+        <w:tabs>
+          <w:tab w:val="num" w:pos="2880"/>
+        </w:tabs>
+        <w:ind w:start="2880" w:hanging="360"/>
+      </w:pPr>
+      <w:rPr>
+        <w:rFonts w:ascii="Symbol" w:hAnsi="Symbol" w:cs="Symbol" w:hint="default"/>
+      </w:rPr>
+    </w:lvl>
+    <w:lvl w:ilvl="7">
+      <w:start w:val="1"/>
+      <w:numFmt w:val="bullet"/>
+      <w:lvlText w:val="◦"/>
+      <w:lvlJc w:val="start"/>
+      <w:pPr>
+        <w:tabs>
+          <w:tab w:val="num" w:pos="3240"/>
+        </w:tabs>
+        <w:ind w:start="3240" w:hanging="360"/>
+      </w:pPr>
+      <w:rPr>
+        <w:rFonts w:ascii="OpenSymbol" w:hAnsi="OpenSymbol" w:cs="OpenSymbol" w:hint="default"/>
+      </w:rPr>
+    </w:lvl>
+    <w:lvl w:ilvl="8">
+      <w:start w:val="1"/>
+      <w:numFmt w:val="bullet"/>
+      <w:lvlText w:val="▪"/>
+      <w:lvlJc w:val="start"/>
+      <w:pPr>
+        <w:tabs>
+          <w:tab w:val="num" w:pos="3600"/>
+        </w:tabs>
+        <w:ind w:start="3600" w:hanging="360"/>
+      </w:pPr>
+      <w:rPr>
+        <w:rFonts w:ascii="OpenSymbol" w:hAnsi="OpenSymbol" w:cs="OpenSymbol" w:hint="default"/>
+      </w:rPr>
+    </w:lvl>
+  </w:abstractNum>
+  <w:abstractNum w:abstractNumId="61">
     <w:lvl w:ilvl="0">
       <w:start w:val="1"/>
       <w:numFmt w:val="none"/>
@@ -20869,6 +21166,9 @@
   </w:num>
   <w:num w:numId="60">
     <w:abstractNumId w:val="60"/>
+  </w:num>
+  <w:num w:numId="61">
+    <w:abstractNumId w:val="61"/>
   </w:num>
 </w:numbering>
 </file>

--- a/Notes/NotesOnPhilosophy.docx
+++ b/Notes/NotesOnPhilosophy.docx
@@ -12422,6 +12422,7 @@
           <w:ilvl w:val="0"/>
           <w:numId w:val="1"/>
         </w:numPr>
+        <w:spacing w:before="0" w:after="120"/>
         <w:ind w:hanging="0" w:start="0"/>
         <w:rPr/>
       </w:pPr>
@@ -12459,21 +12460,7 @@
           <w:i/>
           <w:iCs/>
         </w:rPr>
-        <w:t xml:space="preserve">Williams is writing against the tendency to reduce base and superstructure to categories, </w:t>
-      </w:r>
-      <w:r>
-        <w:rPr>
-          <w:i/>
-          <w:iCs/>
-        </w:rPr>
-        <w:t xml:space="preserve">or more </w:t>
-      </w:r>
-      <w:r>
-        <w:rPr>
-          <w:i/>
-          <w:iCs/>
-        </w:rPr>
-        <w:t>specifically to distinct elements. The reduction happened in the 'transition from Marx to Marxism'</w:t>
+        <w:t>Williams is writing against the tendency to reduce base and superstructure to categories, or more specifically to distinct elements. The reduction happened in the 'transition from Marx to Marxism'</w:t>
       </w:r>
     </w:p>
     <w:p>
@@ -12543,11 +12530,166 @@
       </w:pPr>
       <w:r>
         <w:rPr/>
-        <w:t>(81) From Marx, in theories of surplus value: "In order to study the connexion between intellectual and material production it is above all essential to conceive the latter in its determined historical form and not as a general category</w:t>
-      </w:r>
-      <w:r>
-        <w:rPr/>
-        <w:t>. For example, there corresponds to the capitalist mode of production a type of intellectual production quite different from that which corresponded to the medieval mode of production. Unless material production itself is understood in its specific historical form, it is impossible to grasp the characteristics of the intellectual production which corresponds to it or the reciprocal action between the two.</w:t>
+        <w:t>(81) From Marx, in theories of surplus value: "In order to study the connexion between intellectual and material production it is above all essential to conceive the latter in its determined historical form and not as a general category. For example, there corresponds to the capitalist mode of production a type of intellectual production quite different from that which corresponded to the medieval mode of production. Unless material production itself is understood in its specific historical form, it is impossible to grasp the characteristics of the intellectual production which corresponds to it or the reciprocal action between the two."</w:t>
+      </w:r>
+    </w:p>
+    <w:p>
+      <w:pPr>
+        <w:pStyle w:val="Normal"/>
+        <w:rPr/>
+      </w:pPr>
+      <w:r>
+        <w:rPr/>
+      </w:r>
+    </w:p>
+    <w:p>
+      <w:pPr>
+        <w:pStyle w:val="Normal"/>
+        <w:rPr/>
+      </w:pPr>
+      <w:r>
+        <w:rPr/>
+      </w:r>
+      <w:r>
+        <w:br w:type="page"/>
+      </w:r>
+    </w:p>
+    <w:p>
+      <w:pPr>
+        <w:pStyle w:val="Heading1"/>
+        <w:numPr>
+          <w:ilvl w:val="0"/>
+          <w:numId w:val="1"/>
+        </w:numPr>
+        <w:ind w:hanging="0" w:start="0"/>
+        <w:rPr/>
+      </w:pPr>
+      <w:r>
+        <w:rPr/>
+        <w:t>Alfred Sohn-Rethel, Intellectual and Manual Labour</w:t>
+      </w:r>
+    </w:p>
+    <w:p>
+      <w:pPr>
+        <w:pStyle w:val="Heading2"/>
+        <w:numPr>
+          <w:ilvl w:val="1"/>
+          <w:numId w:val="1"/>
+        </w:numPr>
+        <w:ind w:hanging="0" w:start="0"/>
+        <w:rPr/>
+      </w:pPr>
+      <w:r>
+        <w:rPr/>
+        <w:t>Preface</w:t>
+      </w:r>
+    </w:p>
+    <w:p>
+      <w:pPr>
+        <w:pStyle w:val="Normal"/>
+        <w:rPr/>
+      </w:pPr>
+      <w:r>
+        <w:rPr/>
+        <w:t>(xx) "Marx and Engels have clarified the general architecture of history consisting of productive forces and production relations which together form the material basis for consciousness as superstructure. But they have not left us a blueprint for the staircase that should lead from the base to the superstructure."</w:t>
+      </w:r>
+    </w:p>
+    <w:p>
+      <w:pPr>
+        <w:pStyle w:val="Normal"/>
+        <w:numPr>
+          <w:ilvl w:val="0"/>
+          <w:numId w:val="61"/>
+        </w:numPr>
+        <w:rPr/>
+      </w:pPr>
+      <w:r>
+        <w:rPr/>
+        <w:t>The foundation for this movement "can only be found in the formal analysis of the commodity itself."</w:t>
+      </w:r>
+    </w:p>
+    <w:p>
+      <w:pPr>
+        <w:pStyle w:val="Normal"/>
+        <w:numPr>
+          <w:ilvl w:val="0"/>
+          <w:numId w:val="61"/>
+        </w:numPr>
+        <w:rPr/>
+      </w:pPr>
+      <w:r>
+        <w:rPr/>
+        <w:t>ASR wants to move beyond Marx's insights: the analysis of the commodity form contains (xxi) "more and other things in it than Marx had succeeded in reaching"</w:t>
+      </w:r>
+    </w:p>
+    <w:p>
+      <w:pPr>
+        <w:pStyle w:val="Normal"/>
+        <w:numPr>
+          <w:ilvl w:val="0"/>
+          <w:numId w:val="61"/>
+        </w:numPr>
+        <w:rPr/>
+      </w:pPr>
+      <w:r>
+        <w:rPr/>
+        <w:t>In particular, (xxi) "in the innermost core of the commodity structure there was to be found the 'transcendental subject'."</w:t>
+      </w:r>
+    </w:p>
+    <w:p>
+      <w:pPr>
+        <w:pStyle w:val="Normal"/>
+        <w:numPr>
+          <w:ilvl w:val="1"/>
+          <w:numId w:val="61"/>
+        </w:numPr>
+        <w:rPr/>
+      </w:pPr>
+      <w:r>
+        <w:rPr/>
+        <w:t>what is this? some obscure thing from kant</w:t>
+      </w:r>
+    </w:p>
+    <w:p>
+      <w:pPr>
+        <w:pStyle w:val="Normal"/>
+        <w:rPr/>
+      </w:pPr>
+      <w:r>
+        <w:rPr/>
+        <w:t>In the preface ASR expresses that same sense of loss that Adorno and Horkheimer have in the prefaces to DoE</w:t>
+      </w:r>
+    </w:p>
+    <w:p>
+      <w:pPr>
+        <w:pStyle w:val="Normal"/>
+        <w:numPr>
+          <w:ilvl w:val="0"/>
+          <w:numId w:val="62"/>
+        </w:numPr>
+        <w:rPr/>
+      </w:pPr>
+      <w:r>
+        <w:rPr/>
+        <w:t>(xx) "[My investigation] began towards the end of the First World War and in its aftermath, at a time when the German proletarian revolution should have occurred and tragically failed."</w:t>
+      </w:r>
+    </w:p>
+    <w:p>
+      <w:pPr>
+        <w:pStyle w:val="Normal"/>
+        <w:numPr>
+          <w:ilvl w:val="0"/>
+          <w:numId w:val="62"/>
+        </w:numPr>
+        <w:rPr/>
+      </w:pPr>
+      <w:r>
+        <w:rPr/>
+        <w:t>(xx) "</w:t>
+      </w:r>
+      <w:r>
+        <w:rPr/>
+        <w:t>[T]he new developmennt of Marxist thought which these people [the Frankfurt School] represent evolved as the theoretical and ideological superstructure of the revolution that never happened.</w:t>
       </w:r>
       <w:r>
         <w:rPr/>
@@ -12557,10 +12699,30 @@
     <w:p>
       <w:pPr>
         <w:pStyle w:val="Normal"/>
-        <w:rPr/>
-      </w:pPr>
-      <w:r>
-        <w:rPr/>
+        <w:numPr>
+          <w:ilvl w:val="0"/>
+          <w:numId w:val="62"/>
+        </w:numPr>
+        <w:rPr/>
+      </w:pPr>
+      <w:r>
+        <w:rPr/>
+        <w:t>(xxi) "... But then everything went wrong. The Revolution moved forward and backward and finally ebbed away. Lenin's Russia receded further and further into the distance."</w:t>
+      </w:r>
+    </w:p>
+    <w:p>
+      <w:pPr>
+        <w:pStyle w:val="Heading2"/>
+        <w:numPr>
+          <w:ilvl w:val="1"/>
+          <w:numId w:val="1"/>
+        </w:numPr>
+        <w:ind w:hanging="0" w:start="0"/>
+        <w:rPr/>
+      </w:pPr>
+      <w:r>
+        <w:rPr/>
+        <w:t>Introduction</w:t>
       </w:r>
     </w:p>
     <w:p>
@@ -12610,7 +12772,7 @@
     </w:r>
     <w:r>
       <w:rPr/>
-      <w:t>38</w:t>
+      <w:t>42</w:t>
     </w:r>
     <w:r>
       <w:rPr/>
@@ -20869,6 +21031,280 @@
     </w:lvl>
   </w:abstractNum>
   <w:abstractNum w:abstractNumId="61">
+    <w:lvl w:ilvl="0">
+      <w:start w:val="1"/>
+      <w:numFmt w:val="bullet"/>
+      <w:lvlText w:val=""/>
+      <w:lvlJc w:val="start"/>
+      <w:pPr>
+        <w:tabs>
+          <w:tab w:val="num" w:pos="720"/>
+        </w:tabs>
+        <w:ind w:start="720" w:hanging="360"/>
+      </w:pPr>
+      <w:rPr>
+        <w:rFonts w:ascii="Symbol" w:hAnsi="Symbol" w:cs="Symbol" w:hint="default"/>
+      </w:rPr>
+    </w:lvl>
+    <w:lvl w:ilvl="1">
+      <w:start w:val="1"/>
+      <w:numFmt w:val="bullet"/>
+      <w:lvlText w:val="◦"/>
+      <w:lvlJc w:val="start"/>
+      <w:pPr>
+        <w:tabs>
+          <w:tab w:val="num" w:pos="1080"/>
+        </w:tabs>
+        <w:ind w:start="1080" w:hanging="360"/>
+      </w:pPr>
+      <w:rPr>
+        <w:rFonts w:ascii="OpenSymbol" w:hAnsi="OpenSymbol" w:cs="OpenSymbol" w:hint="default"/>
+      </w:rPr>
+    </w:lvl>
+    <w:lvl w:ilvl="2">
+      <w:start w:val="1"/>
+      <w:numFmt w:val="bullet"/>
+      <w:lvlText w:val="▪"/>
+      <w:lvlJc w:val="start"/>
+      <w:pPr>
+        <w:tabs>
+          <w:tab w:val="num" w:pos="1440"/>
+        </w:tabs>
+        <w:ind w:start="1440" w:hanging="360"/>
+      </w:pPr>
+      <w:rPr>
+        <w:rFonts w:ascii="OpenSymbol" w:hAnsi="OpenSymbol" w:cs="OpenSymbol" w:hint="default"/>
+      </w:rPr>
+    </w:lvl>
+    <w:lvl w:ilvl="3">
+      <w:start w:val="1"/>
+      <w:numFmt w:val="bullet"/>
+      <w:lvlText w:val=""/>
+      <w:lvlJc w:val="start"/>
+      <w:pPr>
+        <w:tabs>
+          <w:tab w:val="num" w:pos="1800"/>
+        </w:tabs>
+        <w:ind w:start="1800" w:hanging="360"/>
+      </w:pPr>
+      <w:rPr>
+        <w:rFonts w:ascii="Symbol" w:hAnsi="Symbol" w:cs="Symbol" w:hint="default"/>
+      </w:rPr>
+    </w:lvl>
+    <w:lvl w:ilvl="4">
+      <w:start w:val="1"/>
+      <w:numFmt w:val="bullet"/>
+      <w:lvlText w:val="◦"/>
+      <w:lvlJc w:val="start"/>
+      <w:pPr>
+        <w:tabs>
+          <w:tab w:val="num" w:pos="2160"/>
+        </w:tabs>
+        <w:ind w:start="2160" w:hanging="360"/>
+      </w:pPr>
+      <w:rPr>
+        <w:rFonts w:ascii="OpenSymbol" w:hAnsi="OpenSymbol" w:cs="OpenSymbol" w:hint="default"/>
+      </w:rPr>
+    </w:lvl>
+    <w:lvl w:ilvl="5">
+      <w:start w:val="1"/>
+      <w:numFmt w:val="bullet"/>
+      <w:lvlText w:val="▪"/>
+      <w:lvlJc w:val="start"/>
+      <w:pPr>
+        <w:tabs>
+          <w:tab w:val="num" w:pos="2520"/>
+        </w:tabs>
+        <w:ind w:start="2520" w:hanging="360"/>
+      </w:pPr>
+      <w:rPr>
+        <w:rFonts w:ascii="OpenSymbol" w:hAnsi="OpenSymbol" w:cs="OpenSymbol" w:hint="default"/>
+      </w:rPr>
+    </w:lvl>
+    <w:lvl w:ilvl="6">
+      <w:start w:val="1"/>
+      <w:numFmt w:val="bullet"/>
+      <w:lvlText w:val=""/>
+      <w:lvlJc w:val="start"/>
+      <w:pPr>
+        <w:tabs>
+          <w:tab w:val="num" w:pos="2880"/>
+        </w:tabs>
+        <w:ind w:start="2880" w:hanging="360"/>
+      </w:pPr>
+      <w:rPr>
+        <w:rFonts w:ascii="Symbol" w:hAnsi="Symbol" w:cs="Symbol" w:hint="default"/>
+      </w:rPr>
+    </w:lvl>
+    <w:lvl w:ilvl="7">
+      <w:start w:val="1"/>
+      <w:numFmt w:val="bullet"/>
+      <w:lvlText w:val="◦"/>
+      <w:lvlJc w:val="start"/>
+      <w:pPr>
+        <w:tabs>
+          <w:tab w:val="num" w:pos="3240"/>
+        </w:tabs>
+        <w:ind w:start="3240" w:hanging="360"/>
+      </w:pPr>
+      <w:rPr>
+        <w:rFonts w:ascii="OpenSymbol" w:hAnsi="OpenSymbol" w:cs="OpenSymbol" w:hint="default"/>
+      </w:rPr>
+    </w:lvl>
+    <w:lvl w:ilvl="8">
+      <w:start w:val="1"/>
+      <w:numFmt w:val="bullet"/>
+      <w:lvlText w:val="▪"/>
+      <w:lvlJc w:val="start"/>
+      <w:pPr>
+        <w:tabs>
+          <w:tab w:val="num" w:pos="3600"/>
+        </w:tabs>
+        <w:ind w:start="3600" w:hanging="360"/>
+      </w:pPr>
+      <w:rPr>
+        <w:rFonts w:ascii="OpenSymbol" w:hAnsi="OpenSymbol" w:cs="OpenSymbol" w:hint="default"/>
+      </w:rPr>
+    </w:lvl>
+  </w:abstractNum>
+  <w:abstractNum w:abstractNumId="62">
+    <w:lvl w:ilvl="0">
+      <w:start w:val="1"/>
+      <w:numFmt w:val="bullet"/>
+      <w:lvlText w:val=""/>
+      <w:lvlJc w:val="start"/>
+      <w:pPr>
+        <w:tabs>
+          <w:tab w:val="num" w:pos="720"/>
+        </w:tabs>
+        <w:ind w:start="720" w:hanging="360"/>
+      </w:pPr>
+      <w:rPr>
+        <w:rFonts w:ascii="Symbol" w:hAnsi="Symbol" w:cs="Symbol" w:hint="default"/>
+      </w:rPr>
+    </w:lvl>
+    <w:lvl w:ilvl="1">
+      <w:start w:val="1"/>
+      <w:numFmt w:val="bullet"/>
+      <w:lvlText w:val="◦"/>
+      <w:lvlJc w:val="start"/>
+      <w:pPr>
+        <w:tabs>
+          <w:tab w:val="num" w:pos="1080"/>
+        </w:tabs>
+        <w:ind w:start="1080" w:hanging="360"/>
+      </w:pPr>
+      <w:rPr>
+        <w:rFonts w:ascii="OpenSymbol" w:hAnsi="OpenSymbol" w:cs="OpenSymbol" w:hint="default"/>
+      </w:rPr>
+    </w:lvl>
+    <w:lvl w:ilvl="2">
+      <w:start w:val="1"/>
+      <w:numFmt w:val="bullet"/>
+      <w:lvlText w:val="▪"/>
+      <w:lvlJc w:val="start"/>
+      <w:pPr>
+        <w:tabs>
+          <w:tab w:val="num" w:pos="1440"/>
+        </w:tabs>
+        <w:ind w:start="1440" w:hanging="360"/>
+      </w:pPr>
+      <w:rPr>
+        <w:rFonts w:ascii="OpenSymbol" w:hAnsi="OpenSymbol" w:cs="OpenSymbol" w:hint="default"/>
+      </w:rPr>
+    </w:lvl>
+    <w:lvl w:ilvl="3">
+      <w:start w:val="1"/>
+      <w:numFmt w:val="bullet"/>
+      <w:lvlText w:val=""/>
+      <w:lvlJc w:val="start"/>
+      <w:pPr>
+        <w:tabs>
+          <w:tab w:val="num" w:pos="1800"/>
+        </w:tabs>
+        <w:ind w:start="1800" w:hanging="360"/>
+      </w:pPr>
+      <w:rPr>
+        <w:rFonts w:ascii="Symbol" w:hAnsi="Symbol" w:cs="Symbol" w:hint="default"/>
+      </w:rPr>
+    </w:lvl>
+    <w:lvl w:ilvl="4">
+      <w:start w:val="1"/>
+      <w:numFmt w:val="bullet"/>
+      <w:lvlText w:val="◦"/>
+      <w:lvlJc w:val="start"/>
+      <w:pPr>
+        <w:tabs>
+          <w:tab w:val="num" w:pos="2160"/>
+        </w:tabs>
+        <w:ind w:start="2160" w:hanging="360"/>
+      </w:pPr>
+      <w:rPr>
+        <w:rFonts w:ascii="OpenSymbol" w:hAnsi="OpenSymbol" w:cs="OpenSymbol" w:hint="default"/>
+      </w:rPr>
+    </w:lvl>
+    <w:lvl w:ilvl="5">
+      <w:start w:val="1"/>
+      <w:numFmt w:val="bullet"/>
+      <w:lvlText w:val="▪"/>
+      <w:lvlJc w:val="start"/>
+      <w:pPr>
+        <w:tabs>
+          <w:tab w:val="num" w:pos="2520"/>
+        </w:tabs>
+        <w:ind w:start="2520" w:hanging="360"/>
+      </w:pPr>
+      <w:rPr>
+        <w:rFonts w:ascii="OpenSymbol" w:hAnsi="OpenSymbol" w:cs="OpenSymbol" w:hint="default"/>
+      </w:rPr>
+    </w:lvl>
+    <w:lvl w:ilvl="6">
+      <w:start w:val="1"/>
+      <w:numFmt w:val="bullet"/>
+      <w:lvlText w:val=""/>
+      <w:lvlJc w:val="start"/>
+      <w:pPr>
+        <w:tabs>
+          <w:tab w:val="num" w:pos="2880"/>
+        </w:tabs>
+        <w:ind w:start="2880" w:hanging="360"/>
+      </w:pPr>
+      <w:rPr>
+        <w:rFonts w:ascii="Symbol" w:hAnsi="Symbol" w:cs="Symbol" w:hint="default"/>
+      </w:rPr>
+    </w:lvl>
+    <w:lvl w:ilvl="7">
+      <w:start w:val="1"/>
+      <w:numFmt w:val="bullet"/>
+      <w:lvlText w:val="◦"/>
+      <w:lvlJc w:val="start"/>
+      <w:pPr>
+        <w:tabs>
+          <w:tab w:val="num" w:pos="3240"/>
+        </w:tabs>
+        <w:ind w:start="3240" w:hanging="360"/>
+      </w:pPr>
+      <w:rPr>
+        <w:rFonts w:ascii="OpenSymbol" w:hAnsi="OpenSymbol" w:cs="OpenSymbol" w:hint="default"/>
+      </w:rPr>
+    </w:lvl>
+    <w:lvl w:ilvl="8">
+      <w:start w:val="1"/>
+      <w:numFmt w:val="bullet"/>
+      <w:lvlText w:val="▪"/>
+      <w:lvlJc w:val="start"/>
+      <w:pPr>
+        <w:tabs>
+          <w:tab w:val="num" w:pos="3600"/>
+        </w:tabs>
+        <w:ind w:start="3600" w:hanging="360"/>
+      </w:pPr>
+      <w:rPr>
+        <w:rFonts w:ascii="OpenSymbol" w:hAnsi="OpenSymbol" w:cs="OpenSymbol" w:hint="default"/>
+      </w:rPr>
+    </w:lvl>
+  </w:abstractNum>
+  <w:abstractNum w:abstractNumId="63">
     <w:lvl w:ilvl="0">
       <w:start w:val="1"/>
       <w:numFmt w:val="none"/>
@@ -21169,6 +21605,12 @@
   </w:num>
   <w:num w:numId="61">
     <w:abstractNumId w:val="61"/>
+  </w:num>
+  <w:num w:numId="62">
+    <w:abstractNumId w:val="62"/>
+  </w:num>
+  <w:num w:numId="63">
+    <w:abstractNumId w:val="63"/>
   </w:num>
 </w:numbering>
 </file>

--- a/Notes/NotesOnPhilosophy.docx
+++ b/Notes/NotesOnPhilosophy.docx
@@ -84,13 +84,8 @@
                 <w:rStyle w:val="IndexLink"/>
               </w:rPr>
               <w:t>Reading Plan</w:t>
-            </w:r>
-            <w:r>
-              <w:rPr>
-                <w:rStyle w:val="IndexLink"/>
-              </w:rPr>
               <w:tab/>
-              <w:t>2</w:t>
+              <w:t>3</w:t>
             </w:r>
           </w:hyperlink>
         </w:p>
@@ -110,7 +105,7 @@
               </w:rPr>
               <w:t>General Thoughts on Plato</w:t>
               <w:tab/>
-              <w:t>3</w:t>
+              <w:t>4</w:t>
             </w:r>
           </w:hyperlink>
         </w:p>
@@ -143,7 +138,7 @@
                 <w:rStyle w:val="IndexLink"/>
               </w:rPr>
               <w:tab/>
-              <w:t>4</w:t>
+              <w:t>5</w:t>
             </w:r>
           </w:hyperlink>
         </w:p>
@@ -163,7 +158,7 @@
               </w:rPr>
               <w:t>Introduction</w:t>
               <w:tab/>
-              <w:t>4</w:t>
+              <w:t>5</w:t>
             </w:r>
           </w:hyperlink>
         </w:p>
@@ -183,7 +178,7 @@
               </w:rPr>
               <w:t>Chapter 1: The False Socrates</w:t>
               <w:tab/>
-              <w:t>5</w:t>
+              <w:t>6</w:t>
             </w:r>
           </w:hyperlink>
         </w:p>
@@ -203,7 +198,7 @@
               </w:rPr>
               <w:t>Section 1.1: The Opening Address</w:t>
               <w:tab/>
-              <w:t>6</w:t>
+              <w:t>7</w:t>
             </w:r>
           </w:hyperlink>
         </w:p>
@@ -223,7 +218,7 @@
               </w:rPr>
               <w:t>Section 1.2: The Defense Against the Popular Caricature</w:t>
               <w:tab/>
-              <w:t>6</w:t>
+              <w:t>7</w:t>
             </w:r>
           </w:hyperlink>
         </w:p>
@@ -243,7 +238,7 @@
               </w:rPr>
               <w:t>Section 1.3: Socrates' Disclaimer of Science and Oratory</w:t>
               <w:tab/>
-              <w:t>6</w:t>
+              <w:t>7</w:t>
             </w:r>
           </w:hyperlink>
         </w:p>
@@ -263,7 +258,7 @@
               </w:rPr>
               <w:t>Section 1.5: Why Delphi Praised Socrates' Wisdom</w:t>
               <w:tab/>
-              <w:t>7</w:t>
+              <w:t>8</w:t>
             </w:r>
           </w:hyperlink>
         </w:p>
@@ -283,7 +278,7 @@
               </w:rPr>
               <w:t>Section 1.6: Human Wisdom</w:t>
               <w:tab/>
-              <w:t>7</w:t>
+              <w:t>8</w:t>
             </w:r>
           </w:hyperlink>
         </w:p>
@@ -303,7 +298,7 @@
               </w:rPr>
               <w:t>Section 1.7 Expert Knowledge</w:t>
               <w:tab/>
-              <w:t>7</w:t>
+              <w:t>8</w:t>
             </w:r>
           </w:hyperlink>
         </w:p>
@@ -323,7 +318,7 @@
               </w:rPr>
               <w:t>Section 1.8: Nonexpert Knowledge</w:t>
               <w:tab/>
-              <w:t>8</w:t>
+              <w:t>9</w:t>
             </w:r>
           </w:hyperlink>
         </w:p>
@@ -343,7 +338,7 @@
               </w:rPr>
               <w:t>Section 1.9: Socrates' Disclaimer of Knowledge</w:t>
               <w:tab/>
-              <w:t>9</w:t>
+              <w:t>10</w:t>
             </w:r>
           </w:hyperlink>
         </w:p>
@@ -363,7 +358,7 @@
               </w:rPr>
               <w:t>Section 1.10: Socrates' Ethical Religion</w:t>
               <w:tab/>
-              <w:t>10</w:t>
+              <w:t>11</w:t>
             </w:r>
           </w:hyperlink>
         </w:p>
@@ -396,7 +391,7 @@
                 <w:rStyle w:val="IndexLink"/>
               </w:rPr>
               <w:tab/>
-              <w:t>11</w:t>
+              <w:t>12</w:t>
             </w:r>
           </w:hyperlink>
         </w:p>
@@ -429,7 +424,7 @@
                 <w:rStyle w:val="IndexLink"/>
               </w:rPr>
               <w:tab/>
-              <w:t>13</w:t>
+              <w:t>14</w:t>
             </w:r>
           </w:hyperlink>
         </w:p>
@@ -449,7 +444,7 @@
               </w:rPr>
               <w:t>Book 1</w:t>
               <w:tab/>
-              <w:t>13</w:t>
+              <w:t>14</w:t>
             </w:r>
           </w:hyperlink>
         </w:p>
@@ -469,7 +464,7 @@
               </w:rPr>
               <w:t>Book 2</w:t>
               <w:tab/>
-              <w:t>14</w:t>
+              <w:t>15</w:t>
             </w:r>
           </w:hyperlink>
         </w:p>
@@ -489,7 +484,7 @@
               </w:rPr>
               <w:t>Book 3</w:t>
               <w:tab/>
-              <w:t>16</w:t>
+              <w:t>17</w:t>
             </w:r>
           </w:hyperlink>
         </w:p>
@@ -509,7 +504,7 @@
               </w:rPr>
               <w:t>Book 4</w:t>
               <w:tab/>
-              <w:t>17</w:t>
+              <w:t>18</w:t>
             </w:r>
           </w:hyperlink>
         </w:p>
@@ -529,7 +524,7 @@
               </w:rPr>
               <w:t>Book 5</w:t>
               <w:tab/>
-              <w:t>18</w:t>
+              <w:t>19</w:t>
             </w:r>
           </w:hyperlink>
         </w:p>
@@ -549,7 +544,7 @@
               </w:rPr>
               <w:t>Book 6</w:t>
               <w:tab/>
-              <w:t>19</w:t>
+              <w:t>20</w:t>
             </w:r>
           </w:hyperlink>
         </w:p>
@@ -569,7 +564,7 @@
               </w:rPr>
               <w:t>Book 7</w:t>
               <w:tab/>
-              <w:t>21</w:t>
+              <w:t>22</w:t>
             </w:r>
           </w:hyperlink>
         </w:p>
@@ -589,7 +584,7 @@
               </w:rPr>
               <w:t>Book 8</w:t>
               <w:tab/>
-              <w:t>23</w:t>
+              <w:t>24</w:t>
             </w:r>
           </w:hyperlink>
         </w:p>
@@ -609,7 +604,7 @@
               </w:rPr>
               <w:t>Book 9</w:t>
               <w:tab/>
-              <w:t>24</w:t>
+              <w:t>25</w:t>
             </w:r>
           </w:hyperlink>
         </w:p>
@@ -629,7 +624,7 @@
               </w:rPr>
               <w:t>Book 10</w:t>
               <w:tab/>
-              <w:t>25</w:t>
+              <w:t>26</w:t>
             </w:r>
           </w:hyperlink>
         </w:p>
@@ -662,7 +657,7 @@
                 <w:rStyle w:val="IndexLink"/>
               </w:rPr>
               <w:tab/>
-              <w:t>26</w:t>
+              <w:t>27</w:t>
             </w:r>
           </w:hyperlink>
         </w:p>
@@ -695,7 +690,7 @@
                 <w:rStyle w:val="IndexLink"/>
               </w:rPr>
               <w:tab/>
-              <w:t>28</w:t>
+              <w:t>29</w:t>
             </w:r>
           </w:hyperlink>
         </w:p>
@@ -728,7 +723,7 @@
                 <w:rStyle w:val="IndexLink"/>
               </w:rPr>
               <w:tab/>
-              <w:t>31</w:t>
+              <w:t>32</w:t>
             </w:r>
           </w:hyperlink>
         </w:p>
@@ -761,7 +756,7 @@
                 <w:rStyle w:val="IndexLink"/>
               </w:rPr>
               <w:tab/>
-              <w:t>39</w:t>
+              <w:t>40</w:t>
             </w:r>
           </w:hyperlink>
         </w:p>
@@ -781,7 +776,7 @@
               </w:rPr>
               <w:t>Introduction, Ralph Lerner</w:t>
               <w:tab/>
-              <w:t>39</w:t>
+              <w:t>40</w:t>
             </w:r>
           </w:hyperlink>
         </w:p>
@@ -801,7 +796,7 @@
               </w:rPr>
               <w:t>First Treatise</w:t>
               <w:tab/>
-              <w:t>39</w:t>
+              <w:t>40</w:t>
             </w:r>
           </w:hyperlink>
         </w:p>
@@ -821,7 +816,7 @@
               </w:rPr>
               <w:t>Second Treatise</w:t>
               <w:tab/>
-              <w:t>39</w:t>
+              <w:t>40</w:t>
             </w:r>
           </w:hyperlink>
         </w:p>
@@ -841,7 +836,7 @@
               </w:rPr>
               <w:t>Third Treatise</w:t>
               <w:tab/>
-              <w:t>39</w:t>
+              <w:t>40</w:t>
             </w:r>
           </w:hyperlink>
         </w:p>
@@ -861,7 +856,7 @@
               </w:rPr>
               <w:t>Hegel, Lectures on the History of Philosophy</w:t>
               <w:tab/>
-              <w:t>40</w:t>
+              <w:t>41</w:t>
             </w:r>
           </w:hyperlink>
         </w:p>
@@ -881,7 +876,7 @@
               </w:rPr>
               <w:t>Inaugural Address</w:t>
               <w:tab/>
-              <w:t>40</w:t>
+              <w:t>41</w:t>
             </w:r>
           </w:hyperlink>
         </w:p>
@@ -901,7 +896,107 @@
               </w:rPr>
               <w:t>Preface</w:t>
               <w:tab/>
-              <w:t>40</w:t>
+              <w:t>41</w:t>
+            </w:r>
+          </w:hyperlink>
+        </w:p>
+        <w:p>
+          <w:pPr>
+            <w:pStyle w:val="TOC1"/>
+            <w:tabs>
+              <w:tab w:val="clear" w:pos="9972"/>
+              <w:tab w:val="right" w:pos="9971" w:leader="dot"/>
+            </w:tabs>
+            <w:rPr/>
+          </w:pPr>
+          <w:hyperlink w:anchor="__RefHeading___Toc1237_2942270856">
+            <w:r>
+              <w:rPr>
+                <w:rStyle w:val="IndexLink"/>
+              </w:rPr>
+              <w:t>Raymond Williams, Marxism and Literature</w:t>
+              <w:tab/>
+              <w:t>42</w:t>
+            </w:r>
+          </w:hyperlink>
+        </w:p>
+        <w:p>
+          <w:pPr>
+            <w:pStyle w:val="TOC2"/>
+            <w:tabs>
+              <w:tab w:val="clear" w:pos="9689"/>
+              <w:tab w:val="right" w:pos="9971" w:leader="dot"/>
+            </w:tabs>
+            <w:rPr/>
+          </w:pPr>
+          <w:hyperlink w:anchor="__RefHeading___Toc1239_2942270856">
+            <w:r>
+              <w:rPr>
+                <w:rStyle w:val="IndexLink"/>
+              </w:rPr>
+              <w:t>Base and Superstructure</w:t>
+              <w:tab/>
+              <w:t>42</w:t>
+            </w:r>
+          </w:hyperlink>
+        </w:p>
+        <w:p>
+          <w:pPr>
+            <w:pStyle w:val="TOC1"/>
+            <w:tabs>
+              <w:tab w:val="clear" w:pos="9972"/>
+              <w:tab w:val="right" w:pos="9971" w:leader="dot"/>
+            </w:tabs>
+            <w:rPr/>
+          </w:pPr>
+          <w:hyperlink w:anchor="__RefHeading___Toc1241_2942270856">
+            <w:r>
+              <w:rPr>
+                <w:rStyle w:val="IndexLink"/>
+              </w:rPr>
+              <w:t>Alfred Sohn-Rethel, Intellectual and Manual Labour</w:t>
+              <w:tab/>
+              <w:t>43</w:t>
+            </w:r>
+          </w:hyperlink>
+        </w:p>
+        <w:p>
+          <w:pPr>
+            <w:pStyle w:val="TOC2"/>
+            <w:tabs>
+              <w:tab w:val="clear" w:pos="9689"/>
+              <w:tab w:val="right" w:pos="9971" w:leader="dot"/>
+            </w:tabs>
+            <w:rPr/>
+          </w:pPr>
+          <w:hyperlink w:anchor="__RefHeading___Toc1243_2942270856">
+            <w:r>
+              <w:rPr>
+                <w:rStyle w:val="IndexLink"/>
+              </w:rPr>
+              <w:t>Preface</w:t>
+              <w:tab/>
+              <w:t>43</w:t>
+            </w:r>
+          </w:hyperlink>
+        </w:p>
+        <w:p>
+          <w:pPr>
+            <w:pStyle w:val="TOC2"/>
+            <w:tabs>
+              <w:tab w:val="clear" w:pos="9689"/>
+              <w:tab w:val="right" w:pos="9971" w:leader="dot"/>
+            </w:tabs>
+            <w:rPr/>
+          </w:pPr>
+          <w:hyperlink w:anchor="__RefHeading___Toc1245_2942270856">
+            <w:r>
+              <w:rPr>
+                <w:rStyle w:val="IndexLink"/>
+              </w:rPr>
+              <w:t>Introduction</w:t>
+              <w:tab/>
+              <w:t>43</w:t>
             </w:r>
           </w:hyperlink>
           <w:r>
@@ -12426,6 +12521,8 @@
         <w:ind w:hanging="0" w:start="0"/>
         <w:rPr/>
       </w:pPr>
+      <w:bookmarkStart w:id="46" w:name="__RefHeading___Toc1237_2942270856"/>
+      <w:bookmarkEnd w:id="46"/>
       <w:r>
         <w:rPr/>
         <w:t>Raymond Williams, Marxism and Literature</w:t>
@@ -12441,6 +12538,8 @@
         <w:ind w:hanging="0" w:start="0"/>
         <w:rPr/>
       </w:pPr>
+      <w:bookmarkStart w:id="47" w:name="__RefHeading___Toc1239_2942270856"/>
+      <w:bookmarkEnd w:id="47"/>
       <w:r>
         <w:rPr/>
         <w:t>Base and Superstructure</w:t>
@@ -12561,9 +12660,12 @@
           <w:ilvl w:val="0"/>
           <w:numId w:val="1"/>
         </w:numPr>
+        <w:spacing w:before="0" w:after="120"/>
         <w:ind w:hanging="0" w:start="0"/>
         <w:rPr/>
       </w:pPr>
+      <w:bookmarkStart w:id="48" w:name="__RefHeading___Toc1241_2942270856"/>
+      <w:bookmarkEnd w:id="48"/>
       <w:r>
         <w:rPr/>
         <w:t>Alfred Sohn-Rethel, Intellectual and Manual Labour</w:t>
@@ -12579,6 +12681,8 @@
         <w:ind w:hanging="0" w:start="0"/>
         <w:rPr/>
       </w:pPr>
+      <w:bookmarkStart w:id="49" w:name="__RefHeading___Toc1243_2942270856"/>
+      <w:bookmarkEnd w:id="49"/>
       <w:r>
         <w:rPr/>
         <w:t>Preface</w:t>
@@ -12685,15 +12789,7 @@
       </w:pPr>
       <w:r>
         <w:rPr/>
-        <w:t>(xx) "</w:t>
-      </w:r>
-      <w:r>
-        <w:rPr/>
-        <w:t>[T]he new developmennt of Marxist thought which these people [the Frankfurt School] represent evolved as the theoretical and ideological superstructure of the revolution that never happened.</w:t>
-      </w:r>
-      <w:r>
-        <w:rPr/>
-        <w:t>"</w:t>
+        <w:t>(xx) "[T]he new developmennt of Marxist thought which these people [the Frankfurt School] represent evolved as the theoretical and ideological superstructure of the revolution that never happened."</w:t>
       </w:r>
     </w:p>
     <w:p>
@@ -12720,6 +12816,8 @@
         <w:ind w:hanging="0" w:start="0"/>
         <w:rPr/>
       </w:pPr>
+      <w:bookmarkStart w:id="50" w:name="__RefHeading___Toc1245_2942270856"/>
+      <w:bookmarkEnd w:id="50"/>
       <w:r>
         <w:rPr/>
         <w:t>Introduction</w:t>
@@ -12732,6 +12830,137 @@
       </w:pPr>
       <w:r>
         <w:rPr/>
+      </w:r>
+    </w:p>
+    <w:p>
+      <w:pPr>
+        <w:pStyle w:val="Heading2"/>
+        <w:numPr>
+          <w:ilvl w:val="1"/>
+          <w:numId w:val="1"/>
+        </w:numPr>
+        <w:ind w:hanging="0" w:start="0"/>
+        <w:rPr/>
+      </w:pPr>
+      <w:r>
+        <w:rPr/>
+        <w:t>Section 1</w:t>
+      </w:r>
+    </w:p>
+    <w:p>
+      <w:pPr>
+        <w:pStyle w:val="Normal"/>
+        <w:numPr>
+          <w:ilvl w:val="0"/>
+          <w:numId w:val="63"/>
+        </w:numPr>
+        <w:rPr/>
+      </w:pPr>
+      <w:r>
+        <w:rPr/>
+        <w:t>Need a well-defined object: Kant's theory of cognition</w:t>
+      </w:r>
+    </w:p>
+    <w:p>
+      <w:pPr>
+        <w:pStyle w:val="Normal"/>
+        <w:numPr>
+          <w:ilvl w:val="1"/>
+          <w:numId w:val="63"/>
+        </w:numPr>
+        <w:rPr/>
+      </w:pPr>
+      <w:r>
+        <w:rPr/>
+        <w:t>"the epistemology which ... seized upon the newly founded natural science of the mathematical and experimental method established by Galileo"</w:t>
+      </w:r>
+    </w:p>
+    <w:p>
+      <w:pPr>
+        <w:pStyle w:val="Normal"/>
+        <w:numPr>
+          <w:ilvl w:val="1"/>
+          <w:numId w:val="63"/>
+        </w:numPr>
+        <w:rPr/>
+      </w:pPr>
+      <w:r>
+        <w:rPr/>
+        <w:t>"the classical manifestation of the bourgeois fetishism of intellectual labour."</w:t>
+      </w:r>
+    </w:p>
+    <w:p>
+      <w:pPr>
+        <w:pStyle w:val="Normal"/>
+        <w:numPr>
+          <w:ilvl w:val="0"/>
+          <w:numId w:val="63"/>
+        </w:numPr>
+        <w:rPr/>
+      </w:pPr>
+      <w:r>
+        <w:rPr/>
+        <w:t>Why not Hegel?</w:t>
+      </w:r>
+    </w:p>
+    <w:p>
+      <w:pPr>
+        <w:pStyle w:val="Normal"/>
+        <w:numPr>
+          <w:ilvl w:val="1"/>
+          <w:numId w:val="63"/>
+        </w:numPr>
+        <w:rPr/>
+      </w:pPr>
+      <w:r>
+        <w:rPr/>
+        <w:t>"I never felt quite convinced that to advance from the critical idealism of Kant to the critical materialism of Marx the road should necessarily lead via the absolute idealism of Hegel. There should be a possibility of connecting Kant and Marx by a direct route at least systematically which would also yield an understanding of dialectics as the critical, and self-critical, approach without first presenting it in the misleading guise of a system of logic."</w:t>
+      </w:r>
+    </w:p>
+    <w:p>
+      <w:pPr>
+        <w:pStyle w:val="Normal"/>
+        <w:numPr>
+          <w:ilvl w:val="1"/>
+          <w:numId w:val="63"/>
+        </w:numPr>
+        <w:rPr/>
+      </w:pPr>
+      <w:r>
+        <w:rPr/>
+        <w:t>Hegel surpasses Kant in his attempt for unity only by discarding the epistemological critique. He attempts to use dialectics to transcend bourgeois limitations, but fails.</w:t>
+      </w:r>
+    </w:p>
+    <w:p>
+      <w:pPr>
+        <w:pStyle w:val="Normal"/>
+        <w:numPr>
+          <w:ilvl w:val="0"/>
+          <w:numId w:val="63"/>
+        </w:numPr>
+        <w:rPr/>
+      </w:pPr>
+      <w:r>
+        <w:rPr/>
+        <w:t>Hegel discarded Kant's epistemological critique, but marxists do not have that luxury</w:t>
+      </w:r>
+    </w:p>
+    <w:p>
+      <w:pPr>
+        <w:pStyle w:val="Normal"/>
+        <w:numPr>
+          <w:ilvl w:val="0"/>
+          <w:numId w:val="63"/>
+        </w:numPr>
+        <w:rPr/>
+      </w:pPr>
+      <w:r>
+        <w:rPr/>
+        <w:t xml:space="preserve">Kant looked for the key to cognition within the human mind. This will not do for Marx, who needs history. But we cannot rely on Hegel's </w:t>
+      </w:r>
+      <w:r>
+        <w:rPr/>
+        <w:t>mystification or idealism. We must liquidate Kant's enquiry rather than discarding it.</w:t>
       </w:r>
     </w:p>
     <w:sectPr>
@@ -12757,7 +12986,7 @@
       <w:jc w:val="start"/>
       <w:rPr/>
     </w:pPr>
-    <w:bookmarkStart w:id="46" w:name="PageNumWizard_HEADER_Default_Page_Style1"/>
+    <w:bookmarkStart w:id="51" w:name="PageNumWizard_HEADER_Default_Page_Style1"/>
     <w:r>
       <w:rPr/>
       <w:fldChar w:fldCharType="begin"/>
@@ -12778,7 +13007,7 @@
       <w:rPr/>
       <w:fldChar w:fldCharType="end"/>
     </w:r>
-    <w:bookmarkEnd w:id="46"/>
+    <w:bookmarkEnd w:id="51"/>
   </w:p>
 </w:hdr>
 </file>
@@ -12791,7 +13020,7 @@
       <w:jc w:val="end"/>
       <w:rPr/>
     </w:pPr>
-    <w:bookmarkStart w:id="47" w:name="PageNumWizard_HEADER_Default_Page_Style2"/>
+    <w:bookmarkStart w:id="52" w:name="PageNumWizard_HEADER_Default_Page_Style2"/>
     <w:r>
       <w:rPr/>
       <w:fldChar w:fldCharType="begin"/>
@@ -12806,13 +13035,13 @@
     </w:r>
     <w:r>
       <w:rPr/>
-      <w:t>1</w:t>
+      <w:t>43</w:t>
     </w:r>
     <w:r>
       <w:rPr/>
       <w:fldChar w:fldCharType="end"/>
     </w:r>
-    <w:bookmarkEnd w:id="47"/>
+    <w:bookmarkEnd w:id="52"/>
   </w:p>
 </w:hdr>
 </file>
@@ -21305,6 +21534,143 @@
     </w:lvl>
   </w:abstractNum>
   <w:abstractNum w:abstractNumId="63">
+    <w:lvl w:ilvl="0">
+      <w:start w:val="1"/>
+      <w:numFmt w:val="bullet"/>
+      <w:lvlText w:val=""/>
+      <w:lvlJc w:val="start"/>
+      <w:pPr>
+        <w:tabs>
+          <w:tab w:val="num" w:pos="720"/>
+        </w:tabs>
+        <w:ind w:start="720" w:hanging="360"/>
+      </w:pPr>
+      <w:rPr>
+        <w:rFonts w:ascii="Symbol" w:hAnsi="Symbol" w:cs="Symbol" w:hint="default"/>
+      </w:rPr>
+    </w:lvl>
+    <w:lvl w:ilvl="1">
+      <w:start w:val="1"/>
+      <w:numFmt w:val="bullet"/>
+      <w:lvlText w:val="◦"/>
+      <w:lvlJc w:val="start"/>
+      <w:pPr>
+        <w:tabs>
+          <w:tab w:val="num" w:pos="1080"/>
+        </w:tabs>
+        <w:ind w:start="1080" w:hanging="360"/>
+      </w:pPr>
+      <w:rPr>
+        <w:rFonts w:ascii="OpenSymbol" w:hAnsi="OpenSymbol" w:cs="OpenSymbol" w:hint="default"/>
+      </w:rPr>
+    </w:lvl>
+    <w:lvl w:ilvl="2">
+      <w:start w:val="1"/>
+      <w:numFmt w:val="bullet"/>
+      <w:lvlText w:val="▪"/>
+      <w:lvlJc w:val="start"/>
+      <w:pPr>
+        <w:tabs>
+          <w:tab w:val="num" w:pos="1440"/>
+        </w:tabs>
+        <w:ind w:start="1440" w:hanging="360"/>
+      </w:pPr>
+      <w:rPr>
+        <w:rFonts w:ascii="OpenSymbol" w:hAnsi="OpenSymbol" w:cs="OpenSymbol" w:hint="default"/>
+      </w:rPr>
+    </w:lvl>
+    <w:lvl w:ilvl="3">
+      <w:start w:val="1"/>
+      <w:numFmt w:val="bullet"/>
+      <w:lvlText w:val=""/>
+      <w:lvlJc w:val="start"/>
+      <w:pPr>
+        <w:tabs>
+          <w:tab w:val="num" w:pos="1800"/>
+        </w:tabs>
+        <w:ind w:start="1800" w:hanging="360"/>
+      </w:pPr>
+      <w:rPr>
+        <w:rFonts w:ascii="Symbol" w:hAnsi="Symbol" w:cs="Symbol" w:hint="default"/>
+      </w:rPr>
+    </w:lvl>
+    <w:lvl w:ilvl="4">
+      <w:start w:val="1"/>
+      <w:numFmt w:val="bullet"/>
+      <w:lvlText w:val="◦"/>
+      <w:lvlJc w:val="start"/>
+      <w:pPr>
+        <w:tabs>
+          <w:tab w:val="num" w:pos="2160"/>
+        </w:tabs>
+        <w:ind w:start="2160" w:hanging="360"/>
+      </w:pPr>
+      <w:rPr>
+        <w:rFonts w:ascii="OpenSymbol" w:hAnsi="OpenSymbol" w:cs="OpenSymbol" w:hint="default"/>
+      </w:rPr>
+    </w:lvl>
+    <w:lvl w:ilvl="5">
+      <w:start w:val="1"/>
+      <w:numFmt w:val="bullet"/>
+      <w:lvlText w:val="▪"/>
+      <w:lvlJc w:val="start"/>
+      <w:pPr>
+        <w:tabs>
+          <w:tab w:val="num" w:pos="2520"/>
+        </w:tabs>
+        <w:ind w:start="2520" w:hanging="360"/>
+      </w:pPr>
+      <w:rPr>
+        <w:rFonts w:ascii="OpenSymbol" w:hAnsi="OpenSymbol" w:cs="OpenSymbol" w:hint="default"/>
+      </w:rPr>
+    </w:lvl>
+    <w:lvl w:ilvl="6">
+      <w:start w:val="1"/>
+      <w:numFmt w:val="bullet"/>
+      <w:lvlText w:val=""/>
+      <w:lvlJc w:val="start"/>
+      <w:pPr>
+        <w:tabs>
+          <w:tab w:val="num" w:pos="2880"/>
+        </w:tabs>
+        <w:ind w:start="2880" w:hanging="360"/>
+      </w:pPr>
+      <w:rPr>
+        <w:rFonts w:ascii="Symbol" w:hAnsi="Symbol" w:cs="Symbol" w:hint="default"/>
+      </w:rPr>
+    </w:lvl>
+    <w:lvl w:ilvl="7">
+      <w:start w:val="1"/>
+      <w:numFmt w:val="bullet"/>
+      <w:lvlText w:val="◦"/>
+      <w:lvlJc w:val="start"/>
+      <w:pPr>
+        <w:tabs>
+          <w:tab w:val="num" w:pos="3240"/>
+        </w:tabs>
+        <w:ind w:start="3240" w:hanging="360"/>
+      </w:pPr>
+      <w:rPr>
+        <w:rFonts w:ascii="OpenSymbol" w:hAnsi="OpenSymbol" w:cs="OpenSymbol" w:hint="default"/>
+      </w:rPr>
+    </w:lvl>
+    <w:lvl w:ilvl="8">
+      <w:start w:val="1"/>
+      <w:numFmt w:val="bullet"/>
+      <w:lvlText w:val="▪"/>
+      <w:lvlJc w:val="start"/>
+      <w:pPr>
+        <w:tabs>
+          <w:tab w:val="num" w:pos="3600"/>
+        </w:tabs>
+        <w:ind w:start="3600" w:hanging="360"/>
+      </w:pPr>
+      <w:rPr>
+        <w:rFonts w:ascii="OpenSymbol" w:hAnsi="OpenSymbol" w:cs="OpenSymbol" w:hint="default"/>
+      </w:rPr>
+    </w:lvl>
+  </w:abstractNum>
+  <w:abstractNum w:abstractNumId="64">
     <w:lvl w:ilvl="0">
       <w:start w:val="1"/>
       <w:numFmt w:val="none"/>
@@ -21611,6 +21977,9 @@
   </w:num>
   <w:num w:numId="63">
     <w:abstractNumId w:val="63"/>
+  </w:num>
+  <w:num w:numId="64">
+    <w:abstractNumId w:val="64"/>
   </w:num>
 </w:numbering>
 </file>

--- a/Notes/NotesOnPhilosophy.docx
+++ b/Notes/NotesOnPhilosophy.docx
@@ -70,7 +70,7 @@
             <w:rPr>
               <w:rStyle w:val="IndexLink"/>
             </w:rPr>
-            <w:instrText xml:space="preserve"> TOC \f \o "1-9" \h</w:instrText>
+            <w:instrText xml:space="preserve"> TOC \f \o "1-1" \h</w:instrText>
           </w:r>
           <w:r>
             <w:rPr>
@@ -85,7 +85,7 @@
               </w:rPr>
               <w:t>Reading Plan</w:t>
               <w:tab/>
-              <w:t>3</w:t>
+              <w:t>2</w:t>
             </w:r>
           </w:hyperlink>
         </w:p>
@@ -105,7 +105,7 @@
               </w:rPr>
               <w:t>General Thoughts on Plato</w:t>
               <w:tab/>
-              <w:t>4</w:t>
+              <w:t>3</w:t>
             </w:r>
           </w:hyperlink>
         </w:p>
@@ -138,227 +138,7 @@
                 <w:rStyle w:val="IndexLink"/>
               </w:rPr>
               <w:tab/>
-              <w:t>5</w:t>
-            </w:r>
-          </w:hyperlink>
-        </w:p>
-        <w:p>
-          <w:pPr>
-            <w:pStyle w:val="TOC2"/>
-            <w:tabs>
-              <w:tab w:val="clear" w:pos="9689"/>
-              <w:tab w:val="right" w:pos="9971" w:leader="dot"/>
-            </w:tabs>
-            <w:rPr/>
-          </w:pPr>
-          <w:hyperlink w:anchor="__RefHeading___Toc132_2392393402">
-            <w:r>
-              <w:rPr>
-                <w:rStyle w:val="IndexLink"/>
-              </w:rPr>
-              <w:t>Introduction</w:t>
-              <w:tab/>
-              <w:t>5</w:t>
-            </w:r>
-          </w:hyperlink>
-        </w:p>
-        <w:p>
-          <w:pPr>
-            <w:pStyle w:val="TOC2"/>
-            <w:tabs>
-              <w:tab w:val="clear" w:pos="9689"/>
-              <w:tab w:val="right" w:pos="9971" w:leader="dot"/>
-            </w:tabs>
-            <w:rPr/>
-          </w:pPr>
-          <w:hyperlink w:anchor="__RefHeading___Toc134_2392393402">
-            <w:r>
-              <w:rPr>
-                <w:rStyle w:val="IndexLink"/>
-              </w:rPr>
-              <w:t>Chapter 1: The False Socrates</w:t>
-              <w:tab/>
-              <w:t>6</w:t>
-            </w:r>
-          </w:hyperlink>
-        </w:p>
-        <w:p>
-          <w:pPr>
-            <w:pStyle w:val="TOC3"/>
-            <w:tabs>
-              <w:tab w:val="clear" w:pos="9405"/>
-              <w:tab w:val="right" w:pos="9971" w:leader="dot"/>
-            </w:tabs>
-            <w:rPr/>
-          </w:pPr>
-          <w:hyperlink w:anchor="__RefHeading___Toc136_2392393402">
-            <w:r>
-              <w:rPr>
-                <w:rStyle w:val="IndexLink"/>
-              </w:rPr>
-              <w:t>Section 1.1: The Opening Address</w:t>
-              <w:tab/>
-              <w:t>7</w:t>
-            </w:r>
-          </w:hyperlink>
-        </w:p>
-        <w:p>
-          <w:pPr>
-            <w:pStyle w:val="TOC3"/>
-            <w:tabs>
-              <w:tab w:val="clear" w:pos="9405"/>
-              <w:tab w:val="right" w:pos="9971" w:leader="dot"/>
-            </w:tabs>
-            <w:rPr/>
-          </w:pPr>
-          <w:hyperlink w:anchor="__RefHeading___Toc87_2713880148">
-            <w:r>
-              <w:rPr>
-                <w:rStyle w:val="IndexLink"/>
-              </w:rPr>
-              <w:t>Section 1.2: The Defense Against the Popular Caricature</w:t>
-              <w:tab/>
-              <w:t>7</w:t>
-            </w:r>
-          </w:hyperlink>
-        </w:p>
-        <w:p>
-          <w:pPr>
-            <w:pStyle w:val="TOC3"/>
-            <w:tabs>
-              <w:tab w:val="clear" w:pos="9405"/>
-              <w:tab w:val="right" w:pos="9971" w:leader="dot"/>
-            </w:tabs>
-            <w:rPr/>
-          </w:pPr>
-          <w:hyperlink w:anchor="__RefHeading___Toc89_2713880148">
-            <w:r>
-              <w:rPr>
-                <w:rStyle w:val="IndexLink"/>
-              </w:rPr>
-              <w:t>Section 1.3: Socrates' Disclaimer of Science and Oratory</w:t>
-              <w:tab/>
-              <w:t>7</w:t>
-            </w:r>
-          </w:hyperlink>
-        </w:p>
-        <w:p>
-          <w:pPr>
-            <w:pStyle w:val="TOC3"/>
-            <w:tabs>
-              <w:tab w:val="clear" w:pos="9405"/>
-              <w:tab w:val="right" w:pos="9971" w:leader="dot"/>
-            </w:tabs>
-            <w:rPr/>
-          </w:pPr>
-          <w:hyperlink w:anchor="__RefHeading___Toc117_3408342477">
-            <w:r>
-              <w:rPr>
-                <w:rStyle w:val="IndexLink"/>
-              </w:rPr>
-              <w:t>Section 1.5: Why Delphi Praised Socrates' Wisdom</w:t>
-              <w:tab/>
-              <w:t>8</w:t>
-            </w:r>
-          </w:hyperlink>
-        </w:p>
-        <w:p>
-          <w:pPr>
-            <w:pStyle w:val="TOC3"/>
-            <w:tabs>
-              <w:tab w:val="clear" w:pos="9405"/>
-              <w:tab w:val="right" w:pos="9971" w:leader="dot"/>
-            </w:tabs>
-            <w:rPr/>
-          </w:pPr>
-          <w:hyperlink w:anchor="__RefHeading___Toc119_3408342477">
-            <w:r>
-              <w:rPr>
-                <w:rStyle w:val="IndexLink"/>
-              </w:rPr>
-              <w:t>Section 1.6: Human Wisdom</w:t>
-              <w:tab/>
-              <w:t>8</w:t>
-            </w:r>
-          </w:hyperlink>
-        </w:p>
-        <w:p>
-          <w:pPr>
-            <w:pStyle w:val="TOC3"/>
-            <w:tabs>
-              <w:tab w:val="clear" w:pos="9405"/>
-              <w:tab w:val="right" w:pos="9971" w:leader="dot"/>
-            </w:tabs>
-            <w:rPr/>
-          </w:pPr>
-          <w:hyperlink w:anchor="__RefHeading___Toc121_3408342477">
-            <w:r>
-              <w:rPr>
-                <w:rStyle w:val="IndexLink"/>
-              </w:rPr>
-              <w:t>Section 1.7 Expert Knowledge</w:t>
-              <w:tab/>
-              <w:t>8</w:t>
-            </w:r>
-          </w:hyperlink>
-        </w:p>
-        <w:p>
-          <w:pPr>
-            <w:pStyle w:val="TOC3"/>
-            <w:tabs>
-              <w:tab w:val="clear" w:pos="9405"/>
-              <w:tab w:val="right" w:pos="9971" w:leader="dot"/>
-            </w:tabs>
-            <w:rPr/>
-          </w:pPr>
-          <w:hyperlink w:anchor="__RefHeading___Toc790_296639532">
-            <w:r>
-              <w:rPr>
-                <w:rStyle w:val="IndexLink"/>
-              </w:rPr>
-              <w:t>Section 1.8: Nonexpert Knowledge</w:t>
-              <w:tab/>
-              <w:t>9</w:t>
-            </w:r>
-          </w:hyperlink>
-        </w:p>
-        <w:p>
-          <w:pPr>
-            <w:pStyle w:val="TOC3"/>
-            <w:tabs>
-              <w:tab w:val="clear" w:pos="9405"/>
-              <w:tab w:val="right" w:pos="9971" w:leader="dot"/>
-            </w:tabs>
-            <w:rPr/>
-          </w:pPr>
-          <w:hyperlink w:anchor="__RefHeading___Toc792_296639532">
-            <w:r>
-              <w:rPr>
-                <w:rStyle w:val="IndexLink"/>
-              </w:rPr>
-              <w:t>Section 1.9: Socrates' Disclaimer of Knowledge</w:t>
-              <w:tab/>
-              <w:t>10</w:t>
-            </w:r>
-          </w:hyperlink>
-        </w:p>
-        <w:p>
-          <w:pPr>
-            <w:pStyle w:val="TOC3"/>
-            <w:tabs>
-              <w:tab w:val="clear" w:pos="9405"/>
-              <w:tab w:val="right" w:pos="9971" w:leader="dot"/>
-            </w:tabs>
-            <w:rPr/>
-          </w:pPr>
-          <w:hyperlink w:anchor="__RefHeading___Toc309_3285117533">
-            <w:r>
-              <w:rPr>
-                <w:rStyle w:val="IndexLink"/>
-              </w:rPr>
-              <w:t>Section 1.10: Socrates' Ethical Religion</w:t>
-              <w:tab/>
-              <w:t>11</w:t>
+              <w:t>4</w:t>
             </w:r>
           </w:hyperlink>
         </w:p>
@@ -391,7 +171,7 @@
                 <w:rStyle w:val="IndexLink"/>
               </w:rPr>
               <w:tab/>
-              <w:t>12</w:t>
+              <w:t>11</w:t>
             </w:r>
           </w:hyperlink>
         </w:p>
@@ -424,207 +204,7 @@
                 <w:rStyle w:val="IndexLink"/>
               </w:rPr>
               <w:tab/>
-              <w:t>14</w:t>
-            </w:r>
-          </w:hyperlink>
-        </w:p>
-        <w:p>
-          <w:pPr>
-            <w:pStyle w:val="TOC2"/>
-            <w:tabs>
-              <w:tab w:val="clear" w:pos="9689"/>
-              <w:tab w:val="right" w:pos="9971" w:leader="dot"/>
-            </w:tabs>
-            <w:rPr/>
-          </w:pPr>
-          <w:hyperlink w:anchor="__RefHeading___Toc351_108083030">
-            <w:r>
-              <w:rPr>
-                <w:rStyle w:val="IndexLink"/>
-              </w:rPr>
-              <w:t>Book 1</w:t>
-              <w:tab/>
-              <w:t>14</w:t>
-            </w:r>
-          </w:hyperlink>
-        </w:p>
-        <w:p>
-          <w:pPr>
-            <w:pStyle w:val="TOC2"/>
-            <w:tabs>
-              <w:tab w:val="clear" w:pos="9689"/>
-              <w:tab w:val="right" w:pos="9971" w:leader="dot"/>
-            </w:tabs>
-            <w:rPr/>
-          </w:pPr>
-          <w:hyperlink w:anchor="__RefHeading___Toc399_4167243234">
-            <w:r>
-              <w:rPr>
-                <w:rStyle w:val="IndexLink"/>
-              </w:rPr>
-              <w:t>Book 2</w:t>
-              <w:tab/>
-              <w:t>15</w:t>
-            </w:r>
-          </w:hyperlink>
-        </w:p>
-        <w:p>
-          <w:pPr>
-            <w:pStyle w:val="TOC2"/>
-            <w:tabs>
-              <w:tab w:val="clear" w:pos="9689"/>
-              <w:tab w:val="right" w:pos="9971" w:leader="dot"/>
-            </w:tabs>
-            <w:rPr/>
-          </w:pPr>
-          <w:hyperlink w:anchor="__RefHeading___Toc447_3051999764">
-            <w:r>
-              <w:rPr>
-                <w:rStyle w:val="IndexLink"/>
-              </w:rPr>
-              <w:t>Book 3</w:t>
-              <w:tab/>
-              <w:t>17</w:t>
-            </w:r>
-          </w:hyperlink>
-        </w:p>
-        <w:p>
-          <w:pPr>
-            <w:pStyle w:val="TOC2"/>
-            <w:tabs>
-              <w:tab w:val="clear" w:pos="9689"/>
-              <w:tab w:val="right" w:pos="9971" w:leader="dot"/>
-            </w:tabs>
-            <w:rPr/>
-          </w:pPr>
-          <w:hyperlink w:anchor="__RefHeading___Toc466_4082133535">
-            <w:r>
-              <w:rPr>
-                <w:rStyle w:val="IndexLink"/>
-              </w:rPr>
-              <w:t>Book 4</w:t>
-              <w:tab/>
-              <w:t>18</w:t>
-            </w:r>
-          </w:hyperlink>
-        </w:p>
-        <w:p>
-          <w:pPr>
-            <w:pStyle w:val="TOC2"/>
-            <w:tabs>
-              <w:tab w:val="clear" w:pos="9689"/>
-              <w:tab w:val="right" w:pos="9971" w:leader="dot"/>
-            </w:tabs>
-            <w:rPr/>
-          </w:pPr>
-          <w:hyperlink w:anchor="__RefHeading___Toc1068_2615624870">
-            <w:r>
-              <w:rPr>
-                <w:rStyle w:val="IndexLink"/>
-              </w:rPr>
-              <w:t>Book 5</w:t>
-              <w:tab/>
-              <w:t>19</w:t>
-            </w:r>
-          </w:hyperlink>
-        </w:p>
-        <w:p>
-          <w:pPr>
-            <w:pStyle w:val="TOC2"/>
-            <w:tabs>
-              <w:tab w:val="clear" w:pos="9689"/>
-              <w:tab w:val="right" w:pos="9971" w:leader="dot"/>
-            </w:tabs>
-            <w:rPr/>
-          </w:pPr>
-          <w:hyperlink w:anchor="__RefHeading___Toc557_2492527397">
-            <w:r>
-              <w:rPr>
-                <w:rStyle w:val="IndexLink"/>
-              </w:rPr>
-              <w:t>Book 6</w:t>
-              <w:tab/>
-              <w:t>20</w:t>
-            </w:r>
-          </w:hyperlink>
-        </w:p>
-        <w:p>
-          <w:pPr>
-            <w:pStyle w:val="TOC2"/>
-            <w:tabs>
-              <w:tab w:val="clear" w:pos="9689"/>
-              <w:tab w:val="right" w:pos="9971" w:leader="dot"/>
-            </w:tabs>
-            <w:rPr/>
-          </w:pPr>
-          <w:hyperlink w:anchor="__RefHeading___Toc604_811121753">
-            <w:r>
-              <w:rPr>
-                <w:rStyle w:val="IndexLink"/>
-              </w:rPr>
-              <w:t>Book 7</w:t>
-              <w:tab/>
-              <w:t>22</w:t>
-            </w:r>
-          </w:hyperlink>
-        </w:p>
-        <w:p>
-          <w:pPr>
-            <w:pStyle w:val="TOC2"/>
-            <w:tabs>
-              <w:tab w:val="clear" w:pos="9689"/>
-              <w:tab w:val="right" w:pos="9971" w:leader="dot"/>
-            </w:tabs>
-            <w:rPr/>
-          </w:pPr>
-          <w:hyperlink w:anchor="__RefHeading___Toc606_811121753">
-            <w:r>
-              <w:rPr>
-                <w:rStyle w:val="IndexLink"/>
-              </w:rPr>
-              <w:t>Book 8</w:t>
-              <w:tab/>
-              <w:t>24</w:t>
-            </w:r>
-          </w:hyperlink>
-        </w:p>
-        <w:p>
-          <w:pPr>
-            <w:pStyle w:val="TOC2"/>
-            <w:tabs>
-              <w:tab w:val="clear" w:pos="9689"/>
-              <w:tab w:val="right" w:pos="9971" w:leader="dot"/>
-            </w:tabs>
-            <w:rPr/>
-          </w:pPr>
-          <w:hyperlink w:anchor="__RefHeading___Toc654_811121753">
-            <w:r>
-              <w:rPr>
-                <w:rStyle w:val="IndexLink"/>
-              </w:rPr>
-              <w:t>Book 9</w:t>
-              <w:tab/>
-              <w:t>25</w:t>
-            </w:r>
-          </w:hyperlink>
-        </w:p>
-        <w:p>
-          <w:pPr>
-            <w:pStyle w:val="TOC2"/>
-            <w:tabs>
-              <w:tab w:val="clear" w:pos="9689"/>
-              <w:tab w:val="right" w:pos="9971" w:leader="dot"/>
-            </w:tabs>
-            <w:rPr/>
-          </w:pPr>
-          <w:hyperlink w:anchor="__RefHeading___Toc701_1540358495">
-            <w:r>
-              <w:rPr>
-                <w:rStyle w:val="IndexLink"/>
-              </w:rPr>
-              <w:t>Book 10</w:t>
-              <w:tab/>
-              <w:t>26</w:t>
+              <w:t>13</w:t>
             </w:r>
           </w:hyperlink>
         </w:p>
@@ -657,7 +237,7 @@
                 <w:rStyle w:val="IndexLink"/>
               </w:rPr>
               <w:tab/>
-              <w:t>27</w:t>
+              <w:t>26</w:t>
             </w:r>
           </w:hyperlink>
         </w:p>
@@ -690,7 +270,7 @@
                 <w:rStyle w:val="IndexLink"/>
               </w:rPr>
               <w:tab/>
-              <w:t>29</w:t>
+              <w:t>28</w:t>
             </w:r>
           </w:hyperlink>
         </w:p>
@@ -723,7 +303,7 @@
                 <w:rStyle w:val="IndexLink"/>
               </w:rPr>
               <w:tab/>
-              <w:t>32</w:t>
+              <w:t>31</w:t>
             </w:r>
           </w:hyperlink>
         </w:p>
@@ -756,85 +336,25 @@
                 <w:rStyle w:val="IndexLink"/>
               </w:rPr>
               <w:tab/>
-              <w:t>40</w:t>
+              <w:t>39</w:t>
             </w:r>
           </w:hyperlink>
         </w:p>
         <w:p>
           <w:pPr>
-            <w:pStyle w:val="TOC2"/>
+            <w:pStyle w:val="TOC1"/>
             <w:tabs>
-              <w:tab w:val="clear" w:pos="9689"/>
+              <w:tab w:val="clear" w:pos="9972"/>
               <w:tab w:val="right" w:pos="9971" w:leader="dot"/>
             </w:tabs>
             <w:rPr/>
           </w:pPr>
-          <w:hyperlink w:anchor="__RefHeading___Toc699_4085072657">
+          <w:hyperlink w:anchor="__RefHeading___Toc1131_3345310501">
             <w:r>
               <w:rPr>
                 <w:rStyle w:val="IndexLink"/>
               </w:rPr>
-              <w:t>Introduction, Ralph Lerner</w:t>
-              <w:tab/>
-              <w:t>40</w:t>
-            </w:r>
-          </w:hyperlink>
-        </w:p>
-        <w:p>
-          <w:pPr>
-            <w:pStyle w:val="TOC2"/>
-            <w:tabs>
-              <w:tab w:val="clear" w:pos="9689"/>
-              <w:tab w:val="right" w:pos="9971" w:leader="dot"/>
-            </w:tabs>
-            <w:rPr/>
-          </w:pPr>
-          <w:hyperlink w:anchor="__RefHeading___Toc701_4085072657">
-            <w:r>
-              <w:rPr>
-                <w:rStyle w:val="IndexLink"/>
-              </w:rPr>
-              <w:t>First Treatise</w:t>
-              <w:tab/>
-              <w:t>40</w:t>
-            </w:r>
-          </w:hyperlink>
-        </w:p>
-        <w:p>
-          <w:pPr>
-            <w:pStyle w:val="TOC2"/>
-            <w:tabs>
-              <w:tab w:val="clear" w:pos="9689"/>
-              <w:tab w:val="right" w:pos="9971" w:leader="dot"/>
-            </w:tabs>
-            <w:rPr/>
-          </w:pPr>
-          <w:hyperlink w:anchor="__RefHeading___Toc703_4085072657">
-            <w:r>
-              <w:rPr>
-                <w:rStyle w:val="IndexLink"/>
-              </w:rPr>
-              <w:t>Second Treatise</w:t>
-              <w:tab/>
-              <w:t>40</w:t>
-            </w:r>
-          </w:hyperlink>
-        </w:p>
-        <w:p>
-          <w:pPr>
-            <w:pStyle w:val="TOC2"/>
-            <w:tabs>
-              <w:tab w:val="clear" w:pos="9689"/>
-              <w:tab w:val="right" w:pos="9971" w:leader="dot"/>
-            </w:tabs>
-            <w:rPr/>
-          </w:pPr>
-          <w:hyperlink w:anchor="__RefHeading___Toc705_4085072657">
-            <w:r>
-              <w:rPr>
-                <w:rStyle w:val="IndexLink"/>
-              </w:rPr>
-              <w:t>Third Treatise</w:t>
+              <w:t>Descartes, Meditations on First Philosophy</w:t>
               <w:tab/>
               <w:t>40</w:t>
             </w:r>
@@ -862,46 +382,6 @@
         </w:p>
         <w:p>
           <w:pPr>
-            <w:pStyle w:val="TOC2"/>
-            <w:tabs>
-              <w:tab w:val="clear" w:pos="9689"/>
-              <w:tab w:val="right" w:pos="9971" w:leader="dot"/>
-            </w:tabs>
-            <w:rPr/>
-          </w:pPr>
-          <w:hyperlink w:anchor="__RefHeading___Toc620_811121753">
-            <w:r>
-              <w:rPr>
-                <w:rStyle w:val="IndexLink"/>
-              </w:rPr>
-              <w:t>Inaugural Address</w:t>
-              <w:tab/>
-              <w:t>41</w:t>
-            </w:r>
-          </w:hyperlink>
-        </w:p>
-        <w:p>
-          <w:pPr>
-            <w:pStyle w:val="TOC2"/>
-            <w:tabs>
-              <w:tab w:val="clear" w:pos="9689"/>
-              <w:tab w:val="right" w:pos="9971" w:leader="dot"/>
-            </w:tabs>
-            <w:rPr/>
-          </w:pPr>
-          <w:hyperlink w:anchor="__RefHeading___Toc622_811121753">
-            <w:r>
-              <w:rPr>
-                <w:rStyle w:val="IndexLink"/>
-              </w:rPr>
-              <w:t>Preface</w:t>
-              <w:tab/>
-              <w:t>41</w:t>
-            </w:r>
-          </w:hyperlink>
-        </w:p>
-        <w:p>
-          <w:pPr>
             <w:pStyle w:val="TOC1"/>
             <w:tabs>
               <w:tab w:val="clear" w:pos="9972"/>
@@ -915,26 +395,6 @@
                 <w:rStyle w:val="IndexLink"/>
               </w:rPr>
               <w:t>Raymond Williams, Marxism and Literature</w:t>
-              <w:tab/>
-              <w:t>42</w:t>
-            </w:r>
-          </w:hyperlink>
-        </w:p>
-        <w:p>
-          <w:pPr>
-            <w:pStyle w:val="TOC2"/>
-            <w:tabs>
-              <w:tab w:val="clear" w:pos="9689"/>
-              <w:tab w:val="right" w:pos="9971" w:leader="dot"/>
-            </w:tabs>
-            <w:rPr/>
-          </w:pPr>
-          <w:hyperlink w:anchor="__RefHeading___Toc1239_2942270856">
-            <w:r>
-              <w:rPr>
-                <w:rStyle w:val="IndexLink"/>
-              </w:rPr>
-              <w:t>Base and Superstructure</w:t>
               <w:tab/>
               <w:t>42</w:t>
             </w:r>
@@ -959,46 +419,6 @@
               <w:t>43</w:t>
             </w:r>
           </w:hyperlink>
-        </w:p>
-        <w:p>
-          <w:pPr>
-            <w:pStyle w:val="TOC2"/>
-            <w:tabs>
-              <w:tab w:val="clear" w:pos="9689"/>
-              <w:tab w:val="right" w:pos="9971" w:leader="dot"/>
-            </w:tabs>
-            <w:rPr/>
-          </w:pPr>
-          <w:hyperlink w:anchor="__RefHeading___Toc1243_2942270856">
-            <w:r>
-              <w:rPr>
-                <w:rStyle w:val="IndexLink"/>
-              </w:rPr>
-              <w:t>Preface</w:t>
-              <w:tab/>
-              <w:t>43</w:t>
-            </w:r>
-          </w:hyperlink>
-        </w:p>
-        <w:p>
-          <w:pPr>
-            <w:pStyle w:val="TOC2"/>
-            <w:tabs>
-              <w:tab w:val="clear" w:pos="9689"/>
-              <w:tab w:val="right" w:pos="9971" w:leader="dot"/>
-            </w:tabs>
-            <w:rPr/>
-          </w:pPr>
-          <w:hyperlink w:anchor="__RefHeading___Toc1245_2942270856">
-            <w:r>
-              <w:rPr>
-                <w:rStyle w:val="IndexLink"/>
-              </w:rPr>
-              <w:t>Introduction</w:t>
-              <w:tab/>
-              <w:t>43</w:t>
-            </w:r>
-          </w:hyperlink>
           <w:r>
             <w:rPr>
               <w:rStyle w:val="IndexLink"/>
@@ -1545,15 +965,36 @@
           <w:numId w:val="47"/>
         </w:numPr>
         <w:rPr>
+          <w:highlight w:val="none"/>
+          <w:shd w:fill="auto" w:val="clear"/>
+        </w:rPr>
+      </w:pPr>
+      <w:r>
+        <w:rPr>
           <w:strike/>
+          <w:shd w:fill="auto" w:val="clear"/>
+        </w:rPr>
+        <w:t>https://plato.stanford.edu/entries/aristotle-logic/</w:t>
+      </w:r>
+    </w:p>
+    <w:p>
+      <w:pPr>
+        <w:pStyle w:val="Normal"/>
+        <w:numPr>
+          <w:ilvl w:val="0"/>
+          <w:numId w:val="47"/>
+        </w:numPr>
+        <w:rPr>
+          <w:highlight w:val="none"/>
+          <w:shd w:fill="auto" w:val="clear"/>
         </w:rPr>
       </w:pPr>
       <w:r>
         <w:rPr>
           <w:strike/>
-          <w:shd w:fill="729FCF" w:val="clear"/>
-        </w:rPr>
-        <w:t>https://plato.stanford.edu/entries/aristotle-logic/</w:t>
+          <w:shd w:fill="auto" w:val="clear"/>
+        </w:rPr>
+        <w:t>https://plato.stanford.edu/entries/aristotle-categories/</w:t>
       </w:r>
     </w:p>
     <w:p>
@@ -1564,32 +1005,14 @@
           <w:numId w:val="47"/>
         </w:numPr>
         <w:rPr>
+          <w:highlight w:val="none"/>
+          <w:shd w:fill="auto" w:val="clear"/>
+        </w:rPr>
+      </w:pPr>
+      <w:r>
+        <w:rPr>
           <w:strike/>
-        </w:rPr>
-      </w:pPr>
-      <w:r>
-        <w:rPr>
-          <w:strike/>
-          <w:shd w:fill="729FCF" w:val="clear"/>
-        </w:rPr>
-        <w:t>https://plato.stanford.edu/entries/aristotle-categories/</w:t>
-      </w:r>
-    </w:p>
-    <w:p>
-      <w:pPr>
-        <w:pStyle w:val="Normal"/>
-        <w:numPr>
-          <w:ilvl w:val="0"/>
-          <w:numId w:val="47"/>
-        </w:numPr>
-        <w:rPr>
-          <w:strike/>
-        </w:rPr>
-      </w:pPr>
-      <w:r>
-        <w:rPr>
-          <w:strike/>
-          <w:shd w:fill="729FCF" w:val="clear"/>
+          <w:shd w:fill="auto" w:val="clear"/>
         </w:rPr>
         <w:t>https://plato.stanford.edu/entries/aristotle-metaphysics/</w:t>
       </w:r>
@@ -12260,294 +11683,27 @@
     <w:p>
       <w:pPr>
         <w:pStyle w:val="Heading1"/>
-        <w:numPr>
-          <w:ilvl w:val="0"/>
-          <w:numId w:val="1"/>
-        </w:numPr>
+        <w:widowControl/>
+        <w:numPr>
+          <w:ilvl w:val="0"/>
+          <w:numId w:val="0"/>
+        </w:numPr>
+        <w:suppressAutoHyphens w:val="true"/>
         <w:spacing w:before="0" w:after="120"/>
         <w:ind w:hanging="0" w:start="0"/>
-        <w:rPr/>
-      </w:pPr>
-      <w:bookmarkStart w:id="43" w:name="__RefHeading___Toc618_811121753"/>
+        <w:jc w:val="start"/>
+        <w:rPr/>
+      </w:pPr>
+      <w:bookmarkStart w:id="43" w:name="__RefHeading___Toc1131_3345310501"/>
       <w:bookmarkEnd w:id="43"/>
       <w:r>
         <w:rPr/>
-        <w:t>Hegel, Lectures on the History of Philosophy</w:t>
-      </w:r>
-    </w:p>
-    <w:p>
-      <w:pPr>
-        <w:pStyle w:val="Heading2"/>
-        <w:numPr>
-          <w:ilvl w:val="1"/>
-          <w:numId w:val="1"/>
-        </w:numPr>
-        <w:ind w:hanging="0" w:start="0"/>
-        <w:rPr/>
-      </w:pPr>
-      <w:bookmarkStart w:id="44" w:name="__RefHeading___Toc620_811121753"/>
-      <w:bookmarkEnd w:id="44"/>
-      <w:r>
-        <w:rPr/>
-        <w:t>Inaugural Address</w:t>
-      </w:r>
-    </w:p>
-    <w:p>
-      <w:pPr>
-        <w:pStyle w:val="Normal"/>
-        <w:numPr>
-          <w:ilvl w:val="0"/>
-          <w:numId w:val="27"/>
-        </w:numPr>
-        <w:rPr/>
-      </w:pPr>
-      <w:r>
-        <w:rPr/>
-        <w:t xml:space="preserve">"The necessities of the time have accorded to the petty interests of everyday life such overwhelming attention: the deep interests of actuality and the strife respecting these have engrossed all the powers and the forces of the mind — as also the necessary means — to so great an extent, that no place has been left to the higher inward life, the intellectual operations of a purer sort; and the better natures have thus been stunted in their growth, and in great measure sacrificed. </w:t>
-      </w:r>
-      <w:r>
-        <w:rPr>
-          <w:b/>
-          <w:bCs/>
-        </w:rPr>
-        <w:t>Because the spirit of the world was thus occupied, it could not look within and withdraw into itself.</w:t>
-      </w:r>
-      <w:r>
-        <w:rPr/>
-        <w:t>"</w:t>
-      </w:r>
-    </w:p>
-    <w:p>
-      <w:pPr>
-        <w:pStyle w:val="Normal"/>
-        <w:numPr>
-          <w:ilvl w:val="0"/>
-          <w:numId w:val="27"/>
-        </w:numPr>
-        <w:rPr/>
-      </w:pPr>
-      <w:r>
-        <w:rPr/>
-        <w:t xml:space="preserve">"... the Church may now resume her high position — that in addition to the kingdom of the world to which all thoughts and efforts have hitherto been directed, </w:t>
-      </w:r>
-      <w:r>
-        <w:rPr>
-          <w:b/>
-          <w:bCs/>
-        </w:rPr>
-        <w:t>the Kingdom of God may also be considered.</w:t>
-      </w:r>
-      <w:r>
-        <w:rPr/>
-        <w:t>"</w:t>
-      </w:r>
-    </w:p>
-    <w:p>
-      <w:pPr>
-        <w:pStyle w:val="Normal"/>
-        <w:numPr>
-          <w:ilvl w:val="0"/>
-          <w:numId w:val="27"/>
-        </w:numPr>
-        <w:rPr/>
-      </w:pPr>
-      <w:r>
-        <w:rPr/>
-        <w:t xml:space="preserve">"We shall see in the History of Philosophy that in other European countries in which the sciences and the cultivation of the understanding have been prosecuted with zeal and with respect, </w:t>
-      </w:r>
-      <w:r>
-        <w:rPr>
-          <w:b/>
-          <w:bCs/>
-        </w:rPr>
-        <w:t>Philosophy, excepting in name, has sunk even from memory, and that it is in the German nation that it has been retained as a peculiar possession.</w:t>
-      </w:r>
-      <w:r>
-        <w:rPr/>
-        <w:t xml:space="preserve"> We have received the higher call of Nature to be the conservers of this holy flame ..."</w:t>
-      </w:r>
-    </w:p>
-    <w:p>
-      <w:pPr>
-        <w:pStyle w:val="Normal"/>
-        <w:numPr>
-          <w:ilvl w:val="0"/>
-          <w:numId w:val="27"/>
-        </w:numPr>
-        <w:rPr/>
-      </w:pPr>
-      <w:r>
-        <w:rPr/>
-        <w:t xml:space="preserve">"We have already got so far, and have attained to a seriousness so much greater and a consciousness so much deeper, that for us ideas and that which our reason justifies, can alone have weight; to speak more plainly, </w:t>
-      </w:r>
-      <w:r>
-        <w:rPr>
-          <w:b/>
-          <w:bCs/>
-        </w:rPr>
-        <w:t>the Prussian State is a State constituted on principles of intelligence.</w:t>
-      </w:r>
-      <w:r>
-        <w:rPr>
-          <w:b w:val="false"/>
-          <w:bCs w:val="false"/>
-        </w:rPr>
-        <w:t>"</w:t>
-      </w:r>
-    </w:p>
-    <w:p>
-      <w:pPr>
-        <w:pStyle w:val="Normal"/>
-        <w:numPr>
-          <w:ilvl w:val="0"/>
-          <w:numId w:val="27"/>
-        </w:numPr>
-        <w:rPr>
-          <w:b w:val="false"/>
-          <w:bCs w:val="false"/>
-        </w:rPr>
-      </w:pPr>
-      <w:r>
-        <w:rPr>
-          <w:b w:val="false"/>
-          <w:bCs w:val="false"/>
-        </w:rPr>
-        <w:t>"It has thus happened that because vigorous natures turned to the practical, insipidity and dullness appropriated to themselves the pre-eminence in Philosophy and flourished there."</w:t>
-      </w:r>
-    </w:p>
-    <w:p>
-      <w:pPr>
-        <w:pStyle w:val="Normal"/>
-        <w:numPr>
-          <w:ilvl w:val="1"/>
-          <w:numId w:val="27"/>
-        </w:numPr>
-        <w:rPr>
-          <w:b w:val="false"/>
-          <w:bCs w:val="false"/>
-        </w:rPr>
-      </w:pPr>
-      <w:r>
-        <w:rPr>
-          <w:b w:val="false"/>
-          <w:bCs w:val="false"/>
-        </w:rPr>
-        <w:t>very platonic</w:t>
-      </w:r>
-    </w:p>
-    <w:p>
-      <w:pPr>
-        <w:pStyle w:val="Normal"/>
-        <w:numPr>
-          <w:ilvl w:val="0"/>
-          <w:numId w:val="27"/>
-        </w:numPr>
-        <w:rPr/>
-      </w:pPr>
-      <w:r>
-        <w:rPr>
-          <w:b w:val="false"/>
-          <w:bCs w:val="false"/>
-        </w:rPr>
-        <w:t>"</w:t>
-      </w:r>
-      <w:r>
-        <w:rPr>
-          <w:b/>
-          <w:bCs/>
-        </w:rPr>
-        <w:t>The love of truth, faith in the power of mind, is the first condition in Philosophy.</w:t>
-      </w:r>
-      <w:r>
-        <w:rPr/>
-        <w:t xml:space="preserve"> Man, because he is Mind, should and must deem himself worthy of the highest; he cannot think too highly of the greatness and the power of his mind, and, with this belief, nothing will be so difficult and hard that it will not reveal itself to him. </w:t>
-      </w:r>
-      <w:r>
-        <w:rPr>
-          <w:b/>
-          <w:bCs/>
-        </w:rPr>
-        <w:t>The Being of the universe, at first hidden and concealed, has no power which can offer resistance to the search for knowledge</w:t>
-      </w:r>
-      <w:r>
-        <w:rPr/>
-        <w:t>; it has to lay itself open before the seeker — to set before his eyes and give for his enjoyment, its riches and its depths.</w:t>
-      </w:r>
-      <w:r>
-        <w:rPr>
-          <w:b w:val="false"/>
-          <w:bCs w:val="false"/>
-        </w:rPr>
-        <w:t>"</w:t>
-      </w:r>
-    </w:p>
-    <w:p>
-      <w:pPr>
-        <w:pStyle w:val="Heading2"/>
-        <w:numPr>
-          <w:ilvl w:val="1"/>
-          <w:numId w:val="1"/>
-        </w:numPr>
-        <w:ind w:hanging="0" w:start="0"/>
-        <w:rPr/>
-      </w:pPr>
-      <w:bookmarkStart w:id="45" w:name="__RefHeading___Toc622_811121753"/>
-      <w:bookmarkEnd w:id="45"/>
-      <w:r>
-        <w:rPr/>
-        <w:t>Preface</w:t>
-      </w:r>
-    </w:p>
-    <w:p>
-      <w:pPr>
-        <w:pStyle w:val="Normal"/>
-        <w:rPr/>
-      </w:pPr>
-      <w:r>
-        <w:rPr/>
-      </w:r>
-      <w:r>
-        <w:br w:type="page"/>
-      </w:r>
-    </w:p>
-    <w:p>
-      <w:pPr>
-        <w:pStyle w:val="Heading1"/>
-        <w:numPr>
-          <w:ilvl w:val="0"/>
-          <w:numId w:val="1"/>
-        </w:numPr>
-        <w:spacing w:before="0" w:after="120"/>
-        <w:ind w:hanging="0" w:start="0"/>
-        <w:rPr/>
-      </w:pPr>
-      <w:bookmarkStart w:id="46" w:name="__RefHeading___Toc1237_2942270856"/>
-      <w:bookmarkEnd w:id="46"/>
-      <w:r>
-        <w:rPr/>
-        <w:t>Raymond Williams, Marxism and Literature</w:t>
-      </w:r>
-    </w:p>
-    <w:p>
-      <w:pPr>
-        <w:pStyle w:val="Heading2"/>
-        <w:numPr>
-          <w:ilvl w:val="1"/>
-          <w:numId w:val="1"/>
-        </w:numPr>
-        <w:ind w:hanging="0" w:start="0"/>
-        <w:rPr/>
-      </w:pPr>
-      <w:bookmarkStart w:id="47" w:name="__RefHeading___Toc1239_2942270856"/>
-      <w:bookmarkEnd w:id="47"/>
-      <w:r>
-        <w:rPr/>
-        <w:t>Base and Superstructure</w:t>
-      </w:r>
-    </w:p>
-    <w:p>
-      <w:pPr>
-        <w:pStyle w:val="BodyText"/>
+        <w:t>Descartes, Meditations on First Philosophy</w:t>
+      </w:r>
+    </w:p>
+    <w:p>
+      <w:pPr>
+        <w:pStyle w:val="Normal"/>
         <w:rPr>
           <w:i/>
           <w:i/>
@@ -12559,95 +11715,40 @@
           <w:i/>
           <w:iCs/>
         </w:rPr>
-        <w:t>Williams is writing against the tendency to reduce base and superstructure to categories, or more specifically to distinct elements. The reduction happened in the 'transition from Marx to Marxism'</w:t>
-      </w:r>
-    </w:p>
-    <w:p>
-      <w:pPr>
-        <w:pStyle w:val="Normal"/>
-        <w:numPr>
-          <w:ilvl w:val="0"/>
-          <w:numId w:val="60"/>
-        </w:numPr>
-        <w:rPr/>
-      </w:pPr>
-      <w:r>
-        <w:rPr/>
-        <w:t>Engels' letter to Bloch, 1890: "According to the materialist conception of history, the ultimately determining element in history is the production and reproduction of real life."</w:t>
-      </w:r>
-    </w:p>
-    <w:p>
-      <w:pPr>
-        <w:pStyle w:val="Normal"/>
-        <w:numPr>
-          <w:ilvl w:val="0"/>
-          <w:numId w:val="60"/>
-        </w:numPr>
-        <w:rPr/>
-      </w:pPr>
-      <w:r>
-        <w:rPr/>
-        <w:t>(80) "What is fundamentally lacking, in the theoretical formulations of this important period, is any adequate recognition of the indissoluble connections between material production, political and cultural institutions and activity, and consciousness."</w:t>
-      </w:r>
-    </w:p>
-    <w:p>
-      <w:pPr>
-        <w:pStyle w:val="Normal"/>
-        <w:numPr>
-          <w:ilvl w:val="0"/>
-          <w:numId w:val="60"/>
-        </w:numPr>
-        <w:rPr/>
-      </w:pPr>
-      <w:r>
-        <w:rPr/>
-        <w:t>(80) "But what is wrong with it is its description of these 'elements' as 'sequential', when they are in practice indisoluble: not in the sense that they cannot be distinguished for purposes of analysis, but in the decisive sense that they are not separate 'areas' or 'elements' but the whole, specific activities and products of real men."</w:t>
-      </w:r>
-    </w:p>
-    <w:p>
-      <w:pPr>
-        <w:pStyle w:val="Normal"/>
-        <w:numPr>
-          <w:ilvl w:val="0"/>
-          <w:numId w:val="60"/>
-        </w:numPr>
-        <w:rPr/>
-      </w:pPr>
-      <w:r>
-        <w:rPr/>
-        <w:t>(81) "Orthodox analysts began to think of 'the base' and the 'superstructure' as if they were separable concrete entities. In do so they lost sight of the very processes - not abstract relations but constitutive processes - which it should have been the special function of historical materialism to emphasize."</w:t>
-      </w:r>
-    </w:p>
-    <w:p>
-      <w:pPr>
-        <w:pStyle w:val="Normal"/>
-        <w:numPr>
-          <w:ilvl w:val="0"/>
-          <w:numId w:val="60"/>
-        </w:numPr>
-        <w:rPr/>
-      </w:pPr>
-      <w:r>
-        <w:rPr/>
-        <w:t>(81) From Marx, in theories of surplus value: "In order to study the connexion between intellectual and material production it is above all essential to conceive the latter in its determined historical form and not as a general category. For example, there corresponds to the capitalist mode of production a type of intellectual production quite different from that which corresponded to the medieval mode of production. Unless material production itself is understood in its specific historical form, it is impossible to grasp the characteristics of the intellectual production which corresponds to it or the reciprocal action between the two."</w:t>
-      </w:r>
-    </w:p>
-    <w:p>
-      <w:pPr>
-        <w:pStyle w:val="Normal"/>
-        <w:rPr/>
-      </w:pPr>
-      <w:r>
-        <w:rPr/>
-      </w:r>
-    </w:p>
-    <w:p>
-      <w:pPr>
-        <w:pStyle w:val="Normal"/>
-        <w:rPr/>
-      </w:pPr>
-      <w:r>
-        <w:rPr/>
+        <w:t>I didn't really connect with this until the fifth mediation. The arguments for the existence of God seemed generally unconvincing. Although the cogito ergo sum stuff was compelling. But I think that he is not precisely arguing about whether or not God exists, he's arguing about whether or how we can have certainty of God's existence. So the argument in 'I can imagine God, therefore he exists' does not hinge on an ontological therefore, but an epistemological therefore. Our imagining is not the condition that allows God to exist, but the condition that allows us to have certainty of his existence. So perhaps: 'if God did not exist, I could not imagine him.' This is a much sounder proposition, given the whole bit before about the greater not being able to come from the lesser (i.e. an image of perfection only being possible if it comes from something perfect).</w:t>
+      </w:r>
+    </w:p>
+    <w:p>
+      <w:pPr>
+        <w:pStyle w:val="Normal"/>
+        <w:rPr>
+          <w:i/>
+          <w:i/>
+          <w:iCs/>
+        </w:rPr>
+      </w:pPr>
+      <w:r>
+        <w:rPr>
+          <w:i/>
+          <w:iCs/>
+        </w:rPr>
+      </w:r>
+    </w:p>
+    <w:p>
+      <w:pPr>
+        <w:pStyle w:val="Normal"/>
+        <w:rPr>
+          <w:i/>
+          <w:i/>
+          <w:iCs/>
+        </w:rPr>
+      </w:pPr>
+      <w:r>
+        <w:rPr>
+          <w:i/>
+          <w:iCs/>
+        </w:rPr>
+        <w:t>So the meditations seem to be less arguments about what does and does not exist, but foundations for those types of arguments: they are arguments for how we are able to be certain about what does and doesn't exist.</w:t>
       </w:r>
       <w:r>
         <w:br w:type="page"/>
@@ -12664,15 +11765,432 @@
         <w:ind w:hanging="0" w:start="0"/>
         <w:rPr/>
       </w:pPr>
-      <w:bookmarkStart w:id="48" w:name="__RefHeading___Toc1241_2942270856"/>
+      <w:bookmarkStart w:id="44" w:name="__RefHeading___Toc618_811121753"/>
+      <w:bookmarkEnd w:id="44"/>
+      <w:r>
+        <w:rPr/>
+        <w:t>Hegel, Lectures on the History of Philosophy</w:t>
+      </w:r>
+    </w:p>
+    <w:p>
+      <w:pPr>
+        <w:pStyle w:val="Heading2"/>
+        <w:numPr>
+          <w:ilvl w:val="1"/>
+          <w:numId w:val="1"/>
+        </w:numPr>
+        <w:ind w:hanging="0" w:start="0"/>
+        <w:rPr/>
+      </w:pPr>
+      <w:bookmarkStart w:id="45" w:name="__RefHeading___Toc620_811121753"/>
+      <w:bookmarkEnd w:id="45"/>
+      <w:r>
+        <w:rPr/>
+        <w:t>Inaugural Address</w:t>
+      </w:r>
+    </w:p>
+    <w:p>
+      <w:pPr>
+        <w:pStyle w:val="Normal"/>
+        <w:numPr>
+          <w:ilvl w:val="0"/>
+          <w:numId w:val="27"/>
+        </w:numPr>
+        <w:rPr/>
+      </w:pPr>
+      <w:r>
+        <w:rPr/>
+        <w:t xml:space="preserve">"The necessities of the time have accorded to the petty interests of everyday life such overwhelming attention: the deep interests of actuality and the strife respecting these have engrossed all the powers and the forces of the mind — as also the necessary means — to so great an extent, that no place has been left to the higher inward life, the intellectual operations of a purer sort; and the better natures have thus been stunted in their growth, and in great measure sacrificed. </w:t>
+      </w:r>
+      <w:r>
+        <w:rPr>
+          <w:b/>
+          <w:bCs/>
+        </w:rPr>
+        <w:t>Because the spirit of the world was thus occupied, it could not look within and withdraw into itself.</w:t>
+      </w:r>
+      <w:r>
+        <w:rPr/>
+        <w:t>"</w:t>
+      </w:r>
+    </w:p>
+    <w:p>
+      <w:pPr>
+        <w:pStyle w:val="Normal"/>
+        <w:numPr>
+          <w:ilvl w:val="0"/>
+          <w:numId w:val="27"/>
+        </w:numPr>
+        <w:rPr/>
+      </w:pPr>
+      <w:r>
+        <w:rPr/>
+        <w:t xml:space="preserve">"... the Church may now resume her high position — that in addition to the kingdom of the world to which all thoughts and efforts have hitherto been directed, </w:t>
+      </w:r>
+      <w:r>
+        <w:rPr>
+          <w:b/>
+          <w:bCs/>
+        </w:rPr>
+        <w:t>the Kingdom of God may also be considered.</w:t>
+      </w:r>
+      <w:r>
+        <w:rPr/>
+        <w:t>"</w:t>
+      </w:r>
+    </w:p>
+    <w:p>
+      <w:pPr>
+        <w:pStyle w:val="Normal"/>
+        <w:numPr>
+          <w:ilvl w:val="0"/>
+          <w:numId w:val="27"/>
+        </w:numPr>
+        <w:rPr/>
+      </w:pPr>
+      <w:r>
+        <w:rPr/>
+        <w:t xml:space="preserve">"We shall see in the History of Philosophy that in other European countries in which the sciences and the cultivation of the understanding have been prosecuted with zeal and with respect, </w:t>
+      </w:r>
+      <w:r>
+        <w:rPr>
+          <w:b/>
+          <w:bCs/>
+        </w:rPr>
+        <w:t>Philosophy, excepting in name, has sunk even from memory, and that it is in the German nation that it has been retained as a peculiar possession.</w:t>
+      </w:r>
+      <w:r>
+        <w:rPr/>
+        <w:t xml:space="preserve"> We have received the higher call of Nature to be the conservers of this holy flame ..."</w:t>
+      </w:r>
+    </w:p>
+    <w:p>
+      <w:pPr>
+        <w:pStyle w:val="Normal"/>
+        <w:numPr>
+          <w:ilvl w:val="0"/>
+          <w:numId w:val="27"/>
+        </w:numPr>
+        <w:rPr/>
+      </w:pPr>
+      <w:r>
+        <w:rPr/>
+        <w:t xml:space="preserve">"We have already got so far, and have attained to a seriousness so much greater and a consciousness so much deeper, that for us ideas and that which our reason justifies, can alone have weight; to speak more plainly, </w:t>
+      </w:r>
+      <w:r>
+        <w:rPr>
+          <w:b/>
+          <w:bCs/>
+        </w:rPr>
+        <w:t>the Prussian State is a State constituted on principles of intelligence.</w:t>
+      </w:r>
+      <w:r>
+        <w:rPr>
+          <w:b w:val="false"/>
+          <w:bCs w:val="false"/>
+        </w:rPr>
+        <w:t>"</w:t>
+      </w:r>
+    </w:p>
+    <w:p>
+      <w:pPr>
+        <w:pStyle w:val="Normal"/>
+        <w:numPr>
+          <w:ilvl w:val="0"/>
+          <w:numId w:val="27"/>
+        </w:numPr>
+        <w:rPr>
+          <w:b w:val="false"/>
+          <w:bCs w:val="false"/>
+        </w:rPr>
+      </w:pPr>
+      <w:r>
+        <w:rPr>
+          <w:b w:val="false"/>
+          <w:bCs w:val="false"/>
+        </w:rPr>
+        <w:t>"It has thus happened that because vigorous natures turned to the practical, insipidity and dullness appropriated to themselves the pre-eminence in Philosophy and flourished there."</w:t>
+      </w:r>
+    </w:p>
+    <w:p>
+      <w:pPr>
+        <w:pStyle w:val="Normal"/>
+        <w:numPr>
+          <w:ilvl w:val="1"/>
+          <w:numId w:val="27"/>
+        </w:numPr>
+        <w:rPr>
+          <w:b w:val="false"/>
+          <w:bCs w:val="false"/>
+        </w:rPr>
+      </w:pPr>
+      <w:r>
+        <w:rPr>
+          <w:b w:val="false"/>
+          <w:bCs w:val="false"/>
+        </w:rPr>
+        <w:t>very platonic</w:t>
+      </w:r>
+    </w:p>
+    <w:p>
+      <w:pPr>
+        <w:pStyle w:val="Normal"/>
+        <w:numPr>
+          <w:ilvl w:val="0"/>
+          <w:numId w:val="27"/>
+        </w:numPr>
+        <w:rPr/>
+      </w:pPr>
+      <w:r>
+        <w:rPr>
+          <w:b w:val="false"/>
+          <w:bCs w:val="false"/>
+        </w:rPr>
+        <w:t>"</w:t>
+      </w:r>
+      <w:r>
+        <w:rPr>
+          <w:b/>
+          <w:bCs/>
+        </w:rPr>
+        <w:t>The love of truth, faith in the power of mind, is the first condition in Philosophy.</w:t>
+      </w:r>
+      <w:r>
+        <w:rPr/>
+        <w:t xml:space="preserve"> Man, because he is Mind, should and must deem himself worthy of the highest; he cannot think too highly of the greatness and the power of his mind, and, with this belief, nothing will be so difficult and hard that it will not reveal itself to him. </w:t>
+      </w:r>
+      <w:r>
+        <w:rPr>
+          <w:b/>
+          <w:bCs/>
+        </w:rPr>
+        <w:t>The Being of the universe, at first hidden and concealed, has no power which can offer resistance to the search for knowledge</w:t>
+      </w:r>
+      <w:r>
+        <w:rPr/>
+        <w:t>; it has to lay itself open before the seeker — to set before his eyes and give for his enjoyment, its riches and its depths.</w:t>
+      </w:r>
+      <w:r>
+        <w:rPr>
+          <w:b w:val="false"/>
+          <w:bCs w:val="false"/>
+        </w:rPr>
+        <w:t>"</w:t>
+      </w:r>
+    </w:p>
+    <w:p>
+      <w:pPr>
+        <w:pStyle w:val="Heading2"/>
+        <w:numPr>
+          <w:ilvl w:val="1"/>
+          <w:numId w:val="1"/>
+        </w:numPr>
+        <w:ind w:hanging="0" w:start="0"/>
+        <w:rPr/>
+      </w:pPr>
+      <w:bookmarkStart w:id="46" w:name="__RefHeading___Toc622_811121753"/>
+      <w:bookmarkEnd w:id="46"/>
+      <w:r>
+        <w:rPr/>
+        <w:t>Preface</w:t>
+      </w:r>
+    </w:p>
+    <w:p>
+      <w:pPr>
+        <w:pStyle w:val="Normal"/>
+        <w:rPr/>
+      </w:pPr>
+      <w:r>
+        <w:rPr/>
+      </w:r>
+      <w:r>
+        <w:br w:type="page"/>
+      </w:r>
+    </w:p>
+    <w:p>
+      <w:pPr>
+        <w:pStyle w:val="Heading1"/>
+        <w:numPr>
+          <w:ilvl w:val="0"/>
+          <w:numId w:val="1"/>
+        </w:numPr>
+        <w:spacing w:before="0" w:after="120"/>
+        <w:ind w:hanging="0" w:start="0"/>
+        <w:rPr/>
+      </w:pPr>
+      <w:bookmarkStart w:id="47" w:name="__RefHeading___Toc1237_2942270856"/>
+      <w:bookmarkEnd w:id="47"/>
+      <w:r>
+        <w:rPr/>
+        <w:t>Raymond Williams, Marxism and Literature</w:t>
+      </w:r>
+    </w:p>
+    <w:p>
+      <w:pPr>
+        <w:pStyle w:val="Heading2"/>
+        <w:numPr>
+          <w:ilvl w:val="1"/>
+          <w:numId w:val="1"/>
+        </w:numPr>
+        <w:ind w:hanging="0" w:start="0"/>
+        <w:rPr/>
+      </w:pPr>
+      <w:bookmarkStart w:id="48" w:name="__RefHeading___Toc1239_2942270856"/>
       <w:bookmarkEnd w:id="48"/>
       <w:r>
         <w:rPr/>
+        <w:t>Base and Superstructure</w:t>
+      </w:r>
+    </w:p>
+    <w:p>
+      <w:pPr>
+        <w:pStyle w:val="BodyText"/>
+        <w:rPr>
+          <w:i/>
+          <w:i/>
+          <w:iCs/>
+        </w:rPr>
+      </w:pPr>
+      <w:r>
+        <w:rPr>
+          <w:i/>
+          <w:iCs/>
+        </w:rPr>
+        <w:t>Williams is writing against the tendency to reduce base and superstructure to categories, or more specifically to distinct elements. The reduction happened in the 'transition from Marx to Marxism'</w:t>
+      </w:r>
+    </w:p>
+    <w:p>
+      <w:pPr>
+        <w:pStyle w:val="Normal"/>
+        <w:numPr>
+          <w:ilvl w:val="0"/>
+          <w:numId w:val="60"/>
+        </w:numPr>
+        <w:rPr/>
+      </w:pPr>
+      <w:r>
+        <w:rPr/>
+        <w:t>Engels' letter to Bloch, 1890: "According to the materialist conception of history, the ultimately determining element in history is the production and reproduction of real life."</w:t>
+      </w:r>
+    </w:p>
+    <w:p>
+      <w:pPr>
+        <w:pStyle w:val="Normal"/>
+        <w:numPr>
+          <w:ilvl w:val="0"/>
+          <w:numId w:val="60"/>
+        </w:numPr>
+        <w:rPr/>
+      </w:pPr>
+      <w:r>
+        <w:rPr/>
+        <w:t>(80) "What is fundamentally lacking, in the theoretical formulations of this important period, is any adequate recognition of the indissoluble connections between material production, political and cultural institutions and activity, and consciousness."</w:t>
+      </w:r>
+    </w:p>
+    <w:p>
+      <w:pPr>
+        <w:pStyle w:val="Normal"/>
+        <w:numPr>
+          <w:ilvl w:val="0"/>
+          <w:numId w:val="60"/>
+        </w:numPr>
+        <w:rPr/>
+      </w:pPr>
+      <w:r>
+        <w:rPr/>
+        <w:t>(80) "But what is wrong with it is its description of these 'elements' as 'sequential', when they are in practice indisoluble: not in the sense that they cannot be distinguished for purposes of analysis, but in the decisive sense that they are not separate 'areas' or 'elements' but the whole, specific activities and products of real men."</w:t>
+      </w:r>
+    </w:p>
+    <w:p>
+      <w:pPr>
+        <w:pStyle w:val="Normal"/>
+        <w:numPr>
+          <w:ilvl w:val="0"/>
+          <w:numId w:val="60"/>
+        </w:numPr>
+        <w:rPr/>
+      </w:pPr>
+      <w:r>
+        <w:rPr/>
+        <w:t>(81) "Orthodox analysts began to think of 'the base' and the 'superstructure' as if they were separable concrete entities. In do so they lost sight of the very processes - not abstract relations but constitutive processes - which it should have been the special function of historical materialism to emphasize."</w:t>
+      </w:r>
+    </w:p>
+    <w:p>
+      <w:pPr>
+        <w:pStyle w:val="Normal"/>
+        <w:numPr>
+          <w:ilvl w:val="0"/>
+          <w:numId w:val="60"/>
+        </w:numPr>
+        <w:rPr/>
+      </w:pPr>
+      <w:r>
+        <w:rPr/>
+        <w:t>(81) From Marx, in theories of surplus value: "In order to study the connexion between intellectual and material production it is above all essential to conceive the latter in its determined historical form and not as a general category. For example, there corresponds to the capitalist mode of production a type of intellectual production quite different from that which corresponded to the medieval mode of production. Unless material production itself is understood in its specific historical form, it is impossible to grasp the characteristics of the intellectual production which corresponds to it or the reciprocal action between the two."</w:t>
+      </w:r>
+    </w:p>
+    <w:p>
+      <w:pPr>
+        <w:pStyle w:val="Normal"/>
+        <w:rPr/>
+      </w:pPr>
+      <w:r>
+        <w:rPr/>
+      </w:r>
+    </w:p>
+    <w:p>
+      <w:pPr>
+        <w:pStyle w:val="Normal"/>
+        <w:rPr/>
+      </w:pPr>
+      <w:r>
+        <w:rPr/>
+      </w:r>
+      <w:r>
+        <w:br w:type="page"/>
+      </w:r>
+    </w:p>
+    <w:p>
+      <w:pPr>
+        <w:pStyle w:val="Heading1"/>
+        <w:numPr>
+          <w:ilvl w:val="0"/>
+          <w:numId w:val="1"/>
+        </w:numPr>
+        <w:spacing w:before="0" w:after="120"/>
+        <w:ind w:hanging="0" w:start="0"/>
+        <w:rPr/>
+      </w:pPr>
+      <w:bookmarkStart w:id="49" w:name="__RefHeading___Toc1241_2942270856"/>
+      <w:bookmarkEnd w:id="49"/>
+      <w:r>
+        <w:rPr/>
         <w:t>Alfred Sohn-Rethel, Intellectual and Manual Labour</w:t>
       </w:r>
     </w:p>
     <w:p>
       <w:pPr>
+        <w:pStyle w:val="Normal"/>
+        <w:numPr>
+          <w:ilvl w:val="1"/>
+          <w:numId w:val="1"/>
+        </w:numPr>
+        <w:rPr>
+          <w:i/>
+          <w:i/>
+          <w:iCs/>
+        </w:rPr>
+      </w:pPr>
+      <w:r>
+        <w:rPr>
+          <w:i/>
+          <w:iCs/>
+        </w:rPr>
+        <w:t>I find this book very strange. The argument of exchange as a real abstraction seems to make sense, but I don't quite understand his jump from there to epistemology. I'm skeptical of his discussion of ancient greece as a commodity society, or a society where commodity production serves as the social synthesis. But perhaps he is merely saying that our ability for abstract reasoning is downstream of real abstraction. We have to encounter abstraction in the real world before we can employ it systematically in thought. I also don't follow the arguments about first and second nature. Those have never really made sense to me.</w:t>
+      </w:r>
+    </w:p>
+    <w:p>
+      <w:pPr>
         <w:pStyle w:val="Heading2"/>
         <w:numPr>
           <w:ilvl w:val="1"/>
@@ -12681,8 +12199,8 @@
         <w:ind w:hanging="0" w:start="0"/>
         <w:rPr/>
       </w:pPr>
-      <w:bookmarkStart w:id="49" w:name="__RefHeading___Toc1243_2942270856"/>
-      <w:bookmarkEnd w:id="49"/>
+      <w:bookmarkStart w:id="50" w:name="__RefHeading___Toc1243_2942270856"/>
+      <w:bookmarkEnd w:id="50"/>
       <w:r>
         <w:rPr/>
         <w:t>Preface</w:t>
@@ -12816,8 +12334,8 @@
         <w:ind w:hanging="0" w:start="0"/>
         <w:rPr/>
       </w:pPr>
-      <w:bookmarkStart w:id="50" w:name="__RefHeading___Toc1245_2942270856"/>
-      <w:bookmarkEnd w:id="50"/>
+      <w:bookmarkStart w:id="51" w:name="__RefHeading___Toc1245_2942270856"/>
+      <w:bookmarkEnd w:id="51"/>
       <w:r>
         <w:rPr/>
         <w:t>Introduction</w:t>
@@ -12826,10 +12344,517 @@
     <w:p>
       <w:pPr>
         <w:pStyle w:val="Normal"/>
-        <w:rPr/>
-      </w:pPr>
-      <w:r>
-        <w:rPr/>
+        <w:numPr>
+          <w:ilvl w:val="0"/>
+          <w:numId w:val="64"/>
+        </w:numPr>
+        <w:rPr/>
+      </w:pPr>
+      <w:r>
+        <w:rPr/>
+        <w:t>(1) "Has Marxist analysis kept up with the changes of society we have witnessed since the two World Wars?"</w:t>
+      </w:r>
+    </w:p>
+    <w:p>
+      <w:pPr>
+        <w:pStyle w:val="Normal"/>
+        <w:numPr>
+          <w:ilvl w:val="1"/>
+          <w:numId w:val="64"/>
+        </w:numPr>
+        <w:rPr/>
+      </w:pPr>
+      <w:r>
+        <w:rPr/>
+        <w:t>"Historical materialism was conceived by Marx as the method of the scientific understanding of history. No other position can offer an alternative."</w:t>
+      </w:r>
+    </w:p>
+    <w:p>
+      <w:pPr>
+        <w:pStyle w:val="Normal"/>
+        <w:numPr>
+          <w:ilvl w:val="1"/>
+          <w:numId w:val="64"/>
+        </w:numPr>
+        <w:rPr/>
+      </w:pPr>
+      <w:r>
+        <w:rPr/>
+        <w:t>We must go deeper into Marx.</w:t>
+      </w:r>
+    </w:p>
+    <w:p>
+      <w:pPr>
+        <w:pStyle w:val="Normal"/>
+        <w:numPr>
+          <w:ilvl w:val="0"/>
+          <w:numId w:val="64"/>
+        </w:numPr>
+        <w:rPr/>
+      </w:pPr>
+      <w:r>
+        <w:rPr/>
+        <w:t>Marx was not so concerned with the formation of cconsciousness - for us it is crucial</w:t>
+      </w:r>
+    </w:p>
+    <w:p>
+      <w:pPr>
+        <w:pStyle w:val="Normal"/>
+        <w:numPr>
+          <w:ilvl w:val="1"/>
+          <w:numId w:val="64"/>
+        </w:numPr>
+        <w:rPr/>
+      </w:pPr>
+      <w:r>
+        <w:rPr/>
+        <w:t>What is the conceptual foundation of modern science?</w:t>
+      </w:r>
+    </w:p>
+    <w:p>
+      <w:pPr>
+        <w:pStyle w:val="Normal"/>
+        <w:numPr>
+          <w:ilvl w:val="0"/>
+          <w:numId w:val="64"/>
+        </w:numPr>
+        <w:rPr/>
+      </w:pPr>
+      <w:r>
+        <w:rPr/>
+        <w:t>(3) "The creation of socialism demands that society makes modern developments of science and technology subservient to its needs. If, on the other hand, science and technology elude historical-materialist understanding, mankind might go, not the way of socialism, but that of technocracy; society would not rule over technology but technology over society, and thisnot only applies to the western world where technocratic thought is based on positivism; it is no less true of some socialist countires which revere technocracy in the name of 'dialectical materialism'."</w:t>
+      </w:r>
+    </w:p>
+    <w:p>
+      <w:pPr>
+        <w:pStyle w:val="Normal"/>
+        <w:numPr>
+          <w:ilvl w:val="0"/>
+          <w:numId w:val="64"/>
+        </w:numPr>
+        <w:rPr/>
+      </w:pPr>
+      <w:r>
+        <w:rPr/>
+        <w:t>(3) "There is furthermore a lack of a theory of intellectual and manual labour, of their historical division and the conditions for their possible reunification."</w:t>
+      </w:r>
+    </w:p>
+    <w:p>
+      <w:pPr>
+        <w:pStyle w:val="Normal"/>
+        <w:numPr>
+          <w:ilvl w:val="1"/>
+          <w:numId w:val="64"/>
+        </w:numPr>
+        <w:rPr/>
+      </w:pPr>
+      <w:r>
+        <w:rPr/>
+        <w:t>why and how did this division arise? what is its history?</w:t>
+      </w:r>
+    </w:p>
+    <w:p>
+      <w:pPr>
+        <w:pStyle w:val="Normal"/>
+        <w:numPr>
+          <w:ilvl w:val="1"/>
+          <w:numId w:val="64"/>
+        </w:numPr>
+        <w:rPr/>
+      </w:pPr>
+      <w:r>
+        <w:rPr/>
+        <w:t>it exists in some form in every class society, it is "one of the phenomena of alienation on which exploitation feeds."</w:t>
+      </w:r>
+    </w:p>
+    <w:p>
+      <w:pPr>
+        <w:pStyle w:val="Normal"/>
+        <w:numPr>
+          <w:ilvl w:val="1"/>
+          <w:numId w:val="64"/>
+        </w:numPr>
+        <w:rPr/>
+      </w:pPr>
+      <w:r>
+        <w:rPr/>
+        <w:t>however - manual labor must be in some form independent to be of use to the rulers, and intellectual laborers are not the main beneficiaries of the system of rule they hold up</w:t>
+      </w:r>
+    </w:p>
+    <w:p>
+      <w:pPr>
+        <w:pStyle w:val="Normal"/>
+        <w:numPr>
+          <w:ilvl w:val="2"/>
+          <w:numId w:val="64"/>
+        </w:numPr>
+        <w:rPr/>
+      </w:pPr>
+      <w:r>
+        <w:rPr/>
+        <w:t>why is this true? why 'must' it be true?</w:t>
+      </w:r>
+    </w:p>
+    <w:p>
+      <w:pPr>
+        <w:pStyle w:val="Normal"/>
+        <w:numPr>
+          <w:ilvl w:val="0"/>
+          <w:numId w:val="64"/>
+        </w:numPr>
+        <w:rPr/>
+      </w:pPr>
+      <w:r>
+        <w:rPr/>
+        <w:t>If we are looking for a classless society, (4) "What is needed is a specific and unambiguous criterion of social structure, not of ideology, by which a classless society should be recognisable as essentially different from all class societies."</w:t>
+      </w:r>
+    </w:p>
+    <w:p>
+      <w:pPr>
+        <w:pStyle w:val="Normal"/>
+        <w:numPr>
+          <w:ilvl w:val="0"/>
+          <w:numId w:val="64"/>
+        </w:numPr>
+        <w:rPr/>
+      </w:pPr>
+      <w:r>
+        <w:rPr/>
+        <w:t>Social Synthesis: (4) "the network of relations by which society forms a coherent whole."</w:t>
+      </w:r>
+    </w:p>
+    <w:p>
+      <w:pPr>
+        <w:pStyle w:val="Normal"/>
+        <w:numPr>
+          <w:ilvl w:val="1"/>
+          <w:numId w:val="64"/>
+        </w:numPr>
+        <w:rPr/>
+      </w:pPr>
+      <w:r>
+        <w:rPr/>
+        <w:t xml:space="preserve">"How they </w:t>
+      </w:r>
+      <w:r>
+        <w:rPr>
+          <w:i/>
+          <w:iCs/>
+        </w:rPr>
+        <w:t>act</w:t>
+      </w:r>
+      <w:r>
+        <w:rPr>
+          <w:i w:val="false"/>
+          <w:iCs w:val="false"/>
+        </w:rPr>
+        <w:t xml:space="preserve"> is of primary importance for the social network; what they think is of secondary importance.</w:t>
+      </w:r>
+      <w:r>
+        <w:rPr/>
+        <w:t>"</w:t>
+      </w:r>
+    </w:p>
+    <w:p>
+      <w:pPr>
+        <w:pStyle w:val="Normal"/>
+        <w:numPr>
+          <w:ilvl w:val="0"/>
+          <w:numId w:val="64"/>
+        </w:numPr>
+        <w:rPr/>
+      </w:pPr>
+      <w:r>
+        <w:rPr/>
+        <w:t xml:space="preserve">(5) "...my preoccupation is with the conceptual foundations of the cognitive faculty </w:t>
+      </w:r>
+      <w:r>
+        <w:rPr>
+          <w:i/>
+          <w:iCs/>
+        </w:rPr>
+        <w:t>vis-à-vis</w:t>
+      </w:r>
+      <w:r>
+        <w:rPr>
+          <w:i w:val="false"/>
+          <w:iCs w:val="false"/>
+        </w:rPr>
+        <w:t xml:space="preserve"> nature which in one form or another is characteristic of the ages of commodity production from their beginnings in ancient Greece to the present day. It is for this purpose that I deem it useful to interpret the Marxian concept of 'social being' in accordance with my notion of the 'social synthesis'.</w:t>
+      </w:r>
+      <w:r>
+        <w:rPr/>
+        <w:t>"</w:t>
+      </w:r>
+    </w:p>
+    <w:p>
+      <w:pPr>
+        <w:pStyle w:val="Normal"/>
+        <w:numPr>
+          <w:ilvl w:val="1"/>
+          <w:numId w:val="64"/>
+        </w:numPr>
+        <w:rPr/>
+      </w:pPr>
+      <w:r>
+        <w:rPr/>
+        <w:t>this raises a lot of questions: to what degree is commodity production present or dominant in the 'ages' from ancient greece to today. to what extent is the cognitive faculty continuous between them, etc.</w:t>
+      </w:r>
+    </w:p>
+    <w:p>
+      <w:pPr>
+        <w:pStyle w:val="Normal"/>
+        <w:numPr>
+          <w:ilvl w:val="0"/>
+          <w:numId w:val="64"/>
+        </w:numPr>
+        <w:rPr/>
+      </w:pPr>
+      <w:r>
+        <w:rPr/>
+        <w:t>(5) "In societies based on commodity production the social synthesis is centered on the functions of money as the 'universal equivalent', to use Marx's expression."</w:t>
+      </w:r>
+    </w:p>
+    <w:p>
+      <w:pPr>
+        <w:pStyle w:val="Normal"/>
+        <w:numPr>
+          <w:ilvl w:val="1"/>
+          <w:numId w:val="64"/>
+        </w:numPr>
+        <w:rPr/>
+      </w:pPr>
+      <w:r>
+        <w:rPr/>
+        <w:t>what is the differentiation between the societies? if a social synthesis centered on money is a thru-line?</w:t>
+      </w:r>
+    </w:p>
+    <w:p>
+      <w:pPr>
+        <w:pStyle w:val="Normal"/>
+        <w:numPr>
+          <w:ilvl w:val="0"/>
+          <w:numId w:val="64"/>
+        </w:numPr>
+        <w:rPr/>
+      </w:pPr>
+      <w:r>
+        <w:rPr/>
+        <w:t>(5) "But to be labour products is not a property which accrues to the commodities and to money in the relationship of exchange where the abstraction arises. The abstraction does not spring from labour but from exchange as a particular mode of social interrelationship, and it is through exchange that the abstraction impoarts itself to labour, making it 'abstract human labour'. The money abstraction can be more properly termed 'the exchange abstraction'."</w:t>
+      </w:r>
+    </w:p>
+    <w:p>
+      <w:pPr>
+        <w:pStyle w:val="Normal"/>
+        <w:numPr>
+          <w:ilvl w:val="0"/>
+          <w:numId w:val="64"/>
+        </w:numPr>
+        <w:rPr/>
+      </w:pPr>
+      <w:r>
+        <w:rPr/>
+        <w:t>The thesis:</w:t>
+      </w:r>
+    </w:p>
+    <w:p>
+      <w:pPr>
+        <w:pStyle w:val="Normal"/>
+        <w:numPr>
+          <w:ilvl w:val="1"/>
+          <w:numId w:val="64"/>
+        </w:numPr>
+        <w:rPr/>
+      </w:pPr>
+      <w:r>
+        <w:rPr/>
+        <w:t>(5-6) "commodity exchange owes its socially synthetic function to an abstraction which it originates"</w:t>
+      </w:r>
+    </w:p>
+    <w:p>
+      <w:pPr>
+        <w:pStyle w:val="Normal"/>
+        <w:numPr>
+          <w:ilvl w:val="1"/>
+          <w:numId w:val="64"/>
+        </w:numPr>
+        <w:rPr/>
+      </w:pPr>
+      <w:r>
+        <w:rPr/>
+        <w:t>(6) "that this abstraction is not of one piece but is a composite of several elements"</w:t>
+      </w:r>
+    </w:p>
+    <w:p>
+      <w:pPr>
+        <w:pStyle w:val="Normal"/>
+        <w:numPr>
+          <w:ilvl w:val="2"/>
+          <w:numId w:val="64"/>
+        </w:numPr>
+        <w:rPr/>
+      </w:pPr>
+      <w:r>
+        <w:rPr/>
+        <w:t>what are these?</w:t>
+      </w:r>
+    </w:p>
+    <w:p>
+      <w:pPr>
+        <w:pStyle w:val="Normal"/>
+        <w:numPr>
+          <w:ilvl w:val="1"/>
+          <w:numId w:val="64"/>
+        </w:numPr>
+        <w:rPr/>
+      </w:pPr>
+      <w:r>
+        <w:rPr/>
+        <w:t xml:space="preserve">(6) "that these elementary parts of the abstraction can be separately defined"  </w:t>
+      </w:r>
+    </w:p>
+    <w:p>
+      <w:pPr>
+        <w:pStyle w:val="Normal"/>
+        <w:numPr>
+          <w:ilvl w:val="1"/>
+          <w:numId w:val="64"/>
+        </w:numPr>
+        <w:rPr/>
+      </w:pPr>
+      <w:r>
+        <w:rPr/>
+        <w:t>(6) "that, if this is done in sufficient detail, these conceptual elements of the exchange abstraction unmistakably resemble the conceptual elements of the cognitive faculty emerging with the growth of commodity production."</w:t>
+      </w:r>
+    </w:p>
+    <w:p>
+      <w:pPr>
+        <w:pStyle w:val="Normal"/>
+        <w:numPr>
+          <w:ilvl w:val="0"/>
+          <w:numId w:val="64"/>
+        </w:numPr>
+        <w:rPr/>
+      </w:pPr>
+      <w:r>
+        <w:rPr/>
+        <w:t xml:space="preserve">The categories that concern Kant - the categories </w:t>
+      </w:r>
+      <w:r>
+        <w:rPr>
+          <w:i/>
+          <w:iCs/>
+        </w:rPr>
+        <w:t>a priori</w:t>
+      </w:r>
+      <w:r>
+        <w:rPr>
+          <w:i w:val="false"/>
+          <w:iCs w:val="false"/>
+        </w:rPr>
+        <w:t xml:space="preserve"> - are historical and social</w:t>
+      </w:r>
+    </w:p>
+    <w:p>
+      <w:pPr>
+        <w:pStyle w:val="Normal"/>
+        <w:numPr>
+          <w:ilvl w:val="1"/>
+          <w:numId w:val="64"/>
+        </w:numPr>
+        <w:rPr/>
+      </w:pPr>
+      <w:r>
+        <w:rPr>
+          <w:i w:val="false"/>
+          <w:iCs w:val="false"/>
+        </w:rPr>
+        <w:t>(6) "Kant was right in his belief that the basic constituents of our form of cognition are preformed and issue from a prior origin, but he was wrong in attributing this preformation to the mind itself..."</w:t>
+      </w:r>
+    </w:p>
+    <w:p>
+      <w:pPr>
+        <w:pStyle w:val="Normal"/>
+        <w:numPr>
+          <w:ilvl w:val="1"/>
+          <w:numId w:val="64"/>
+        </w:numPr>
+        <w:rPr/>
+      </w:pPr>
+      <w:r>
+        <w:rPr>
+          <w:i w:val="false"/>
+          <w:iCs w:val="false"/>
+        </w:rPr>
+        <w:t>(6) "As for Kant's idealistic construction, and that of his followers, it becomes clear that they serve to present the division of head and hadn as a transcendental necessity."</w:t>
+      </w:r>
+    </w:p>
+    <w:p>
+      <w:pPr>
+        <w:pStyle w:val="Normal"/>
+        <w:numPr>
+          <w:ilvl w:val="0"/>
+          <w:numId w:val="64"/>
+        </w:numPr>
+        <w:rPr/>
+      </w:pPr>
+      <w:r>
+        <w:rPr>
+          <w:i w:val="false"/>
+          <w:iCs w:val="false"/>
+        </w:rPr>
+        <w:t>(7) "If this thesis can be argued convincingly it would dispose of the age-old idea that abstraction is the exclusive privilege of thought; the mind would no longer be enshrined in its own immanence."</w:t>
+      </w:r>
+    </w:p>
+    <w:p>
+      <w:pPr>
+        <w:pStyle w:val="Normal"/>
+        <w:numPr>
+          <w:ilvl w:val="0"/>
+          <w:numId w:val="64"/>
+        </w:numPr>
+        <w:rPr/>
+      </w:pPr>
+      <w:r>
+        <w:rPr>
+          <w:i w:val="false"/>
+          <w:iCs w:val="false"/>
+        </w:rPr>
+        <w:t>(7) "Our theory is directly concerned only with questions of form, form of consciousness and form of social being, attempting to find their inner connection, a connection which, in turn, affects our understanding of human history."</w:t>
+      </w:r>
+    </w:p>
+    <w:p>
+      <w:pPr>
+        <w:pStyle w:val="Normal"/>
+        <w:numPr>
+          <w:ilvl w:val="1"/>
+          <w:numId w:val="64"/>
+        </w:numPr>
+        <w:rPr/>
+      </w:pPr>
+      <w:r>
+        <w:rPr>
+          <w:i w:val="false"/>
+          <w:iCs w:val="false"/>
+        </w:rPr>
+        <w:t>i.e. we will abstract from the specifics of labor and look exclusively at the form of exchange</w:t>
+      </w:r>
+    </w:p>
+    <w:p>
+      <w:pPr>
+        <w:pStyle w:val="Normal"/>
+        <w:numPr>
+          <w:ilvl w:val="1"/>
+          <w:numId w:val="64"/>
+        </w:numPr>
+        <w:rPr/>
+      </w:pPr>
+      <w:r>
+        <w:rPr>
+          <w:i w:val="false"/>
+          <w:iCs w:val="false"/>
+        </w:rPr>
+        <w:t>(8) "The class antagonisms which commodity production engenders in all its stages - in Marx's terms 'the ancient classical, the feudal, and the modern bougeois modes of production' are intrinsically connected with closely corresponding forms of division of head and hand; but how this connection operates will become recognisable only when the form analysis of the exchange abstraction has been accomplished."</w:t>
       </w:r>
     </w:p>
     <w:p>
@@ -12842,9 +12867,21 @@
         <w:ind w:hanging="0" w:start="0"/>
         <w:rPr/>
       </w:pPr>
-      <w:r>
-        <w:rPr/>
-        <w:t>Section 1</w:t>
+      <w:bookmarkStart w:id="52" w:name="__RefHeading___Toc1396_3674141571"/>
+      <w:bookmarkEnd w:id="52"/>
+      <w:r>
+        <w:rPr/>
+        <w:t>Part 1 - Critique of Philosophical Epistemologoy</w:t>
+      </w:r>
+    </w:p>
+    <w:p>
+      <w:pPr>
+        <w:pStyle w:val="Normal"/>
+        <w:rPr/>
+      </w:pPr>
+      <w:r>
+        <w:rPr/>
+        <w:t>1. The Fetishism of Intellectual Labor</w:t>
       </w:r>
     </w:p>
     <w:p>
@@ -12956,11 +12993,7 @@
       </w:pPr>
       <w:r>
         <w:rPr/>
-        <w:t xml:space="preserve">Kant looked for the key to cognition within the human mind. This will not do for Marx, who needs history. But we cannot rely on Hegel's </w:t>
-      </w:r>
-      <w:r>
-        <w:rPr/>
-        <w:t>mystification or idealism. We must liquidate Kant's enquiry rather than discarding it.</w:t>
+        <w:t>Kant looked for the key to cognition within the human mind. This will not do for Marx, who needs history. But we cannot rely on Hegel's mystification or idealism. We must liquidate Kant's enquiry rather than discarding it.</w:t>
       </w:r>
     </w:p>
     <w:sectPr>
@@ -12986,7 +13019,7 @@
       <w:jc w:val="start"/>
       <w:rPr/>
     </w:pPr>
-    <w:bookmarkStart w:id="51" w:name="PageNumWizard_HEADER_Default_Page_Style1"/>
+    <w:bookmarkStart w:id="53" w:name="PageNumWizard_HEADER_Default_Page_Style1"/>
     <w:r>
       <w:rPr/>
       <w:fldChar w:fldCharType="begin"/>
@@ -13001,13 +13034,13 @@
     </w:r>
     <w:r>
       <w:rPr/>
-      <w:t>42</w:t>
+      <w:t>10</w:t>
     </w:r>
     <w:r>
       <w:rPr/>
       <w:fldChar w:fldCharType="end"/>
     </w:r>
-    <w:bookmarkEnd w:id="51"/>
+    <w:bookmarkEnd w:id="53"/>
   </w:p>
 </w:hdr>
 </file>
@@ -13020,7 +13053,7 @@
       <w:jc w:val="end"/>
       <w:rPr/>
     </w:pPr>
-    <w:bookmarkStart w:id="52" w:name="PageNumWizard_HEADER_Default_Page_Style2"/>
+    <w:bookmarkStart w:id="54" w:name="PageNumWizard_HEADER_Default_Page_Style2"/>
     <w:r>
       <w:rPr/>
       <w:fldChar w:fldCharType="begin"/>
@@ -13035,13 +13068,13 @@
     </w:r>
     <w:r>
       <w:rPr/>
-      <w:t>43</w:t>
+      <w:t>13</w:t>
     </w:r>
     <w:r>
       <w:rPr/>
       <w:fldChar w:fldCharType="end"/>
     </w:r>
-    <w:bookmarkEnd w:id="52"/>
+    <w:bookmarkEnd w:id="54"/>
   </w:p>
 </w:hdr>
 </file>
@@ -21671,6 +21704,143 @@
     </w:lvl>
   </w:abstractNum>
   <w:abstractNum w:abstractNumId="64">
+    <w:lvl w:ilvl="0">
+      <w:start w:val="1"/>
+      <w:numFmt w:val="bullet"/>
+      <w:lvlText w:val=""/>
+      <w:lvlJc w:val="start"/>
+      <w:pPr>
+        <w:tabs>
+          <w:tab w:val="num" w:pos="720"/>
+        </w:tabs>
+        <w:ind w:start="720" w:hanging="360"/>
+      </w:pPr>
+      <w:rPr>
+        <w:rFonts w:ascii="Symbol" w:hAnsi="Symbol" w:cs="Symbol" w:hint="default"/>
+      </w:rPr>
+    </w:lvl>
+    <w:lvl w:ilvl="1">
+      <w:start w:val="1"/>
+      <w:numFmt w:val="bullet"/>
+      <w:lvlText w:val="◦"/>
+      <w:lvlJc w:val="start"/>
+      <w:pPr>
+        <w:tabs>
+          <w:tab w:val="num" w:pos="1080"/>
+        </w:tabs>
+        <w:ind w:start="1080" w:hanging="360"/>
+      </w:pPr>
+      <w:rPr>
+        <w:rFonts w:ascii="OpenSymbol" w:hAnsi="OpenSymbol" w:cs="OpenSymbol" w:hint="default"/>
+      </w:rPr>
+    </w:lvl>
+    <w:lvl w:ilvl="2">
+      <w:start w:val="1"/>
+      <w:numFmt w:val="bullet"/>
+      <w:lvlText w:val="▪"/>
+      <w:lvlJc w:val="start"/>
+      <w:pPr>
+        <w:tabs>
+          <w:tab w:val="num" w:pos="1440"/>
+        </w:tabs>
+        <w:ind w:start="1440" w:hanging="360"/>
+      </w:pPr>
+      <w:rPr>
+        <w:rFonts w:ascii="OpenSymbol" w:hAnsi="OpenSymbol" w:cs="OpenSymbol" w:hint="default"/>
+      </w:rPr>
+    </w:lvl>
+    <w:lvl w:ilvl="3">
+      <w:start w:val="1"/>
+      <w:numFmt w:val="bullet"/>
+      <w:lvlText w:val=""/>
+      <w:lvlJc w:val="start"/>
+      <w:pPr>
+        <w:tabs>
+          <w:tab w:val="num" w:pos="1800"/>
+        </w:tabs>
+        <w:ind w:start="1800" w:hanging="360"/>
+      </w:pPr>
+      <w:rPr>
+        <w:rFonts w:ascii="Symbol" w:hAnsi="Symbol" w:cs="Symbol" w:hint="default"/>
+      </w:rPr>
+    </w:lvl>
+    <w:lvl w:ilvl="4">
+      <w:start w:val="1"/>
+      <w:numFmt w:val="bullet"/>
+      <w:lvlText w:val="◦"/>
+      <w:lvlJc w:val="start"/>
+      <w:pPr>
+        <w:tabs>
+          <w:tab w:val="num" w:pos="2160"/>
+        </w:tabs>
+        <w:ind w:start="2160" w:hanging="360"/>
+      </w:pPr>
+      <w:rPr>
+        <w:rFonts w:ascii="OpenSymbol" w:hAnsi="OpenSymbol" w:cs="OpenSymbol" w:hint="default"/>
+      </w:rPr>
+    </w:lvl>
+    <w:lvl w:ilvl="5">
+      <w:start w:val="1"/>
+      <w:numFmt w:val="bullet"/>
+      <w:lvlText w:val="▪"/>
+      <w:lvlJc w:val="start"/>
+      <w:pPr>
+        <w:tabs>
+          <w:tab w:val="num" w:pos="2520"/>
+        </w:tabs>
+        <w:ind w:start="2520" w:hanging="360"/>
+      </w:pPr>
+      <w:rPr>
+        <w:rFonts w:ascii="OpenSymbol" w:hAnsi="OpenSymbol" w:cs="OpenSymbol" w:hint="default"/>
+      </w:rPr>
+    </w:lvl>
+    <w:lvl w:ilvl="6">
+      <w:start w:val="1"/>
+      <w:numFmt w:val="bullet"/>
+      <w:lvlText w:val=""/>
+      <w:lvlJc w:val="start"/>
+      <w:pPr>
+        <w:tabs>
+          <w:tab w:val="num" w:pos="2880"/>
+        </w:tabs>
+        <w:ind w:start="2880" w:hanging="360"/>
+      </w:pPr>
+      <w:rPr>
+        <w:rFonts w:ascii="Symbol" w:hAnsi="Symbol" w:cs="Symbol" w:hint="default"/>
+      </w:rPr>
+    </w:lvl>
+    <w:lvl w:ilvl="7">
+      <w:start w:val="1"/>
+      <w:numFmt w:val="bullet"/>
+      <w:lvlText w:val="◦"/>
+      <w:lvlJc w:val="start"/>
+      <w:pPr>
+        <w:tabs>
+          <w:tab w:val="num" w:pos="3240"/>
+        </w:tabs>
+        <w:ind w:start="3240" w:hanging="360"/>
+      </w:pPr>
+      <w:rPr>
+        <w:rFonts w:ascii="OpenSymbol" w:hAnsi="OpenSymbol" w:cs="OpenSymbol" w:hint="default"/>
+      </w:rPr>
+    </w:lvl>
+    <w:lvl w:ilvl="8">
+      <w:start w:val="1"/>
+      <w:numFmt w:val="bullet"/>
+      <w:lvlText w:val="▪"/>
+      <w:lvlJc w:val="start"/>
+      <w:pPr>
+        <w:tabs>
+          <w:tab w:val="num" w:pos="3600"/>
+        </w:tabs>
+        <w:ind w:start="3600" w:hanging="360"/>
+      </w:pPr>
+      <w:rPr>
+        <w:rFonts w:ascii="OpenSymbol" w:hAnsi="OpenSymbol" w:cs="OpenSymbol" w:hint="default"/>
+      </w:rPr>
+    </w:lvl>
+  </w:abstractNum>
+  <w:abstractNum w:abstractNumId="65">
     <w:lvl w:ilvl="0">
       <w:start w:val="1"/>
       <w:numFmt w:val="none"/>
@@ -21980,6 +22150,9 @@
   </w:num>
   <w:num w:numId="64">
     <w:abstractNumId w:val="64"/>
+  </w:num>
+  <w:num w:numId="65">
+    <w:abstractNumId w:val="65"/>
   </w:num>
 </w:numbering>
 </file>

--- a/Notes/NotesOnPhilosophy.docx
+++ b/Notes/NotesOnPhilosophy.docx
@@ -84,6 +84,11 @@
                 <w:rStyle w:val="IndexLink"/>
               </w:rPr>
               <w:t>Reading Plan</w:t>
+            </w:r>
+            <w:r>
+              <w:rPr>
+                <w:rStyle w:val="IndexLink"/>
+              </w:rPr>
               <w:tab/>
               <w:t>2</w:t>
             </w:r>
@@ -13034,7 +13039,7 @@
     </w:r>
     <w:r>
       <w:rPr/>
-      <w:t>10</w:t>
+      <w:t>44</w:t>
     </w:r>
     <w:r>
       <w:rPr/>
@@ -13068,7 +13073,7 @@
     </w:r>
     <w:r>
       <w:rPr/>
-      <w:t>13</w:t>
+      <w:t>45</w:t>
     </w:r>
     <w:r>
       <w:rPr/>

--- a/Notes/NotesOnPhilosophy.docx
+++ b/Notes/NotesOnPhilosophy.docx
@@ -12196,6 +12196,403 @@
     </w:p>
     <w:p>
       <w:pPr>
+        <w:pStyle w:val="Normal"/>
+        <w:numPr>
+          <w:ilvl w:val="1"/>
+          <w:numId w:val="1"/>
+        </w:numPr>
+        <w:rPr>
+          <w:i/>
+          <w:i/>
+          <w:iCs/>
+        </w:rPr>
+      </w:pPr>
+      <w:r>
+        <w:rPr/>
+      </w:r>
+    </w:p>
+    <w:p>
+      <w:pPr>
+        <w:pStyle w:val="Normal"/>
+        <w:rPr>
+          <w:i/>
+          <w:i/>
+          <w:iCs/>
+        </w:rPr>
+      </w:pPr>
+      <w:r>
+        <w:rPr>
+          <w:i/>
+          <w:iCs/>
+        </w:rPr>
+        <w:t>I have now finished this book. Unfortunately I was not able to give it the attention it deserved, but I will try to summarize my thoughts here</w:t>
+      </w:r>
+      <w:r>
+        <w:rPr>
+          <w:i/>
+          <w:iCs/>
+        </w:rPr>
+        <w:t>. Any or all of it could be off base, but it's my current understanding</w:t>
+      </w:r>
+      <w:r>
+        <w:rPr>
+          <w:i/>
+          <w:iCs/>
+        </w:rPr>
+        <w:t>:</w:t>
+      </w:r>
+    </w:p>
+    <w:p>
+      <w:pPr>
+        <w:pStyle w:val="Normal"/>
+        <w:numPr>
+          <w:ilvl w:val="0"/>
+          <w:numId w:val="65"/>
+        </w:numPr>
+        <w:rPr>
+          <w:i/>
+          <w:i/>
+          <w:iCs/>
+        </w:rPr>
+      </w:pPr>
+      <w:r>
+        <w:rPr>
+          <w:i/>
+          <w:iCs/>
+        </w:rPr>
+        <w:t>Abstraction has generally been considered something that takes place within the mind. However, it also takes place in the realm of social action: the act of exchange itself contains an abstraction within it. Various discrete things are abstracted from their differentiable characteristics and collapsed into some commensurate dimension.</w:t>
+      </w:r>
+    </w:p>
+    <w:p>
+      <w:pPr>
+        <w:pStyle w:val="Normal"/>
+        <w:numPr>
+          <w:ilvl w:val="0"/>
+          <w:numId w:val="65"/>
+        </w:numPr>
+        <w:rPr>
+          <w:i/>
+          <w:i/>
+          <w:iCs/>
+        </w:rPr>
+      </w:pPr>
+      <w:r>
+        <w:rPr>
+          <w:i/>
+          <w:iCs/>
+        </w:rPr>
+        <w:t>For Sohn Rethel, experiencing this real abstraction was a precondition of abstract thought.</w:t>
+      </w:r>
+    </w:p>
+    <w:p>
+      <w:pPr>
+        <w:pStyle w:val="Normal"/>
+        <w:numPr>
+          <w:ilvl w:val="1"/>
+          <w:numId w:val="65"/>
+        </w:numPr>
+        <w:rPr>
+          <w:i/>
+          <w:i/>
+          <w:iCs/>
+        </w:rPr>
+      </w:pPr>
+      <w:r>
+        <w:rPr>
+          <w:i/>
+          <w:iCs/>
+        </w:rPr>
+        <w:t>Kant finds abstract thought as a total a priori, something internal to the mind; for sohn rethel it originates outside the individual mind</w:t>
+      </w:r>
+    </w:p>
+    <w:p>
+      <w:pPr>
+        <w:pStyle w:val="Normal"/>
+        <w:numPr>
+          <w:ilvl w:val="0"/>
+          <w:numId w:val="65"/>
+        </w:numPr>
+        <w:rPr>
+          <w:i/>
+          <w:i/>
+          <w:iCs/>
+        </w:rPr>
+      </w:pPr>
+      <w:r>
+        <w:rPr>
+          <w:i/>
+          <w:iCs/>
+        </w:rPr>
+        <w:t>Three points:</w:t>
+      </w:r>
+    </w:p>
+    <w:p>
+      <w:pPr>
+        <w:pStyle w:val="Normal"/>
+        <w:numPr>
+          <w:ilvl w:val="1"/>
+          <w:numId w:val="65"/>
+        </w:numPr>
+        <w:rPr>
+          <w:i/>
+          <w:i/>
+          <w:iCs/>
+        </w:rPr>
+      </w:pPr>
+      <w:r>
+        <w:rPr>
+          <w:i/>
+          <w:iCs/>
+        </w:rPr>
+        <w:t>"commodity exchange is an original source of asbraction"</w:t>
+      </w:r>
+    </w:p>
+    <w:p>
+      <w:pPr>
+        <w:pStyle w:val="Normal"/>
+        <w:numPr>
+          <w:ilvl w:val="1"/>
+          <w:numId w:val="65"/>
+        </w:numPr>
+        <w:rPr>
+          <w:i/>
+          <w:i/>
+          <w:iCs/>
+        </w:rPr>
+      </w:pPr>
+      <w:r>
+        <w:rPr>
+          <w:i/>
+          <w:iCs/>
+        </w:rPr>
+        <w:t>"this abstraction contains the formal elements essential for the cognitive faculty of conceptual thinking"</w:t>
+      </w:r>
+    </w:p>
+    <w:p>
+      <w:pPr>
+        <w:pStyle w:val="Normal"/>
+        <w:numPr>
+          <w:ilvl w:val="1"/>
+          <w:numId w:val="65"/>
+        </w:numPr>
+        <w:rPr>
+          <w:i/>
+          <w:i/>
+          <w:iCs/>
+        </w:rPr>
+      </w:pPr>
+      <w:r>
+        <w:rPr>
+          <w:i/>
+          <w:iCs/>
+        </w:rPr>
+        <w:t>"real abstraction operating in exchange engenders the ideal abstraction basic to Greek philosophy and modern science"</w:t>
+      </w:r>
+    </w:p>
+    <w:p>
+      <w:pPr>
+        <w:pStyle w:val="Normal"/>
+        <w:numPr>
+          <w:ilvl w:val="0"/>
+          <w:numId w:val="65"/>
+        </w:numPr>
+        <w:rPr>
+          <w:i/>
+          <w:i/>
+          <w:iCs/>
+        </w:rPr>
+      </w:pPr>
+      <w:r>
+        <w:rPr>
+          <w:i/>
+          <w:iCs/>
+        </w:rPr>
+        <w:t>Exchange is the social synthesis; it is the social nexus.</w:t>
+      </w:r>
+    </w:p>
+    <w:p>
+      <w:pPr>
+        <w:pStyle w:val="Normal"/>
+        <w:numPr>
+          <w:ilvl w:val="0"/>
+          <w:numId w:val="65"/>
+        </w:numPr>
+        <w:rPr>
+          <w:i/>
+          <w:i/>
+          <w:iCs/>
+        </w:rPr>
+      </w:pPr>
+      <w:r>
+        <w:rPr>
+          <w:i/>
+          <w:iCs/>
+        </w:rPr>
+        <w:t>A society mediated by exchange is necessarily connected to the division of manual and intellectual labor; the analysis of the commodity form is key to explaning both of these</w:t>
+      </w:r>
+    </w:p>
+    <w:p>
+      <w:pPr>
+        <w:pStyle w:val="Normal"/>
+        <w:numPr>
+          <w:ilvl w:val="0"/>
+          <w:numId w:val="65"/>
+        </w:numPr>
+        <w:rPr>
+          <w:i/>
+          <w:i/>
+          <w:iCs/>
+        </w:rPr>
+      </w:pPr>
+      <w:r>
+        <w:rPr>
+          <w:i/>
+          <w:iCs/>
+        </w:rPr>
+        <w:t>The rise of coinage is important: it is a sign of commodity production maturing (this is not uncontroversial to me)</w:t>
+      </w:r>
+    </w:p>
+    <w:p>
+      <w:pPr>
+        <w:pStyle w:val="Normal"/>
+        <w:numPr>
+          <w:ilvl w:val="0"/>
+          <w:numId w:val="65"/>
+        </w:numPr>
+        <w:rPr>
+          <w:i/>
+          <w:i/>
+          <w:iCs/>
+        </w:rPr>
+      </w:pPr>
+      <w:r>
+        <w:rPr>
+          <w:i/>
+          <w:iCs/>
+        </w:rPr>
+        <w:t>From this real abstraction comes abstract thought: the development of 'pure' concepts that are non-empirical</w:t>
+      </w:r>
+    </w:p>
+    <w:p>
+      <w:pPr>
+        <w:pStyle w:val="Normal"/>
+        <w:rPr>
+          <w:i/>
+          <w:i/>
+          <w:iCs/>
+        </w:rPr>
+      </w:pPr>
+      <w:r>
+        <w:rPr>
+          <w:i/>
+          <w:iCs/>
+        </w:rPr>
+        <w:t>Things that make sense to me:</w:t>
+      </w:r>
+    </w:p>
+    <w:p>
+      <w:pPr>
+        <w:pStyle w:val="Normal"/>
+        <w:numPr>
+          <w:ilvl w:val="0"/>
+          <w:numId w:val="66"/>
+        </w:numPr>
+        <w:rPr>
+          <w:i/>
+          <w:i/>
+          <w:iCs/>
+        </w:rPr>
+      </w:pPr>
+      <w:r>
+        <w:rPr>
+          <w:i/>
+          <w:iCs/>
+        </w:rPr>
+        <w:t>Real abstraction preceding abstract thought</w:t>
+      </w:r>
+    </w:p>
+    <w:p>
+      <w:pPr>
+        <w:pStyle w:val="Normal"/>
+        <w:numPr>
+          <w:ilvl w:val="0"/>
+          <w:numId w:val="66"/>
+        </w:numPr>
+        <w:rPr>
+          <w:i/>
+          <w:i/>
+          <w:iCs/>
+        </w:rPr>
+      </w:pPr>
+      <w:r>
+        <w:rPr>
+          <w:i/>
+          <w:iCs/>
+        </w:rPr>
+        <w:t>exchange as the social nexus</w:t>
+      </w:r>
+    </w:p>
+    <w:p>
+      <w:pPr>
+        <w:pStyle w:val="Normal"/>
+        <w:rPr>
+          <w:i/>
+          <w:i/>
+          <w:iCs/>
+        </w:rPr>
+      </w:pPr>
+      <w:r>
+        <w:rPr>
+          <w:i/>
+          <w:iCs/>
+        </w:rPr>
+        <w:t>Things that don't make sense to me</w:t>
+      </w:r>
+    </w:p>
+    <w:p>
+      <w:pPr>
+        <w:pStyle w:val="Normal"/>
+        <w:numPr>
+          <w:ilvl w:val="0"/>
+          <w:numId w:val="67"/>
+        </w:numPr>
+        <w:rPr>
+          <w:i/>
+          <w:i/>
+          <w:iCs/>
+        </w:rPr>
+      </w:pPr>
+      <w:r>
+        <w:rPr>
+          <w:i/>
+          <w:iCs/>
+        </w:rPr>
+        <w:t>The extension of 'exchange as social nexus' to antiquity</w:t>
+      </w:r>
+    </w:p>
+    <w:p>
+      <w:pPr>
+        <w:pStyle w:val="Normal"/>
+        <w:numPr>
+          <w:ilvl w:val="0"/>
+          <w:numId w:val="67"/>
+        </w:numPr>
+        <w:rPr>
+          <w:i/>
+          <w:i/>
+          <w:iCs/>
+        </w:rPr>
+      </w:pPr>
+      <w:r>
+        <w:rPr>
+          <w:i/>
+          <w:iCs/>
+        </w:rPr>
+        <w:t>The relevance of the first and second nature to this analysis</w:t>
+      </w:r>
+    </w:p>
+    <w:p>
+      <w:pPr>
         <w:pStyle w:val="Heading2"/>
         <w:numPr>
           <w:ilvl w:val="1"/>
@@ -12999,6 +13396,219 @@
       <w:r>
         <w:rPr/>
         <w:t>Kant looked for the key to cognition within the human mind. This will not do for Marx, who needs history. But we cannot rely on Hegel's mystification or idealism. We must liquidate Kant's enquiry rather than discarding it.</w:t>
+      </w:r>
+    </w:p>
+    <w:p>
+      <w:pPr>
+        <w:pStyle w:val="BodyText"/>
+        <w:rPr/>
+      </w:pPr>
+      <w:r>
+        <w:rPr/>
+        <w:t>(24) "The nexus of society is established by the network of exchange and by nothing else. It is my buying my coat, not my wearing it, which forms part of the social nexus..."</w:t>
+      </w:r>
+    </w:p>
+    <w:p>
+      <w:pPr>
+        <w:pStyle w:val="BodyText"/>
+        <w:rPr/>
+      </w:pPr>
+      <w:r>
+        <w:rPr/>
+        <w:t>(24) "What enables commodity exchange to perform its socialising function - to effect the social synthesis - is its abstractness from everything related to use."</w:t>
+      </w:r>
+    </w:p>
+    <w:p>
+      <w:pPr>
+        <w:pStyle w:val="BodyText"/>
+        <w:rPr/>
+      </w:pPr>
+      <w:r>
+        <w:rPr/>
+        <w:t>(28) "The formal analysis of the commodity holds the key not only to the critique of political economy, but also to the historical explanation of the abstract conceptual mode of thinking and of the division of intellectual and manual labour, which came into existence with it."</w:t>
+      </w:r>
+    </w:p>
+    <w:p>
+      <w:pPr>
+        <w:pStyle w:val="BodyText"/>
+        <w:rPr>
+          <w:b/>
+          <w:bCs/>
+        </w:rPr>
+      </w:pPr>
+      <w:r>
+        <w:rPr>
+          <w:b/>
+          <w:bCs/>
+        </w:rPr>
+        <w:t>(38) "The fact that the transfers occur on this basis equates the two lots of different commodities. They are equated by virtue of being exchanged, they are not exchanged by virtue of any equality which they possess."</w:t>
+      </w:r>
+    </w:p>
+    <w:p>
+      <w:pPr>
+        <w:pStyle w:val="BodyText"/>
+        <w:rPr/>
+      </w:pPr>
+      <w:r>
+        <w:rPr/>
+        <w:t>(39) "... the transference of human relations to relations between things, in other words the 'reifying' property of exchange is bound up with the equating effect which the act of exchange exercises upon the objects."</w:t>
+      </w:r>
+    </w:p>
+    <w:p>
+      <w:pPr>
+        <w:pStyle w:val="BodyText"/>
+        <w:rPr/>
+      </w:pPr>
+      <w:r>
+        <w:rPr/>
+        <w:t>On Nature:</w:t>
+      </w:r>
+    </w:p>
+    <w:p>
+      <w:pPr>
+        <w:pStyle w:val="BodyText"/>
+        <w:numPr>
+          <w:ilvl w:val="0"/>
+          <w:numId w:val="68"/>
+        </w:numPr>
+        <w:rPr/>
+      </w:pPr>
+      <w:r>
+        <w:rPr/>
+        <w:t>(46) "Here there becomes visible the root of a new concept of nature and of natural change sharply distinct from any magical and mythological modes of thinking. It is the concept of processes which occur not only purely naturally, without any human interference, but which gain ground in the market despite all measures to the contrary and despite the social postulate exempting commodities from all material change. In such processes nature operates as a force transcending all collusion with man, a force totally separated from the human sphere; nature is, in other words, nothing more than pure object world. The concept of pure causality is thus related to this as a process of cause and effect occurring solely within the object world."</w:t>
+      </w:r>
+    </w:p>
+    <w:p>
+      <w:pPr>
+        <w:pStyle w:val="BodyText"/>
+        <w:numPr>
+          <w:ilvl w:val="0"/>
+          <w:numId w:val="68"/>
+        </w:numPr>
+        <w:rPr/>
+      </w:pPr>
+      <w:r>
+        <w:rPr/>
+        <w:t>(47) "We said that, in terms of the exchange abstraction, time becomes unhistorical time and space ungeographical space; indeed they become abstract time and abstract space, endless time and limitless space. In terms of this form determination time and space provide the setting for a conception of nature which is in antithetic contrast to society. This idea of nature is novel to eras of commodity production and incompatible with any of the anthropomorphisms of tribal societies based on communal modes of production."</w:t>
+      </w:r>
+    </w:p>
+    <w:p>
+      <w:pPr>
+        <w:pStyle w:val="BodyText"/>
+        <w:numPr>
+          <w:ilvl w:val="0"/>
+          <w:numId w:val="68"/>
+        </w:numPr>
+        <w:rPr>
+          <w:b/>
+          <w:bCs/>
+        </w:rPr>
+      </w:pPr>
+      <w:r>
+        <w:rPr>
+          <w:b/>
+          <w:bCs/>
+        </w:rPr>
+        <w:t>(47) "Thus the negation of the natural and material physicality constitutes the positive reality of the abstract social physicality of the exchange process from which the network of society is woven."</w:t>
+      </w:r>
+    </w:p>
+    <w:p>
+      <w:pPr>
+        <w:pStyle w:val="BodyText"/>
+        <w:numPr>
+          <w:ilvl w:val="0"/>
+          <w:numId w:val="68"/>
+        </w:numPr>
+        <w:rPr>
+          <w:b w:val="false"/>
+          <w:bCs w:val="false"/>
+        </w:rPr>
+      </w:pPr>
+      <w:r>
+        <w:rPr>
+          <w:b w:val="false"/>
+          <w:bCs w:val="false"/>
+        </w:rPr>
+        <w:t>(47) "What I distinguish here as two contrasting 'physicalities' - the one, concrete and material, comprising commodities as objects of use and our own activities as material, inter-exchange with nature; the other, abstract and purely social, concerning commodities as objects of exchagne and quantities of value - these two can, as we have said in German, be termed 'erste Natur' (primariy or elementary nature) and 'zweite Natur' (second and purely social man-made or synthetic nature). Both are real in time and space; primary nature is created by human labour, second nature is ruled by relations of property."</w:t>
+      </w:r>
+    </w:p>
+    <w:p>
+      <w:pPr>
+        <w:pStyle w:val="BodyText"/>
+        <w:rPr>
+          <w:b w:val="false"/>
+          <w:bCs w:val="false"/>
+        </w:rPr>
+      </w:pPr>
+      <w:r>
+        <w:rPr>
+          <w:b w:val="false"/>
+          <w:bCs w:val="false"/>
+        </w:rPr>
+        <w:t>(55) "What defines the character of intellectual labour in its full-fledged division from all manual laobur is the use of non-empirical form-abstractions which may be represented by nothing other than non-empircal, 'pure' concepts. The explanation of intellectual labour and of this division thus depends on proving the origin of the underlying, non-empirical form-abstractions. This is the task we have undertaken. And we can see that this origin can be none other than the real abstraction of commodity exchange, for it is of a non-empirical form-character and does not spring from thought."</w:t>
+      </w:r>
+    </w:p>
+    <w:p>
+      <w:pPr>
+        <w:pStyle w:val="BodyText"/>
+        <w:rPr>
+          <w:b/>
+          <w:bCs/>
+        </w:rPr>
+      </w:pPr>
+      <w:r>
+        <w:rPr>
+          <w:b/>
+          <w:bCs/>
+        </w:rPr>
+        <w:t>(56) "...the real abstraction of exchange has as its distinguishing mark the total exclusion of empirical content."</w:t>
+      </w:r>
+    </w:p>
+    <w:p>
+      <w:pPr>
+        <w:pStyle w:val="BodyText"/>
+        <w:rPr/>
+      </w:pPr>
+      <w:r>
+        <w:rPr/>
+        <w:t xml:space="preserve">(58) "It is this physical event [physical transfer of commodities between persons] which is abstract (this is precisely why we have called it the 'real abstraction'). It is a compound of the most fundamental elements of nature such as space, time, matter, movement, quantity and so on. </w:t>
+      </w:r>
+      <w:r>
+        <w:rPr>
+          <w:b/>
+          <w:bCs/>
+        </w:rPr>
+        <w:t>The concepts which result from the identification of these elements are thus in their origin concepts of nature.</w:t>
+      </w:r>
+      <w:r>
+        <w:rPr/>
+        <w:t>"</w:t>
+      </w:r>
+    </w:p>
+    <w:p>
+      <w:pPr>
+        <w:pStyle w:val="BodyText"/>
+        <w:rPr>
+          <w:b/>
+          <w:bCs/>
+        </w:rPr>
+      </w:pPr>
+      <w:r>
+        <w:rPr>
+          <w:b/>
+          <w:bCs/>
+        </w:rPr>
+        <w:t>(61) "Kant argued with great vigour and with a polemical edge against English empiricism that the discover of natural laws presupposes the employment on non-empirical concepts such as, say, the concept of intertial motion as defined by Newton in his 'first law of motion'."</w:t>
+      </w:r>
+    </w:p>
+    <w:p>
+      <w:pPr>
+        <w:pStyle w:val="BodyText"/>
+        <w:spacing w:before="0" w:after="140"/>
+        <w:rPr/>
+      </w:pPr>
+      <w:r>
+        <w:rPr/>
       </w:r>
     </w:p>
     <w:sectPr>
@@ -13039,7 +13649,7 @@
     </w:r>
     <w:r>
       <w:rPr/>
-      <w:t>44</w:t>
+      <w:t>46</w:t>
     </w:r>
     <w:r>
       <w:rPr/>
@@ -13073,7 +13683,7 @@
     </w:r>
     <w:r>
       <w:rPr/>
-      <w:t>45</w:t>
+      <w:t>47</w:t>
     </w:r>
     <w:r>
       <w:rPr/>
@@ -21846,6 +22456,554 @@
     </w:lvl>
   </w:abstractNum>
   <w:abstractNum w:abstractNumId="65">
+    <w:lvl w:ilvl="0">
+      <w:start w:val="1"/>
+      <w:numFmt w:val="bullet"/>
+      <w:lvlText w:val=""/>
+      <w:lvlJc w:val="start"/>
+      <w:pPr>
+        <w:tabs>
+          <w:tab w:val="num" w:pos="720"/>
+        </w:tabs>
+        <w:ind w:start="720" w:hanging="360"/>
+      </w:pPr>
+      <w:rPr>
+        <w:rFonts w:ascii="Symbol" w:hAnsi="Symbol" w:cs="Symbol" w:hint="default"/>
+      </w:rPr>
+    </w:lvl>
+    <w:lvl w:ilvl="1">
+      <w:start w:val="1"/>
+      <w:numFmt w:val="bullet"/>
+      <w:lvlText w:val="◦"/>
+      <w:lvlJc w:val="start"/>
+      <w:pPr>
+        <w:tabs>
+          <w:tab w:val="num" w:pos="1080"/>
+        </w:tabs>
+        <w:ind w:start="1080" w:hanging="360"/>
+      </w:pPr>
+      <w:rPr>
+        <w:rFonts w:ascii="OpenSymbol" w:hAnsi="OpenSymbol" w:cs="OpenSymbol" w:hint="default"/>
+      </w:rPr>
+    </w:lvl>
+    <w:lvl w:ilvl="2">
+      <w:start w:val="1"/>
+      <w:numFmt w:val="bullet"/>
+      <w:lvlText w:val="▪"/>
+      <w:lvlJc w:val="start"/>
+      <w:pPr>
+        <w:tabs>
+          <w:tab w:val="num" w:pos="1440"/>
+        </w:tabs>
+        <w:ind w:start="1440" w:hanging="360"/>
+      </w:pPr>
+      <w:rPr>
+        <w:rFonts w:ascii="OpenSymbol" w:hAnsi="OpenSymbol" w:cs="OpenSymbol" w:hint="default"/>
+      </w:rPr>
+    </w:lvl>
+    <w:lvl w:ilvl="3">
+      <w:start w:val="1"/>
+      <w:numFmt w:val="bullet"/>
+      <w:lvlText w:val=""/>
+      <w:lvlJc w:val="start"/>
+      <w:pPr>
+        <w:tabs>
+          <w:tab w:val="num" w:pos="1800"/>
+        </w:tabs>
+        <w:ind w:start="1800" w:hanging="360"/>
+      </w:pPr>
+      <w:rPr>
+        <w:rFonts w:ascii="Symbol" w:hAnsi="Symbol" w:cs="Symbol" w:hint="default"/>
+      </w:rPr>
+    </w:lvl>
+    <w:lvl w:ilvl="4">
+      <w:start w:val="1"/>
+      <w:numFmt w:val="bullet"/>
+      <w:lvlText w:val="◦"/>
+      <w:lvlJc w:val="start"/>
+      <w:pPr>
+        <w:tabs>
+          <w:tab w:val="num" w:pos="2160"/>
+        </w:tabs>
+        <w:ind w:start="2160" w:hanging="360"/>
+      </w:pPr>
+      <w:rPr>
+        <w:rFonts w:ascii="OpenSymbol" w:hAnsi="OpenSymbol" w:cs="OpenSymbol" w:hint="default"/>
+      </w:rPr>
+    </w:lvl>
+    <w:lvl w:ilvl="5">
+      <w:start w:val="1"/>
+      <w:numFmt w:val="bullet"/>
+      <w:lvlText w:val="▪"/>
+      <w:lvlJc w:val="start"/>
+      <w:pPr>
+        <w:tabs>
+          <w:tab w:val="num" w:pos="2520"/>
+        </w:tabs>
+        <w:ind w:start="2520" w:hanging="360"/>
+      </w:pPr>
+      <w:rPr>
+        <w:rFonts w:ascii="OpenSymbol" w:hAnsi="OpenSymbol" w:cs="OpenSymbol" w:hint="default"/>
+      </w:rPr>
+    </w:lvl>
+    <w:lvl w:ilvl="6">
+      <w:start w:val="1"/>
+      <w:numFmt w:val="bullet"/>
+      <w:lvlText w:val=""/>
+      <w:lvlJc w:val="start"/>
+      <w:pPr>
+        <w:tabs>
+          <w:tab w:val="num" w:pos="2880"/>
+        </w:tabs>
+        <w:ind w:start="2880" w:hanging="360"/>
+      </w:pPr>
+      <w:rPr>
+        <w:rFonts w:ascii="Symbol" w:hAnsi="Symbol" w:cs="Symbol" w:hint="default"/>
+      </w:rPr>
+    </w:lvl>
+    <w:lvl w:ilvl="7">
+      <w:start w:val="1"/>
+      <w:numFmt w:val="bullet"/>
+      <w:lvlText w:val="◦"/>
+      <w:lvlJc w:val="start"/>
+      <w:pPr>
+        <w:tabs>
+          <w:tab w:val="num" w:pos="3240"/>
+        </w:tabs>
+        <w:ind w:start="3240" w:hanging="360"/>
+      </w:pPr>
+      <w:rPr>
+        <w:rFonts w:ascii="OpenSymbol" w:hAnsi="OpenSymbol" w:cs="OpenSymbol" w:hint="default"/>
+      </w:rPr>
+    </w:lvl>
+    <w:lvl w:ilvl="8">
+      <w:start w:val="1"/>
+      <w:numFmt w:val="bullet"/>
+      <w:lvlText w:val="▪"/>
+      <w:lvlJc w:val="start"/>
+      <w:pPr>
+        <w:tabs>
+          <w:tab w:val="num" w:pos="3600"/>
+        </w:tabs>
+        <w:ind w:start="3600" w:hanging="360"/>
+      </w:pPr>
+      <w:rPr>
+        <w:rFonts w:ascii="OpenSymbol" w:hAnsi="OpenSymbol" w:cs="OpenSymbol" w:hint="default"/>
+      </w:rPr>
+    </w:lvl>
+  </w:abstractNum>
+  <w:abstractNum w:abstractNumId="66">
+    <w:lvl w:ilvl="0">
+      <w:start w:val="1"/>
+      <w:numFmt w:val="bullet"/>
+      <w:lvlText w:val=""/>
+      <w:lvlJc w:val="start"/>
+      <w:pPr>
+        <w:tabs>
+          <w:tab w:val="num" w:pos="720"/>
+        </w:tabs>
+        <w:ind w:start="720" w:hanging="360"/>
+      </w:pPr>
+      <w:rPr>
+        <w:rFonts w:ascii="Symbol" w:hAnsi="Symbol" w:cs="Symbol" w:hint="default"/>
+      </w:rPr>
+    </w:lvl>
+    <w:lvl w:ilvl="1">
+      <w:start w:val="1"/>
+      <w:numFmt w:val="bullet"/>
+      <w:lvlText w:val="◦"/>
+      <w:lvlJc w:val="start"/>
+      <w:pPr>
+        <w:tabs>
+          <w:tab w:val="num" w:pos="1080"/>
+        </w:tabs>
+        <w:ind w:start="1080" w:hanging="360"/>
+      </w:pPr>
+      <w:rPr>
+        <w:rFonts w:ascii="OpenSymbol" w:hAnsi="OpenSymbol" w:cs="OpenSymbol" w:hint="default"/>
+      </w:rPr>
+    </w:lvl>
+    <w:lvl w:ilvl="2">
+      <w:start w:val="1"/>
+      <w:numFmt w:val="bullet"/>
+      <w:lvlText w:val="▪"/>
+      <w:lvlJc w:val="start"/>
+      <w:pPr>
+        <w:tabs>
+          <w:tab w:val="num" w:pos="1440"/>
+        </w:tabs>
+        <w:ind w:start="1440" w:hanging="360"/>
+      </w:pPr>
+      <w:rPr>
+        <w:rFonts w:ascii="OpenSymbol" w:hAnsi="OpenSymbol" w:cs="OpenSymbol" w:hint="default"/>
+      </w:rPr>
+    </w:lvl>
+    <w:lvl w:ilvl="3">
+      <w:start w:val="1"/>
+      <w:numFmt w:val="bullet"/>
+      <w:lvlText w:val=""/>
+      <w:lvlJc w:val="start"/>
+      <w:pPr>
+        <w:tabs>
+          <w:tab w:val="num" w:pos="1800"/>
+        </w:tabs>
+        <w:ind w:start="1800" w:hanging="360"/>
+      </w:pPr>
+      <w:rPr>
+        <w:rFonts w:ascii="Symbol" w:hAnsi="Symbol" w:cs="Symbol" w:hint="default"/>
+      </w:rPr>
+    </w:lvl>
+    <w:lvl w:ilvl="4">
+      <w:start w:val="1"/>
+      <w:numFmt w:val="bullet"/>
+      <w:lvlText w:val="◦"/>
+      <w:lvlJc w:val="start"/>
+      <w:pPr>
+        <w:tabs>
+          <w:tab w:val="num" w:pos="2160"/>
+        </w:tabs>
+        <w:ind w:start="2160" w:hanging="360"/>
+      </w:pPr>
+      <w:rPr>
+        <w:rFonts w:ascii="OpenSymbol" w:hAnsi="OpenSymbol" w:cs="OpenSymbol" w:hint="default"/>
+      </w:rPr>
+    </w:lvl>
+    <w:lvl w:ilvl="5">
+      <w:start w:val="1"/>
+      <w:numFmt w:val="bullet"/>
+      <w:lvlText w:val="▪"/>
+      <w:lvlJc w:val="start"/>
+      <w:pPr>
+        <w:tabs>
+          <w:tab w:val="num" w:pos="2520"/>
+        </w:tabs>
+        <w:ind w:start="2520" w:hanging="360"/>
+      </w:pPr>
+      <w:rPr>
+        <w:rFonts w:ascii="OpenSymbol" w:hAnsi="OpenSymbol" w:cs="OpenSymbol" w:hint="default"/>
+      </w:rPr>
+    </w:lvl>
+    <w:lvl w:ilvl="6">
+      <w:start w:val="1"/>
+      <w:numFmt w:val="bullet"/>
+      <w:lvlText w:val=""/>
+      <w:lvlJc w:val="start"/>
+      <w:pPr>
+        <w:tabs>
+          <w:tab w:val="num" w:pos="2880"/>
+        </w:tabs>
+        <w:ind w:start="2880" w:hanging="360"/>
+      </w:pPr>
+      <w:rPr>
+        <w:rFonts w:ascii="Symbol" w:hAnsi="Symbol" w:cs="Symbol" w:hint="default"/>
+      </w:rPr>
+    </w:lvl>
+    <w:lvl w:ilvl="7">
+      <w:start w:val="1"/>
+      <w:numFmt w:val="bullet"/>
+      <w:lvlText w:val="◦"/>
+      <w:lvlJc w:val="start"/>
+      <w:pPr>
+        <w:tabs>
+          <w:tab w:val="num" w:pos="3240"/>
+        </w:tabs>
+        <w:ind w:start="3240" w:hanging="360"/>
+      </w:pPr>
+      <w:rPr>
+        <w:rFonts w:ascii="OpenSymbol" w:hAnsi="OpenSymbol" w:cs="OpenSymbol" w:hint="default"/>
+      </w:rPr>
+    </w:lvl>
+    <w:lvl w:ilvl="8">
+      <w:start w:val="1"/>
+      <w:numFmt w:val="bullet"/>
+      <w:lvlText w:val="▪"/>
+      <w:lvlJc w:val="start"/>
+      <w:pPr>
+        <w:tabs>
+          <w:tab w:val="num" w:pos="3600"/>
+        </w:tabs>
+        <w:ind w:start="3600" w:hanging="360"/>
+      </w:pPr>
+      <w:rPr>
+        <w:rFonts w:ascii="OpenSymbol" w:hAnsi="OpenSymbol" w:cs="OpenSymbol" w:hint="default"/>
+      </w:rPr>
+    </w:lvl>
+  </w:abstractNum>
+  <w:abstractNum w:abstractNumId="67">
+    <w:lvl w:ilvl="0">
+      <w:start w:val="1"/>
+      <w:numFmt w:val="bullet"/>
+      <w:lvlText w:val=""/>
+      <w:lvlJc w:val="start"/>
+      <w:pPr>
+        <w:tabs>
+          <w:tab w:val="num" w:pos="720"/>
+        </w:tabs>
+        <w:ind w:start="720" w:hanging="360"/>
+      </w:pPr>
+      <w:rPr>
+        <w:rFonts w:ascii="Symbol" w:hAnsi="Symbol" w:cs="Symbol" w:hint="default"/>
+      </w:rPr>
+    </w:lvl>
+    <w:lvl w:ilvl="1">
+      <w:start w:val="1"/>
+      <w:numFmt w:val="bullet"/>
+      <w:lvlText w:val="◦"/>
+      <w:lvlJc w:val="start"/>
+      <w:pPr>
+        <w:tabs>
+          <w:tab w:val="num" w:pos="1080"/>
+        </w:tabs>
+        <w:ind w:start="1080" w:hanging="360"/>
+      </w:pPr>
+      <w:rPr>
+        <w:rFonts w:ascii="OpenSymbol" w:hAnsi="OpenSymbol" w:cs="OpenSymbol" w:hint="default"/>
+      </w:rPr>
+    </w:lvl>
+    <w:lvl w:ilvl="2">
+      <w:start w:val="1"/>
+      <w:numFmt w:val="bullet"/>
+      <w:lvlText w:val="▪"/>
+      <w:lvlJc w:val="start"/>
+      <w:pPr>
+        <w:tabs>
+          <w:tab w:val="num" w:pos="1440"/>
+        </w:tabs>
+        <w:ind w:start="1440" w:hanging="360"/>
+      </w:pPr>
+      <w:rPr>
+        <w:rFonts w:ascii="OpenSymbol" w:hAnsi="OpenSymbol" w:cs="OpenSymbol" w:hint="default"/>
+      </w:rPr>
+    </w:lvl>
+    <w:lvl w:ilvl="3">
+      <w:start w:val="1"/>
+      <w:numFmt w:val="bullet"/>
+      <w:lvlText w:val=""/>
+      <w:lvlJc w:val="start"/>
+      <w:pPr>
+        <w:tabs>
+          <w:tab w:val="num" w:pos="1800"/>
+        </w:tabs>
+        <w:ind w:start="1800" w:hanging="360"/>
+      </w:pPr>
+      <w:rPr>
+        <w:rFonts w:ascii="Symbol" w:hAnsi="Symbol" w:cs="Symbol" w:hint="default"/>
+      </w:rPr>
+    </w:lvl>
+    <w:lvl w:ilvl="4">
+      <w:start w:val="1"/>
+      <w:numFmt w:val="bullet"/>
+      <w:lvlText w:val="◦"/>
+      <w:lvlJc w:val="start"/>
+      <w:pPr>
+        <w:tabs>
+          <w:tab w:val="num" w:pos="2160"/>
+        </w:tabs>
+        <w:ind w:start="2160" w:hanging="360"/>
+      </w:pPr>
+      <w:rPr>
+        <w:rFonts w:ascii="OpenSymbol" w:hAnsi="OpenSymbol" w:cs="OpenSymbol" w:hint="default"/>
+      </w:rPr>
+    </w:lvl>
+    <w:lvl w:ilvl="5">
+      <w:start w:val="1"/>
+      <w:numFmt w:val="bullet"/>
+      <w:lvlText w:val="▪"/>
+      <w:lvlJc w:val="start"/>
+      <w:pPr>
+        <w:tabs>
+          <w:tab w:val="num" w:pos="2520"/>
+        </w:tabs>
+        <w:ind w:start="2520" w:hanging="360"/>
+      </w:pPr>
+      <w:rPr>
+        <w:rFonts w:ascii="OpenSymbol" w:hAnsi="OpenSymbol" w:cs="OpenSymbol" w:hint="default"/>
+      </w:rPr>
+    </w:lvl>
+    <w:lvl w:ilvl="6">
+      <w:start w:val="1"/>
+      <w:numFmt w:val="bullet"/>
+      <w:lvlText w:val=""/>
+      <w:lvlJc w:val="start"/>
+      <w:pPr>
+        <w:tabs>
+          <w:tab w:val="num" w:pos="2880"/>
+        </w:tabs>
+        <w:ind w:start="2880" w:hanging="360"/>
+      </w:pPr>
+      <w:rPr>
+        <w:rFonts w:ascii="Symbol" w:hAnsi="Symbol" w:cs="Symbol" w:hint="default"/>
+      </w:rPr>
+    </w:lvl>
+    <w:lvl w:ilvl="7">
+      <w:start w:val="1"/>
+      <w:numFmt w:val="bullet"/>
+      <w:lvlText w:val="◦"/>
+      <w:lvlJc w:val="start"/>
+      <w:pPr>
+        <w:tabs>
+          <w:tab w:val="num" w:pos="3240"/>
+        </w:tabs>
+        <w:ind w:start="3240" w:hanging="360"/>
+      </w:pPr>
+      <w:rPr>
+        <w:rFonts w:ascii="OpenSymbol" w:hAnsi="OpenSymbol" w:cs="OpenSymbol" w:hint="default"/>
+      </w:rPr>
+    </w:lvl>
+    <w:lvl w:ilvl="8">
+      <w:start w:val="1"/>
+      <w:numFmt w:val="bullet"/>
+      <w:lvlText w:val="▪"/>
+      <w:lvlJc w:val="start"/>
+      <w:pPr>
+        <w:tabs>
+          <w:tab w:val="num" w:pos="3600"/>
+        </w:tabs>
+        <w:ind w:start="3600" w:hanging="360"/>
+      </w:pPr>
+      <w:rPr>
+        <w:rFonts w:ascii="OpenSymbol" w:hAnsi="OpenSymbol" w:cs="OpenSymbol" w:hint="default"/>
+      </w:rPr>
+    </w:lvl>
+  </w:abstractNum>
+  <w:abstractNum w:abstractNumId="68">
+    <w:lvl w:ilvl="0">
+      <w:start w:val="1"/>
+      <w:numFmt w:val="bullet"/>
+      <w:lvlText w:val=""/>
+      <w:lvlJc w:val="start"/>
+      <w:pPr>
+        <w:tabs>
+          <w:tab w:val="num" w:pos="720"/>
+        </w:tabs>
+        <w:ind w:start="720" w:hanging="360"/>
+      </w:pPr>
+      <w:rPr>
+        <w:rFonts w:ascii="Symbol" w:hAnsi="Symbol" w:cs="Symbol" w:hint="default"/>
+      </w:rPr>
+    </w:lvl>
+    <w:lvl w:ilvl="1">
+      <w:start w:val="1"/>
+      <w:numFmt w:val="bullet"/>
+      <w:lvlText w:val="◦"/>
+      <w:lvlJc w:val="start"/>
+      <w:pPr>
+        <w:tabs>
+          <w:tab w:val="num" w:pos="1080"/>
+        </w:tabs>
+        <w:ind w:start="1080" w:hanging="360"/>
+      </w:pPr>
+      <w:rPr>
+        <w:rFonts w:ascii="OpenSymbol" w:hAnsi="OpenSymbol" w:cs="OpenSymbol" w:hint="default"/>
+      </w:rPr>
+    </w:lvl>
+    <w:lvl w:ilvl="2">
+      <w:start w:val="1"/>
+      <w:numFmt w:val="bullet"/>
+      <w:lvlText w:val="▪"/>
+      <w:lvlJc w:val="start"/>
+      <w:pPr>
+        <w:tabs>
+          <w:tab w:val="num" w:pos="1440"/>
+        </w:tabs>
+        <w:ind w:start="1440" w:hanging="360"/>
+      </w:pPr>
+      <w:rPr>
+        <w:rFonts w:ascii="OpenSymbol" w:hAnsi="OpenSymbol" w:cs="OpenSymbol" w:hint="default"/>
+      </w:rPr>
+    </w:lvl>
+    <w:lvl w:ilvl="3">
+      <w:start w:val="1"/>
+      <w:numFmt w:val="bullet"/>
+      <w:lvlText w:val=""/>
+      <w:lvlJc w:val="start"/>
+      <w:pPr>
+        <w:tabs>
+          <w:tab w:val="num" w:pos="1800"/>
+        </w:tabs>
+        <w:ind w:start="1800" w:hanging="360"/>
+      </w:pPr>
+      <w:rPr>
+        <w:rFonts w:ascii="Symbol" w:hAnsi="Symbol" w:cs="Symbol" w:hint="default"/>
+      </w:rPr>
+    </w:lvl>
+    <w:lvl w:ilvl="4">
+      <w:start w:val="1"/>
+      <w:numFmt w:val="bullet"/>
+      <w:lvlText w:val="◦"/>
+      <w:lvlJc w:val="start"/>
+      <w:pPr>
+        <w:tabs>
+          <w:tab w:val="num" w:pos="2160"/>
+        </w:tabs>
+        <w:ind w:start="2160" w:hanging="360"/>
+      </w:pPr>
+      <w:rPr>
+        <w:rFonts w:ascii="OpenSymbol" w:hAnsi="OpenSymbol" w:cs="OpenSymbol" w:hint="default"/>
+      </w:rPr>
+    </w:lvl>
+    <w:lvl w:ilvl="5">
+      <w:start w:val="1"/>
+      <w:numFmt w:val="bullet"/>
+      <w:lvlText w:val="▪"/>
+      <w:lvlJc w:val="start"/>
+      <w:pPr>
+        <w:tabs>
+          <w:tab w:val="num" w:pos="2520"/>
+        </w:tabs>
+        <w:ind w:start="2520" w:hanging="360"/>
+      </w:pPr>
+      <w:rPr>
+        <w:rFonts w:ascii="OpenSymbol" w:hAnsi="OpenSymbol" w:cs="OpenSymbol" w:hint="default"/>
+      </w:rPr>
+    </w:lvl>
+    <w:lvl w:ilvl="6">
+      <w:start w:val="1"/>
+      <w:numFmt w:val="bullet"/>
+      <w:lvlText w:val=""/>
+      <w:lvlJc w:val="start"/>
+      <w:pPr>
+        <w:tabs>
+          <w:tab w:val="num" w:pos="2880"/>
+        </w:tabs>
+        <w:ind w:start="2880" w:hanging="360"/>
+      </w:pPr>
+      <w:rPr>
+        <w:rFonts w:ascii="Symbol" w:hAnsi="Symbol" w:cs="Symbol" w:hint="default"/>
+      </w:rPr>
+    </w:lvl>
+    <w:lvl w:ilvl="7">
+      <w:start w:val="1"/>
+      <w:numFmt w:val="bullet"/>
+      <w:lvlText w:val="◦"/>
+      <w:lvlJc w:val="start"/>
+      <w:pPr>
+        <w:tabs>
+          <w:tab w:val="num" w:pos="3240"/>
+        </w:tabs>
+        <w:ind w:start="3240" w:hanging="360"/>
+      </w:pPr>
+      <w:rPr>
+        <w:rFonts w:ascii="OpenSymbol" w:hAnsi="OpenSymbol" w:cs="OpenSymbol" w:hint="default"/>
+      </w:rPr>
+    </w:lvl>
+    <w:lvl w:ilvl="8">
+      <w:start w:val="1"/>
+      <w:numFmt w:val="bullet"/>
+      <w:lvlText w:val="▪"/>
+      <w:lvlJc w:val="start"/>
+      <w:pPr>
+        <w:tabs>
+          <w:tab w:val="num" w:pos="3600"/>
+        </w:tabs>
+        <w:ind w:start="3600" w:hanging="360"/>
+      </w:pPr>
+      <w:rPr>
+        <w:rFonts w:ascii="OpenSymbol" w:hAnsi="OpenSymbol" w:cs="OpenSymbol" w:hint="default"/>
+      </w:rPr>
+    </w:lvl>
+  </w:abstractNum>
+  <w:abstractNum w:abstractNumId="69">
     <w:lvl w:ilvl="0">
       <w:start w:val="1"/>
       <w:numFmt w:val="none"/>
@@ -22158,6 +23316,18 @@
   </w:num>
   <w:num w:numId="65">
     <w:abstractNumId w:val="65"/>
+  </w:num>
+  <w:num w:numId="66">
+    <w:abstractNumId w:val="66"/>
+  </w:num>
+  <w:num w:numId="67">
+    <w:abstractNumId w:val="67"/>
+  </w:num>
+  <w:num w:numId="68">
+    <w:abstractNumId w:val="68"/>
+  </w:num>
+  <w:num w:numId="69">
+    <w:abstractNumId w:val="69"/>
   </w:num>
 </w:numbering>
 </file>
